--- a/Manuales/Manual_Profesor_Administrador.docx
+++ b/Manuales/Manual_Profesor_Administrador.docx
@@ -2,10 +2,6 @@
 <file path=word/document.xml><?xml version="1.0" encoding="utf-8"?>
 <w:document xmlns:wpc="http://schemas.microsoft.com/office/word/2010/wordprocessingCanvas" xmlns:mo="http://schemas.microsoft.com/office/mac/office/2008/main" xmlns:mc="http://schemas.openxmlformats.org/markup-compatibility/2006" xmlns:mv="urn:schemas-microsoft-com:mac:vml" xmlns:o="urn:schemas-microsoft-com:office:office" xmlns:r="http://schemas.openxmlformats.org/officeDocument/2006/relationships" xmlns:m="http://schemas.openxmlformats.org/officeDocument/2006/math" xmlns:v="urn:schemas-microsoft-com:vml" xmlns:wp14="http://schemas.microsoft.com/office/word/2010/wordprocessingDrawing" xmlns:wp="http://schemas.openxmlformats.org/drawingml/2006/wordprocessingDrawing" xmlns:w10="urn:schemas-microsoft-com:office:word" xmlns:w="http://schemas.openxmlformats.org/wordprocessingml/2006/main" xmlns:w14="http://schemas.microsoft.com/office/word/2010/wordml" xmlns:wpg="http://schemas.microsoft.com/office/word/2010/wordprocessingGroup" xmlns:wpi="http://schemas.microsoft.com/office/word/2010/wordprocessingInk" xmlns:wne="http://schemas.microsoft.com/office/word/2006/wordml" xmlns:wps="http://schemas.microsoft.com/office/word/2010/wordprocessingShape" mc:Ignorable="w14 wp14">
   <w:body>
-    <w:p/>
-    <w:p/>
-    <w:p/>
-    <w:p/>
     <w:p>
       <w:pPr>
         <w:jc w:val="center"/>
@@ -25,7 +21,6 @@
       </w:pPr>
       <w:r>
         <w:rPr>
-          <w:color w:val="555555"/>
           <w:sz w:val="28"/>
         </w:rPr>
         <w:t>Sistema de Gestión de Proyectos de Grado</w:t>
@@ -39,8 +34,7 @@
       <w:r>
         <w:rPr>
           <w:b/>
-          <w:color w:val="1A1A1A"/>
-          <w:sz w:val="44"/>
+          <w:sz w:val="32"/>
         </w:rPr>
         <w:t>Manual de Usuario</w:t>
       </w:r>
@@ -51,13 +45,11 @@
       </w:pPr>
       <w:r>
         <w:rPr>
-          <w:color w:val="777777"/>
-          <w:sz w:val="26"/>
+          <w:sz w:val="28"/>
         </w:rPr>
         <w:t>Rol: Profesor Administrador</w:t>
       </w:r>
     </w:p>
-    <w:p/>
     <w:p/>
     <w:p/>
     <w:p>
@@ -88,8 +80,7 @@
       </w:pPr>
       <w:r>
         <w:rPr>
-          <w:color w:val="0D6EFD"/>
-          <w:sz w:val="22"/>
+          <w:color w:val="C05A12"/>
         </w:rPr>
         <w:t>https://sistesis.site</w:t>
       </w:r>
@@ -113,7 +104,6 @@
     <w:p>
       <w:pPr>
         <w:pStyle w:val="ListBullet"/>
-        <w:ind w:left="720"/>
       </w:pPr>
       <w:r>
         <w:t>1. Introducción</w:t>
@@ -122,16 +112,14 @@
     <w:p>
       <w:pPr>
         <w:pStyle w:val="ListBullet"/>
-        <w:ind w:left="720"/>
-      </w:pPr>
-      <w:r>
-        <w:t>2. Inicio de sesión</w:t>
+      </w:pPr>
+      <w:r>
+        <w:t>2. Inicio de sesión y recuperación de contraseña</w:t>
       </w:r>
     </w:p>
     <w:p>
       <w:pPr>
         <w:pStyle w:val="ListBullet"/>
-        <w:ind w:left="720"/>
       </w:pPr>
       <w:r>
         <w:t>3. Panel de administración (Dashboard)</w:t>
@@ -140,7 +128,6 @@
     <w:p>
       <w:pPr>
         <w:pStyle w:val="ListBullet"/>
-        <w:ind w:left="720"/>
       </w:pPr>
       <w:r>
         <w:t>4. Gestión de proyectos de grado</w:t>
@@ -149,7 +136,6 @@
     <w:p>
       <w:pPr>
         <w:pStyle w:val="ListBullet"/>
-        <w:ind w:left="720"/>
       </w:pPr>
       <w:r>
         <w:t>5. Detalle de un proyecto</w:t>
@@ -158,7 +144,6 @@
     <w:p>
       <w:pPr>
         <w:pStyle w:val="ListBullet"/>
-        <w:ind w:left="720"/>
       </w:pPr>
       <w:r>
         <w:t>6. Asignación de evaluadores</w:t>
@@ -167,7 +152,6 @@
     <w:p>
       <w:pPr>
         <w:pStyle w:val="ListBullet"/>
-        <w:ind w:left="720"/>
       </w:pPr>
       <w:r>
         <w:t>7. Seguimiento de evaluaciones</w:t>
@@ -176,7 +160,6 @@
     <w:p>
       <w:pPr>
         <w:pStyle w:val="ListBullet"/>
-        <w:ind w:left="720"/>
       </w:pPr>
       <w:r>
         <w:t>8. Gestión de correcciones y rondas de revisión</w:t>
@@ -185,7 +168,6 @@
     <w:p>
       <w:pPr>
         <w:pStyle w:val="ListBullet"/>
-        <w:ind w:left="720"/>
       </w:pPr>
       <w:r>
         <w:t>9. Programar sustentación</w:t>
@@ -194,7 +176,6 @@
     <w:p>
       <w:pPr>
         <w:pStyle w:val="ListBullet"/>
-        <w:ind w:left="720"/>
       </w:pPr>
       <w:r>
         <w:t>10. Acta de sustentación y firmas digitales</w:t>
@@ -203,7 +184,6 @@
     <w:p>
       <w:pPr>
         <w:pStyle w:val="ListBullet"/>
-        <w:ind w:left="720"/>
       </w:pPr>
       <w:r>
         <w:t>11. Finalización del proyecto</w:t>
@@ -212,7 +192,6 @@
     <w:p>
       <w:pPr>
         <w:pStyle w:val="ListBullet"/>
-        <w:ind w:left="720"/>
       </w:pPr>
       <w:r>
         <w:t>12. Gestión de evaluadores</w:t>
@@ -221,7 +200,6 @@
     <w:p>
       <w:pPr>
         <w:pStyle w:val="ListBullet"/>
-        <w:ind w:left="720"/>
       </w:pPr>
       <w:r>
         <w:t>13. Gestión de programas académicos</w:t>
@@ -230,7 +208,6 @@
     <w:p>
       <w:pPr>
         <w:pStyle w:val="ListBullet"/>
-        <w:ind w:left="720"/>
       </w:pPr>
       <w:r>
         <w:t>14. Configuración de rúbricas</w:t>
@@ -239,7 +216,6 @@
     <w:p>
       <w:pPr>
         <w:pStyle w:val="ListBullet"/>
-        <w:ind w:left="720"/>
       </w:pPr>
       <w:r>
         <w:t>15. Elementos de revisión (checklist)</w:t>
@@ -248,7 +224,6 @@
     <w:p>
       <w:pPr>
         <w:pStyle w:val="ListBullet"/>
-        <w:ind w:left="720"/>
       </w:pPr>
       <w:r>
         <w:t>16. Pesos de evaluación</w:t>
@@ -257,28 +232,57 @@
     <w:p>
       <w:pPr>
         <w:pStyle w:val="ListBullet"/>
-        <w:ind w:left="720"/>
-      </w:pPr>
-      <w:r>
-        <w:t>17. Historial de notificaciones</w:t>
+      </w:pPr>
+      <w:r>
+        <w:t>17. Gestión de usuarios</w:t>
       </w:r>
     </w:p>
     <w:p>
       <w:pPr>
         <w:pStyle w:val="ListBullet"/>
-        <w:ind w:left="720"/>
-      </w:pPr>
-      <w:r>
-        <w:t>18. Exportar datos (CSV)</w:t>
+      </w:pPr>
+      <w:r>
+        <w:t>18. Configuración SMTP y correos</w:t>
       </w:r>
     </w:p>
     <w:p>
       <w:pPr>
         <w:pStyle w:val="ListBullet"/>
-        <w:ind w:left="720"/>
-      </w:pPr>
-      <w:r>
-        <w:t>19. Preguntas frecuentes</w:t>
+      </w:pPr>
+      <w:r>
+        <w:t>19. Reglas de notificación por evento</w:t>
+      </w:r>
+    </w:p>
+    <w:p>
+      <w:pPr>
+        <w:pStyle w:val="ListBullet"/>
+      </w:pPr>
+      <w:r>
+        <w:t>20. Historial de notificaciones</w:t>
+      </w:r>
+    </w:p>
+    <w:p>
+      <w:pPr>
+        <w:pStyle w:val="ListBullet"/>
+      </w:pPr>
+      <w:r>
+        <w:t>21. Reportes y exportación</w:t>
+      </w:r>
+    </w:p>
+    <w:p>
+      <w:pPr>
+        <w:pStyle w:val="ListBullet"/>
+      </w:pPr>
+      <w:r>
+        <w:t>22. GioBot – Asistente con Inteligencia Artificial</w:t>
+      </w:r>
+    </w:p>
+    <w:p>
+      <w:pPr>
+        <w:pStyle w:val="ListBullet"/>
+      </w:pPr>
+      <w:r>
+        <w:t>23. Preguntas frecuentes</w:t>
       </w:r>
     </w:p>
     <w:p>
@@ -298,52 +302,45 @@
       </w:r>
     </w:p>
     <w:p>
-      <w:r>
-        <w:rPr>
-          <w:b w:val="0"/>
-        </w:rPr>
-        <w:t>SisTesis es el Sistema de Gestión de Proyectos de Grado de la Facultad de Ingeniería de la Universidad de San Buenaventura – Cali. Este manual describe el uso de la plataforma desde el rol de Profesor Administrador.</w:t>
-      </w:r>
-    </w:p>
-    <w:p>
-      <w:r>
-        <w:rPr>
-          <w:b w:val="0"/>
-        </w:rPr>
+      <w:pPr/>
+      <w:r>
+        <w:t>SisTesis es el Sistema de Gestión de Proyectos de Grado de la Facultad de Ingeniería de la Universidad de San Buenaventura – Cali. Como Profesor Administrador, usted es el actor central del proceso: recibe los proyectos de los estudiantes, los asigna a evaluadores y acompaña el proyecto hasta su finalización y firma del acta.</w:t>
+      </w:r>
+    </w:p>
+    <w:p/>
+    <w:p>
+      <w:pPr/>
+      <w:r>
         <w:t>Como administrador de programa, usted podrá:</w:t>
       </w:r>
     </w:p>
     <w:p>
       <w:pPr>
         <w:pStyle w:val="ListBullet"/>
-        <w:ind w:left="720"/>
-      </w:pPr>
-      <w:r>
-        <w:t>Revisar y gestionar los proyectos de grado de sus programas asignados.</w:t>
+      </w:pPr>
+      <w:r>
+        <w:t>Revisar y gestionar los proyectos de grado de los programas que le hayan sido asignados.</w:t>
       </w:r>
     </w:p>
     <w:p>
       <w:pPr>
         <w:pStyle w:val="ListBullet"/>
-        <w:ind w:left="720"/>
-      </w:pPr>
-      <w:r>
-        <w:t>Asignar evaluadores y establecer fechas límite.</w:t>
+      </w:pPr>
+      <w:r>
+        <w:t>Asignar evaluadores, establecer fechas límite y configurar asignación ciega.</w:t>
       </w:r>
     </w:p>
     <w:p>
       <w:pPr>
         <w:pStyle w:val="ListBullet"/>
-        <w:ind w:left="720"/>
-      </w:pPr>
-      <w:r>
-        <w:t>Monitorear el progreso de evaluaciones en tiempo real.</w:t>
+      </w:pPr>
+      <w:r>
+        <w:t>Monitorear el progreso de todas las evaluaciones en tiempo real.</w:t>
       </w:r>
     </w:p>
     <w:p>
       <w:pPr>
         <w:pStyle w:val="ListBullet"/>
-        <w:ind w:left="720"/>
       </w:pPr>
       <w:r>
         <w:t>Solicitar correcciones y gestionar rondas de revisión.</w:t>
@@ -352,46 +349,65 @@
     <w:p>
       <w:pPr>
         <w:pStyle w:val="ListBullet"/>
-        <w:ind w:left="720"/>
-      </w:pPr>
-      <w:r>
-        <w:t>Programar sustentaciones y gestionar el acta de firmas.</w:t>
+      </w:pPr>
+      <w:r>
+        <w:t>Programar sustentaciones y gestionar el acta de firmas digitales.</w:t>
       </w:r>
     </w:p>
     <w:p>
       <w:pPr>
         <w:pStyle w:val="ListBullet"/>
-        <w:ind w:left="720"/>
-      </w:pPr>
-      <w:r>
-        <w:t>Configurar rúbricas, pesos de evaluación y elementos de revisión.</w:t>
+      </w:pPr>
+      <w:r>
+        <w:t>Configurar rúbricas, pesos de evaluación y listas de verificación por programa.</w:t>
       </w:r>
     </w:p>
     <w:p>
       <w:pPr>
         <w:pStyle w:val="ListBullet"/>
-        <w:ind w:left="720"/>
-      </w:pPr>
-      <w:r>
-        <w:t>Gestionar la base de datos de evaluadores.</w:t>
+      </w:pPr>
+      <w:r>
+        <w:t>Gestionar la base de datos de evaluadores y sus credenciales.</w:t>
       </w:r>
     </w:p>
     <w:p>
       <w:pPr>
         <w:pStyle w:val="ListBullet"/>
-        <w:ind w:left="720"/>
-      </w:pPr>
-      <w:r>
-        <w:t>Administrar programas académicos y ventanas de recepción.</w:t>
+      </w:pPr>
+      <w:r>
+        <w:t>Administrar programas académicos y ventanas de recepción de proyectos.</w:t>
       </w:r>
     </w:p>
     <w:p>
       <w:pPr>
         <w:pStyle w:val="ListBullet"/>
-        <w:ind w:left="720"/>
-      </w:pPr>
-      <w:r>
-        <w:t>Exportar informes en formato CSV.</w:t>
+      </w:pPr>
+      <w:r>
+        <w:t>Gestionar todos los usuarios del sistema (estudiantes, evaluadores, admins).</w:t>
+      </w:r>
+    </w:p>
+    <w:p>
+      <w:pPr>
+        <w:pStyle w:val="ListBullet"/>
+      </w:pPr>
+      <w:r>
+        <w:t>Configurar el servidor de correo (SMTP) y las reglas de notificación automática.</w:t>
+      </w:r>
+    </w:p>
+    <w:p>
+      <w:pPr>
+        <w:pStyle w:val="ListBullet"/>
+      </w:pPr>
+      <w:r>
+        <w:t>Consultar reportes, discrepancias y exportar datos en CSV.</w:t>
+      </w:r>
+    </w:p>
+    <w:p>
+      <w:pPr>
+        <w:pStyle w:val="ListBullet"/>
+      </w:pPr>
+      <w:r>
+        <w:t>Usar GioBot, el asistente con IA integrado, para consultas rápidas sobre proyectos.</w:t>
       </w:r>
     </w:p>
     <w:p>
@@ -407,13 +423,20 @@
         <w:rPr>
           <w:color w:val="C05A12"/>
         </w:rPr>
-        <w:t>2. Inicio de sesión</w:t>
+        <w:t>2. Inicio de sesión y recuperación de contraseña</w:t>
+      </w:r>
+    </w:p>
+    <w:p>
+      <w:pPr>
+        <w:pStyle w:val="Heading2"/>
+      </w:pPr>
+      <w:r>
+        <w:t>Iniciar sesión</w:t>
       </w:r>
     </w:p>
     <w:p>
       <w:pPr>
         <w:pStyle w:val="ListNumber"/>
-        <w:ind w:left="720"/>
       </w:pPr>
       <w:r>
         <w:t>Ingrese a https://sistesis.site/login/staff en su navegador.</w:t>
@@ -422,7 +445,6 @@
     <w:p>
       <w:pPr>
         <w:pStyle w:val="ListNumber"/>
-        <w:ind w:left="720"/>
       </w:pPr>
       <w:r>
         <w:t>Escriba su correo institucional y contraseña.</w:t>
@@ -431,28 +453,110 @@
     <w:p>
       <w:pPr>
         <w:pStyle w:val="ListNumber"/>
-        <w:ind w:left="720"/>
-      </w:pPr>
-      <w:r>
-        <w:t>Haga clic en "Iniciar sesión".</w:t>
+      </w:pPr>
+      <w:r>
+        <w:t>Haga clic en "Ingresar".</w:t>
       </w:r>
     </w:p>
     <w:p>
       <w:pPr>
         <w:pStyle w:val="ListNumber"/>
-        <w:ind w:left="720"/>
-      </w:pPr>
-      <w:r>
-        <w:t>Será redirigido al panel de administración.</w:t>
-      </w:r>
-    </w:p>
-    <w:p>
+      </w:pPr>
+      <w:r>
+        <w:t>Será redirigido automáticamente al panel de administración.</w:t>
+      </w:r>
+    </w:p>
+    <w:p/>
+    <w:p>
+      <w:pPr/>
       <w:r>
         <w:rPr>
           <w:i/>
-          <w:color w:val="0D6EFD"/>
+          <w:color w:val="333399"/>
         </w:rPr>
         <w:t>ℹ️  Las credenciales de administrador son otorgadas por el Superadministrador del sistema.</w:t>
+      </w:r>
+    </w:p>
+    <w:p/>
+    <w:p>
+      <w:pPr>
+        <w:pStyle w:val="Heading2"/>
+      </w:pPr>
+      <w:r>
+        <w:t>Recuperar contraseña olvidada</w:t>
+      </w:r>
+    </w:p>
+    <w:p>
+      <w:pPr/>
+      <w:r>
+        <w:t>Si olvidó su contraseña, puede recuperarla de forma autónoma sin contactar al superadministrador:</w:t>
+      </w:r>
+    </w:p>
+    <w:p>
+      <w:pPr>
+        <w:pStyle w:val="ListNumber"/>
+      </w:pPr>
+      <w:r>
+        <w:t>En la pantalla de inicio de sesión, haga clic en "¿Olvidaste tu contraseña?" (aparece debajo del botón Ingresar).</w:t>
+      </w:r>
+    </w:p>
+    <w:p>
+      <w:pPr>
+        <w:pStyle w:val="ListNumber"/>
+      </w:pPr>
+      <w:r>
+        <w:t>En la ventana emergente ingrese:</w:t>
+      </w:r>
+    </w:p>
+    <w:p>
+      <w:pPr>
+        <w:pStyle w:val="ListBullet"/>
+      </w:pPr>
+      <w:r>
+        <w:t>Cédula: su número de cédula de ciudadanía.</w:t>
+      </w:r>
+    </w:p>
+    <w:p>
+      <w:pPr>
+        <w:pStyle w:val="ListBullet"/>
+      </w:pPr>
+      <w:r>
+        <w:t>Correo institucional: su correo @usbcali.edu.co registrado en el sistema.</w:t>
+      </w:r>
+    </w:p>
+    <w:p>
+      <w:pPr>
+        <w:pStyle w:val="ListNumber"/>
+      </w:pPr>
+      <w:r>
+        <w:t>Haga clic en "Enviar".</w:t>
+      </w:r>
+    </w:p>
+    <w:p>
+      <w:pPr>
+        <w:pStyle w:val="ListNumber"/>
+      </w:pPr>
+      <w:r>
+        <w:t>Si los datos coinciden, recibirá un correo con su usuario y una nueva contraseña. El sistema confirmará el nombre del usuario encontrado en la pantalla.</w:t>
+      </w:r>
+    </w:p>
+    <w:p>
+      <w:pPr>
+        <w:pStyle w:val="ListNumber"/>
+      </w:pPr>
+      <w:r>
+        <w:t>Si no encuentra el correo en la bandeja principal, revise la carpeta de spam.</w:t>
+      </w:r>
+    </w:p>
+    <w:p/>
+    <w:p>
+      <w:pPr/>
+      <w:r>
+        <w:rPr>
+          <w:i/>
+          <w:color w:val="333399"/>
+        </w:rPr>
+        <w:t>⚠️  La nueva contraseña enviada tiene el formato: primer_nombre_en_minúsculas + cédula. Se recomienda cambiarla después de ingresar al sistema.</w:t>
       </w:r>
     </w:p>
     <w:p>
@@ -472,39 +576,34 @@
       </w:r>
     </w:p>
     <w:p>
-      <w:r>
-        <w:rPr>
-          <w:b w:val="0"/>
-        </w:rPr>
-        <w:t>El panel principal muestra un resumen general del estado de los proyectos de sus programas.</w:t>
-      </w:r>
-    </w:p>
+      <w:pPr/>
+      <w:r>
+        <w:t>El panel principal muestra un resumen completo del estado de los proyectos de los programas que tiene asignados.</w:t>
+      </w:r>
+    </w:p>
+    <w:p/>
     <w:p>
       <w:pPr>
         <w:pStyle w:val="Heading2"/>
       </w:pPr>
       <w:r>
-        <w:rPr>
-          <w:color w:val="333333"/>
-        </w:rPr>
         <w:t>Indicadores estadísticos</w:t>
       </w:r>
     </w:p>
     <w:tbl>
       <w:tblPr>
-        <w:tblStyle w:val="LightShading-Accent1"/>
+        <w:tblStyle w:val="TableGrid"/>
         <w:tblW w:type="auto" w:w="0"/>
-        <w:jc w:val="center"/>
         <w:tblLook w:firstColumn="1" w:firstRow="1" w:lastColumn="0" w:lastRow="0" w:noHBand="0" w:noVBand="1" w:val="04A0"/>
       </w:tblPr>
       <w:tblGrid>
-        <w:gridCol w:w="4703"/>
-        <w:gridCol w:w="4703"/>
+        <w:gridCol w:w="4680"/>
+        <w:gridCol w:w="4680"/>
       </w:tblGrid>
       <w:tr>
         <w:tc>
           <w:tcPr>
-            <w:tcW w:type="dxa" w:w="4703"/>
+            <w:tcW w:type="dxa" w:w="4680"/>
           </w:tcPr>
           <w:p>
             <w:r>
@@ -517,7 +616,7 @@
         </w:tc>
         <w:tc>
           <w:tcPr>
-            <w:tcW w:type="dxa" w:w="4703"/>
+            <w:tcW w:type="dxa" w:w="4680"/>
           </w:tcPr>
           <w:p>
             <w:r>
@@ -532,7 +631,7 @@
       <w:tr>
         <w:tc>
           <w:tcPr>
-            <w:tcW w:type="dxa" w:w="4703"/>
+            <w:tcW w:type="dxa" w:w="4680"/>
           </w:tcPr>
           <w:p>
             <w:r>
@@ -542,11 +641,11 @@
         </w:tc>
         <w:tc>
           <w:tcPr>
-            <w:tcW w:type="dxa" w:w="4703"/>
+            <w:tcW w:type="dxa" w:w="4680"/>
           </w:tcPr>
           <w:p>
             <w:r>
-              <w:t>Cantidad total de proyectos registrados</w:t>
+              <w:t>Cantidad total de proyectos registrados en sus programas.</w:t>
             </w:r>
           </w:p>
         </w:tc>
@@ -554,7 +653,7 @@
       <w:tr>
         <w:tc>
           <w:tcPr>
-            <w:tcW w:type="dxa" w:w="4703"/>
+            <w:tcW w:type="dxa" w:w="4680"/>
           </w:tcPr>
           <w:p>
             <w:r>
@@ -564,11 +663,11 @@
         </w:tc>
         <w:tc>
           <w:tcPr>
-            <w:tcW w:type="dxa" w:w="4703"/>
+            <w:tcW w:type="dxa" w:w="4680"/>
           </w:tcPr>
           <w:p>
             <w:r>
-              <w:t>Proyectos actualmente en proceso de evaluación</w:t>
+              <w:t>Proyectos actualmente en proceso de evaluación académica.</w:t>
             </w:r>
           </w:p>
         </w:tc>
@@ -576,7 +675,7 @@
       <w:tr>
         <w:tc>
           <w:tcPr>
-            <w:tcW w:type="dxa" w:w="4703"/>
+            <w:tcW w:type="dxa" w:w="4680"/>
           </w:tcPr>
           <w:p>
             <w:r>
@@ -586,11 +685,11 @@
         </w:tc>
         <w:tc>
           <w:tcPr>
-            <w:tcW w:type="dxa" w:w="4703"/>
+            <w:tcW w:type="dxa" w:w="4680"/>
           </w:tcPr>
           <w:p>
             <w:r>
-              <w:t>Proyectos que completaron todo el proceso</w:t>
+              <w:t>Proyectos que completaron todo el proceso.</w:t>
             </w:r>
           </w:p>
         </w:tc>
@@ -598,7 +697,7 @@
       <w:tr>
         <w:tc>
           <w:tcPr>
-            <w:tcW w:type="dxa" w:w="4703"/>
+            <w:tcW w:type="dxa" w:w="4680"/>
           </w:tcPr>
           <w:p>
             <w:r>
@@ -608,11 +707,11 @@
         </w:tc>
         <w:tc>
           <w:tcPr>
-            <w:tcW w:type="dxa" w:w="4703"/>
+            <w:tcW w:type="dxa" w:w="4680"/>
           </w:tcPr>
           <w:p>
             <w:r>
-              <w:t>Cantidad de evaluadores registrados</w:t>
+              <w:t>Cantidad de evaluadores registrados en el sistema.</w:t>
             </w:r>
           </w:p>
         </w:tc>
@@ -620,7 +719,7 @@
       <w:tr>
         <w:tc>
           <w:tcPr>
-            <w:tcW w:type="dxa" w:w="4703"/>
+            <w:tcW w:type="dxa" w:w="4680"/>
           </w:tcPr>
           <w:p>
             <w:r>
@@ -630,11 +729,11 @@
         </w:tc>
         <w:tc>
           <w:tcPr>
-            <w:tcW w:type="dxa" w:w="4703"/>
+            <w:tcW w:type="dxa" w:w="4680"/>
           </w:tcPr>
           <w:p>
             <w:r>
-              <w:t>Evaluaciones que superaron la fecha límite (en rojo)</w:t>
+              <w:t>Evaluaciones que superaron su fecha límite (resaltadas en rojo).</w:t>
             </w:r>
           </w:p>
         </w:tc>
@@ -642,7 +741,7 @@
       <w:tr>
         <w:tc>
           <w:tcPr>
-            <w:tcW w:type="dxa" w:w="4703"/>
+            <w:tcW w:type="dxa" w:w="4680"/>
           </w:tcPr>
           <w:p>
             <w:r>
@@ -652,11 +751,11 @@
         </w:tc>
         <w:tc>
           <w:tcPr>
-            <w:tcW w:type="dxa" w:w="4703"/>
+            <w:tcW w:type="dxa" w:w="4680"/>
           </w:tcPr>
           <w:p>
             <w:r>
-              <w:t>Evaluaciones próximas a vencer (en amarillo)</w:t>
+              <w:t>Evaluaciones próximas a vencer (resaltadas en amarillo).</w:t>
             </w:r>
           </w:p>
         </w:tc>
@@ -664,7 +763,7 @@
       <w:tr>
         <w:tc>
           <w:tcPr>
-            <w:tcW w:type="dxa" w:w="4703"/>
+            <w:tcW w:type="dxa" w:w="4680"/>
           </w:tcPr>
           <w:p>
             <w:r>
@@ -674,11 +773,11 @@
         </w:tc>
         <w:tc>
           <w:tcPr>
-            <w:tcW w:type="dxa" w:w="4703"/>
+            <w:tcW w:type="dxa" w:w="4680"/>
           </w:tcPr>
           <w:p>
             <w:r>
-              <w:t>Evaluaciones con vencimiento medio</w:t>
+              <w:t>Evaluaciones con vencimiento intermedio.</w:t>
             </w:r>
           </w:p>
         </w:tc>
@@ -686,7 +785,7 @@
       <w:tr>
         <w:tc>
           <w:tcPr>
-            <w:tcW w:type="dxa" w:w="4703"/>
+            <w:tcW w:type="dxa" w:w="4680"/>
           </w:tcPr>
           <w:p>
             <w:r>
@@ -696,11 +795,11 @@
         </w:tc>
         <w:tc>
           <w:tcPr>
-            <w:tcW w:type="dxa" w:w="4703"/>
+            <w:tcW w:type="dxa" w:w="4680"/>
           </w:tcPr>
           <w:p>
             <w:r>
-              <w:t>Evaluaciones con plazo amplio</w:t>
+              <w:t>Evaluaciones con plazo amplio aún disponible.</w:t>
             </w:r>
           </w:p>
         </w:tc>
@@ -712,16 +811,12 @@
         <w:pStyle w:val="Heading2"/>
       </w:pPr>
       <w:r>
-        <w:rPr>
-          <w:color w:val="333333"/>
-        </w:rPr>
         <w:t>Gráficos</w:t>
       </w:r>
     </w:p>
     <w:p>
       <w:pPr>
         <w:pStyle w:val="ListBullet"/>
-        <w:ind w:left="720"/>
       </w:pPr>
       <w:r>
         <w:t>Gráfico circular: Distribución de proyectos por estado.</w:t>
@@ -730,7 +825,6 @@
     <w:p>
       <w:pPr>
         <w:pStyle w:val="ListBullet"/>
-        <w:ind w:left="720"/>
       </w:pPr>
       <w:r>
         <w:t>Gráfico de barras: Proyectos por programa (en evaluación, finalizados, otros).</w:t>
@@ -739,38 +833,34 @@
     <w:p>
       <w:pPr>
         <w:pStyle w:val="ListBullet"/>
-        <w:ind w:left="720"/>
-      </w:pPr>
-      <w:r>
-        <w:t>Tabla de evaluadores: Asignaciones, completadas, pendientes y vencimientos por evaluador.</w:t>
-      </w:r>
-    </w:p>
+      </w:pPr>
+      <w:r>
+        <w:t>Tabla de evaluadores: Asignaciones activas, completadas, pendientes y fechas de vencimiento.</w:t>
+      </w:r>
+    </w:p>
+    <w:p/>
     <w:p>
       <w:pPr>
         <w:pStyle w:val="Heading2"/>
       </w:pPr>
       <w:r>
-        <w:rPr>
-          <w:color w:val="333333"/>
-        </w:rPr>
         <w:t>Menú lateral de navegación</w:t>
       </w:r>
     </w:p>
     <w:tbl>
       <w:tblPr>
-        <w:tblStyle w:val="LightShading-Accent1"/>
+        <w:tblStyle w:val="TableGrid"/>
         <w:tblW w:type="auto" w:w="0"/>
-        <w:jc w:val="center"/>
         <w:tblLook w:firstColumn="1" w:firstRow="1" w:lastColumn="0" w:lastRow="0" w:noHBand="0" w:noVBand="1" w:val="04A0"/>
       </w:tblPr>
       <w:tblGrid>
-        <w:gridCol w:w="4703"/>
-        <w:gridCol w:w="4703"/>
+        <w:gridCol w:w="4680"/>
+        <w:gridCol w:w="4680"/>
       </w:tblGrid>
       <w:tr>
         <w:tc>
           <w:tcPr>
-            <w:tcW w:type="dxa" w:w="4703"/>
+            <w:tcW w:type="dxa" w:w="4680"/>
           </w:tcPr>
           <w:p>
             <w:r>
@@ -783,7 +873,7 @@
         </w:tc>
         <w:tc>
           <w:tcPr>
-            <w:tcW w:type="dxa" w:w="4703"/>
+            <w:tcW w:type="dxa" w:w="4680"/>
           </w:tcPr>
           <w:p>
             <w:r>
@@ -798,7 +888,7 @@
       <w:tr>
         <w:tc>
           <w:tcPr>
-            <w:tcW w:type="dxa" w:w="4703"/>
+            <w:tcW w:type="dxa" w:w="4680"/>
           </w:tcPr>
           <w:p>
             <w:r>
@@ -808,11 +898,11 @@
         </w:tc>
         <w:tc>
           <w:tcPr>
-            <w:tcW w:type="dxa" w:w="4703"/>
+            <w:tcW w:type="dxa" w:w="4680"/>
           </w:tcPr>
           <w:p>
             <w:r>
-              <w:t>Dashboard con estadísticas</w:t>
+              <w:t>Dashboard con estadísticas y gráficos.</w:t>
             </w:r>
           </w:p>
         </w:tc>
@@ -820,7 +910,7 @@
       <w:tr>
         <w:tc>
           <w:tcPr>
-            <w:tcW w:type="dxa" w:w="4703"/>
+            <w:tcW w:type="dxa" w:w="4680"/>
           </w:tcPr>
           <w:p>
             <w:r>
@@ -830,11 +920,11 @@
         </w:tc>
         <w:tc>
           <w:tcPr>
-            <w:tcW w:type="dxa" w:w="4703"/>
+            <w:tcW w:type="dxa" w:w="4680"/>
           </w:tcPr>
           <w:p>
             <w:r>
-              <w:t>Lista de todos los proyectos de grado</w:t>
+              <w:t>Lista de todos los proyectos de grado de sus programas.</w:t>
             </w:r>
           </w:p>
         </w:tc>
@@ -842,7 +932,7 @@
       <w:tr>
         <w:tc>
           <w:tcPr>
-            <w:tcW w:type="dxa" w:w="4703"/>
+            <w:tcW w:type="dxa" w:w="4680"/>
           </w:tcPr>
           <w:p>
             <w:r>
@@ -852,11 +942,11 @@
         </w:tc>
         <w:tc>
           <w:tcPr>
-            <w:tcW w:type="dxa" w:w="4703"/>
+            <w:tcW w:type="dxa" w:w="4680"/>
           </w:tcPr>
           <w:p>
             <w:r>
-              <w:t>Gestión de cuentas de evaluadores</w:t>
+              <w:t>Gestión de cuentas de evaluadores.</w:t>
             </w:r>
           </w:p>
         </w:tc>
@@ -864,7 +954,7 @@
       <w:tr>
         <w:tc>
           <w:tcPr>
-            <w:tcW w:type="dxa" w:w="4703"/>
+            <w:tcW w:type="dxa" w:w="4680"/>
           </w:tcPr>
           <w:p>
             <w:r>
@@ -874,11 +964,11 @@
         </w:tc>
         <w:tc>
           <w:tcPr>
-            <w:tcW w:type="dxa" w:w="4703"/>
+            <w:tcW w:type="dxa" w:w="4680"/>
           </w:tcPr>
           <w:p>
             <w:r>
-              <w:t>Monitor de evaluaciones y vencimientos</w:t>
+              <w:t>Monitor de evaluaciones y fechas de vencimiento.</w:t>
             </w:r>
           </w:p>
         </w:tc>
@@ -886,7 +976,7 @@
       <w:tr>
         <w:tc>
           <w:tcPr>
-            <w:tcW w:type="dxa" w:w="4703"/>
+            <w:tcW w:type="dxa" w:w="4680"/>
           </w:tcPr>
           <w:p>
             <w:r>
@@ -896,11 +986,11 @@
         </w:tc>
         <w:tc>
           <w:tcPr>
-            <w:tcW w:type="dxa" w:w="4703"/>
+            <w:tcW w:type="dxa" w:w="4680"/>
           </w:tcPr>
           <w:p>
             <w:r>
-              <w:t>Gestión de programas académicos</w:t>
+              <w:t>Gestión de programas académicos y ventanas de recepción.</w:t>
             </w:r>
           </w:p>
         </w:tc>
@@ -908,7 +998,7 @@
       <w:tr>
         <w:tc>
           <w:tcPr>
-            <w:tcW w:type="dxa" w:w="4703"/>
+            <w:tcW w:type="dxa" w:w="4680"/>
           </w:tcPr>
           <w:p>
             <w:r>
@@ -918,11 +1008,11 @@
         </w:tc>
         <w:tc>
           <w:tcPr>
-            <w:tcW w:type="dxa" w:w="4703"/>
+            <w:tcW w:type="dxa" w:w="4680"/>
           </w:tcPr>
           <w:p>
             <w:r>
-              <w:t>Configuración de rúbricas de evaluación</w:t>
+              <w:t>Configuración de rúbricas de evaluación por programa.</w:t>
             </w:r>
           </w:p>
         </w:tc>
@@ -930,7 +1020,7 @@
       <w:tr>
         <w:tc>
           <w:tcPr>
-            <w:tcW w:type="dxa" w:w="4703"/>
+            <w:tcW w:type="dxa" w:w="4680"/>
           </w:tcPr>
           <w:p>
             <w:r>
@@ -940,11 +1030,11 @@
         </w:tc>
         <w:tc>
           <w:tcPr>
-            <w:tcW w:type="dxa" w:w="4703"/>
+            <w:tcW w:type="dxa" w:w="4680"/>
           </w:tcPr>
           <w:p>
             <w:r>
-              <w:t>Checklist administrativo por programa</w:t>
+              <w:t>Checklist administrativo configurable por programa.</w:t>
             </w:r>
           </w:p>
         </w:tc>
@@ -952,7 +1042,7 @@
       <w:tr>
         <w:tc>
           <w:tcPr>
-            <w:tcW w:type="dxa" w:w="4703"/>
+            <w:tcW w:type="dxa" w:w="4680"/>
           </w:tcPr>
           <w:p>
             <w:r>
@@ -962,11 +1052,11 @@
         </w:tc>
         <w:tc>
           <w:tcPr>
-            <w:tcW w:type="dxa" w:w="4703"/>
+            <w:tcW w:type="dxa" w:w="4680"/>
           </w:tcPr>
           <w:p>
             <w:r>
-              <w:t>Configurar porcentajes documento/sustentación</w:t>
+              <w:t>Porcentajes peso documento / sustentación.</w:t>
             </w:r>
           </w:p>
         </w:tc>
@@ -974,7 +1064,73 @@
       <w:tr>
         <w:tc>
           <w:tcPr>
-            <w:tcW w:type="dxa" w:w="4703"/>
+            <w:tcW w:type="dxa" w:w="4680"/>
+          </w:tcPr>
+          <w:p>
+            <w:r>
+              <w:t>Usuarios</w:t>
+            </w:r>
+          </w:p>
+        </w:tc>
+        <w:tc>
+          <w:tcPr>
+            <w:tcW w:type="dxa" w:w="4680"/>
+          </w:tcPr>
+          <w:p>
+            <w:r>
+              <w:t>Gestión de todos los usuarios del sistema.</w:t>
+            </w:r>
+          </w:p>
+        </w:tc>
+      </w:tr>
+      <w:tr>
+        <w:tc>
+          <w:tcPr>
+            <w:tcW w:type="dxa" w:w="4680"/>
+          </w:tcPr>
+          <w:p>
+            <w:r>
+              <w:t>Config. SMTP</w:t>
+            </w:r>
+          </w:p>
+        </w:tc>
+        <w:tc>
+          <w:tcPr>
+            <w:tcW w:type="dxa" w:w="4680"/>
+          </w:tcPr>
+          <w:p>
+            <w:r>
+              <w:t>Configuración del servidor de correo saliente.</w:t>
+            </w:r>
+          </w:p>
+        </w:tc>
+      </w:tr>
+      <w:tr>
+        <w:tc>
+          <w:tcPr>
+            <w:tcW w:type="dxa" w:w="4680"/>
+          </w:tcPr>
+          <w:p>
+            <w:r>
+              <w:t>Notificaciones por evento</w:t>
+            </w:r>
+          </w:p>
+        </w:tc>
+        <w:tc>
+          <w:tcPr>
+            <w:tcW w:type="dxa" w:w="4680"/>
+          </w:tcPr>
+          <w:p>
+            <w:r>
+              <w:t>Reglas de correo automático por tipo de evento.</w:t>
+            </w:r>
+          </w:p>
+        </w:tc>
+      </w:tr>
+      <w:tr>
+        <w:tc>
+          <w:tcPr>
+            <w:tcW w:type="dxa" w:w="4680"/>
           </w:tcPr>
           <w:p>
             <w:r>
@@ -984,17 +1140,38 @@
         </w:tc>
         <w:tc>
           <w:tcPr>
-            <w:tcW w:type="dxa" w:w="4703"/>
+            <w:tcW w:type="dxa" w:w="4680"/>
           </w:tcPr>
           <w:p>
             <w:r>
-              <w:t>Historial de correos enviados</w:t>
+              <w:t>Historial de correos enviados y fallidos.</w:t>
+            </w:r>
+          </w:p>
+        </w:tc>
+      </w:tr>
+      <w:tr>
+        <w:tc>
+          <w:tcPr>
+            <w:tcW w:type="dxa" w:w="4680"/>
+          </w:tcPr>
+          <w:p>
+            <w:r>
+              <w:t>Reportes</w:t>
+            </w:r>
+          </w:p>
+        </w:tc>
+        <w:tc>
+          <w:tcPr>
+            <w:tcW w:type="dxa" w:w="4680"/>
+          </w:tcPr>
+          <w:p>
+            <w:r>
+              <w:t>Reportes de evaluadores, discrepancias y exportación CSV.</w:t>
             </w:r>
           </w:p>
         </w:tc>
       </w:tr>
     </w:tbl>
-    <w:p/>
     <w:p>
       <w:r>
         <w:br w:type="page"/>
@@ -1012,89 +1189,328 @@
       </w:r>
     </w:p>
     <w:p>
-      <w:r>
-        <w:rPr>
-          <w:b w:val="0"/>
-        </w:rPr>
+      <w:pPr/>
+      <w:r>
         <w:t>Desde el menú lateral, seleccione "Proyectos" para ver la lista completa.</w:t>
       </w:r>
     </w:p>
+    <w:p/>
     <w:p>
       <w:pPr>
         <w:pStyle w:val="Heading2"/>
       </w:pPr>
       <w:r>
-        <w:rPr>
-          <w:color w:val="333333"/>
-        </w:rPr>
         <w:t>Vista de lista</w:t>
       </w:r>
     </w:p>
     <w:p>
       <w:pPr>
         <w:pStyle w:val="ListBullet"/>
-        <w:ind w:left="720"/>
-      </w:pPr>
-      <w:r>
-        <w:t>Cada proyecto muestra: título, estudiantes, estado actual y evaluadores asignados.</w:t>
+      </w:pPr>
+      <w:r>
+        <w:t>Cada proyecto muestra: título, estudiantes, estado actual, ronda de revisión y evaluadores asignados.</w:t>
       </w:r>
     </w:p>
     <w:p>
       <w:pPr>
         <w:pStyle w:val="ListBullet"/>
-        <w:ind w:left="720"/>
-      </w:pPr>
-      <w:r>
-        <w:t>Badge de estado con código de color para identificar rápidamente.</w:t>
+      </w:pPr>
+      <w:r>
+        <w:t>Badge de estado con código de color para identificar rápidamente la etapa del proyecto.</w:t>
       </w:r>
     </w:p>
     <w:p>
       <w:pPr>
         <w:pStyle w:val="ListBullet"/>
-        <w:ind w:left="720"/>
-      </w:pPr>
-      <w:r>
-        <w:t>Botón de eliminar en cada tarjeta (con confirmación).</w:t>
+      </w:pPr>
+      <w:r>
+        <w:t>Botón de eliminar con confirmación obligatoria.</w:t>
       </w:r>
     </w:p>
     <w:p>
       <w:pPr>
         <w:pStyle w:val="ListBullet"/>
-        <w:ind w:left="720"/>
-      </w:pPr>
-      <w:r>
-        <w:t>Botón "Exportar CSV" para descargar la lista completa.</w:t>
-      </w:r>
-    </w:p>
+      </w:pPr>
+      <w:r>
+        <w:t>Filtros por estado para encontrar proyectos específicos.</w:t>
+      </w:r>
+    </w:p>
+    <w:p>
+      <w:pPr>
+        <w:pStyle w:val="ListBullet"/>
+      </w:pPr>
+      <w:r>
+        <w:t>Botón "Exportar CSV" para descargar el listado completo.</w:t>
+      </w:r>
+    </w:p>
+    <w:p/>
     <w:p>
       <w:pPr>
         <w:pStyle w:val="Heading2"/>
       </w:pPr>
       <w:r>
-        <w:rPr>
-          <w:color w:val="333333"/>
-        </w:rPr>
-        <w:t>Acciones</w:t>
-      </w:r>
-    </w:p>
-    <w:p>
-      <w:pPr>
-        <w:pStyle w:val="ListBullet"/>
-        <w:ind w:left="720"/>
-      </w:pPr>
-      <w:r>
-        <w:t>Haga clic en un proyecto para ver su detalle completo.</w:t>
-      </w:r>
-    </w:p>
-    <w:p>
-      <w:pPr>
-        <w:pStyle w:val="ListBullet"/>
-        <w:ind w:left="720"/>
-      </w:pPr>
-      <w:r>
-        <w:t>Use los filtros de estado para encontrar proyectos específicos.</w:t>
-      </w:r>
-    </w:p>
+        <w:t>Estados del proyecto</w:t>
+      </w:r>
+    </w:p>
+    <w:tbl>
+      <w:tblPr>
+        <w:tblStyle w:val="TableGrid"/>
+        <w:tblW w:type="auto" w:w="0"/>
+        <w:tblLook w:firstColumn="1" w:firstRow="1" w:lastColumn="0" w:lastRow="0" w:noHBand="0" w:noVBand="1" w:val="04A0"/>
+      </w:tblPr>
+      <w:tblGrid>
+        <w:gridCol w:w="4680"/>
+        <w:gridCol w:w="4680"/>
+      </w:tblGrid>
+      <w:tr>
+        <w:tc>
+          <w:tcPr>
+            <w:tcW w:type="dxa" w:w="4680"/>
+          </w:tcPr>
+          <w:p>
+            <w:r>
+              <w:rPr>
+                <w:b/>
+              </w:rPr>
+              <w:t>Estado</w:t>
+            </w:r>
+          </w:p>
+        </w:tc>
+        <w:tc>
+          <w:tcPr>
+            <w:tcW w:type="dxa" w:w="4680"/>
+          </w:tcPr>
+          <w:p>
+            <w:r>
+              <w:rPr>
+                <w:b/>
+              </w:rPr>
+              <w:t>Significado</w:t>
+            </w:r>
+          </w:p>
+        </w:tc>
+      </w:tr>
+      <w:tr>
+        <w:tc>
+          <w:tcPr>
+            <w:tcW w:type="dxa" w:w="4680"/>
+          </w:tcPr>
+          <w:p>
+            <w:r>
+              <w:t>Borrador</w:t>
+            </w:r>
+          </w:p>
+        </w:tc>
+        <w:tc>
+          <w:tcPr>
+            <w:tcW w:type="dxa" w:w="4680"/>
+          </w:tcPr>
+          <w:p>
+            <w:r>
+              <w:t>Creado por el estudiante, aún no enviado.</w:t>
+            </w:r>
+          </w:p>
+        </w:tc>
+      </w:tr>
+      <w:tr>
+        <w:tc>
+          <w:tcPr>
+            <w:tcW w:type="dxa" w:w="4680"/>
+          </w:tcPr>
+          <w:p>
+            <w:r>
+              <w:t>Enviado</w:t>
+            </w:r>
+          </w:p>
+        </w:tc>
+        <w:tc>
+          <w:tcPr>
+            <w:tcW w:type="dxa" w:w="4680"/>
+          </w:tcPr>
+          <w:p>
+            <w:r>
+              <w:t>Enviado por el estudiante, pendiente de revisión administrativa.</w:t>
+            </w:r>
+          </w:p>
+        </w:tc>
+      </w:tr>
+      <w:tr>
+        <w:tc>
+          <w:tcPr>
+            <w:tcW w:type="dxa" w:w="4680"/>
+          </w:tcPr>
+          <w:p>
+            <w:r>
+              <w:t>En revisión</w:t>
+            </w:r>
+          </w:p>
+        </w:tc>
+        <w:tc>
+          <w:tcPr>
+            <w:tcW w:type="dxa" w:w="4680"/>
+          </w:tcPr>
+          <w:p>
+            <w:r>
+              <w:t>Usted está revisando la documentación.</w:t>
+            </w:r>
+          </w:p>
+        </w:tc>
+      </w:tr>
+      <w:tr>
+        <w:tc>
+          <w:tcPr>
+            <w:tcW w:type="dxa" w:w="4680"/>
+          </w:tcPr>
+          <w:p>
+            <w:r>
+              <w:t>Evaluadores asignados</w:t>
+            </w:r>
+          </w:p>
+        </w:tc>
+        <w:tc>
+          <w:tcPr>
+            <w:tcW w:type="dxa" w:w="4680"/>
+          </w:tcPr>
+          <w:p>
+            <w:r>
+              <w:t>Se asignaron evaluadores; pendiente inicio de evaluaciones.</w:t>
+            </w:r>
+          </w:p>
+        </w:tc>
+      </w:tr>
+      <w:tr>
+        <w:tc>
+          <w:tcPr>
+            <w:tcW w:type="dxa" w:w="4680"/>
+          </w:tcPr>
+          <w:p>
+            <w:r>
+              <w:t>En evaluación académica</w:t>
+            </w:r>
+          </w:p>
+        </w:tc>
+        <w:tc>
+          <w:tcPr>
+            <w:tcW w:type="dxa" w:w="4680"/>
+          </w:tcPr>
+          <w:p>
+            <w:r>
+              <w:t>Los evaluadores están revisando el documento.</w:t>
+            </w:r>
+          </w:p>
+        </w:tc>
+      </w:tr>
+      <w:tr>
+        <w:tc>
+          <w:tcPr>
+            <w:tcW w:type="dxa" w:w="4680"/>
+          </w:tcPr>
+          <w:p>
+            <w:r>
+              <w:t>Correcciones solicitadas</w:t>
+            </w:r>
+          </w:p>
+        </w:tc>
+        <w:tc>
+          <w:tcPr>
+            <w:tcW w:type="dxa" w:w="4680"/>
+          </w:tcPr>
+          <w:p>
+            <w:r>
+              <w:t>Se pidieron correcciones; el estudiante debe reenviar.</w:t>
+            </w:r>
+          </w:p>
+        </w:tc>
+      </w:tr>
+      <w:tr>
+        <w:tc>
+          <w:tcPr>
+            <w:tcW w:type="dxa" w:w="4680"/>
+          </w:tcPr>
+          <w:p>
+            <w:r>
+              <w:t>Aprobada para sustentación</w:t>
+            </w:r>
+          </w:p>
+        </w:tc>
+        <w:tc>
+          <w:tcPr>
+            <w:tcW w:type="dxa" w:w="4680"/>
+          </w:tcPr>
+          <w:p>
+            <w:r>
+              <w:t>Evaluaciones favorables; listo para programar defensa.</w:t>
+            </w:r>
+          </w:p>
+        </w:tc>
+      </w:tr>
+      <w:tr>
+        <w:tc>
+          <w:tcPr>
+            <w:tcW w:type="dxa" w:w="4680"/>
+          </w:tcPr>
+          <w:p>
+            <w:r>
+              <w:t>Sustentación programada</w:t>
+            </w:r>
+          </w:p>
+        </w:tc>
+        <w:tc>
+          <w:tcPr>
+            <w:tcW w:type="dxa" w:w="4680"/>
+          </w:tcPr>
+          <w:p>
+            <w:r>
+              <w:t>Fecha, hora y lugar de sustentación agendados.</w:t>
+            </w:r>
+          </w:p>
+        </w:tc>
+      </w:tr>
+      <w:tr>
+        <w:tc>
+          <w:tcPr>
+            <w:tcW w:type="dxa" w:w="4680"/>
+          </w:tcPr>
+          <w:p>
+            <w:r>
+              <w:t>Sustentación evaluada</w:t>
+            </w:r>
+          </w:p>
+        </w:tc>
+        <w:tc>
+          <w:tcPr>
+            <w:tcW w:type="dxa" w:w="4680"/>
+          </w:tcPr>
+          <w:p>
+            <w:r>
+              <w:t>Evaluadores calificaron la presentación oral.</w:t>
+            </w:r>
+          </w:p>
+        </w:tc>
+      </w:tr>
+      <w:tr>
+        <w:tc>
+          <w:tcPr>
+            <w:tcW w:type="dxa" w:w="4680"/>
+          </w:tcPr>
+          <w:p>
+            <w:r>
+              <w:t>Finalizado</w:t>
+            </w:r>
+          </w:p>
+        </w:tc>
+        <w:tc>
+          <w:tcPr>
+            <w:tcW w:type="dxa" w:w="4680"/>
+          </w:tcPr>
+          <w:p>
+            <w:r>
+              <w:t>Proceso completo incluyendo firmas del acta.</w:t>
+            </w:r>
+          </w:p>
+        </w:tc>
+      </w:tr>
+    </w:tbl>
     <w:p>
       <w:r>
         <w:br w:type="page"/>
@@ -1112,277 +1528,258 @@
       </w:r>
     </w:p>
     <w:p>
-      <w:r>
-        <w:rPr>
-          <w:b w:val="0"/>
-        </w:rPr>
-        <w:t>La vista de detalle es la interfaz principal para gestionar un proyecto individual.</w:t>
-      </w:r>
-    </w:p>
+      <w:pPr/>
+      <w:r>
+        <w:t>Haga clic en cualquier proyecto de la lista para abrir su vista de detalle completa. Esta es la interfaz principal de gestión para cada proyecto individual.</w:t>
+      </w:r>
+    </w:p>
+    <w:p/>
     <w:p>
       <w:pPr>
         <w:pStyle w:val="Heading2"/>
       </w:pPr>
       <w:r>
-        <w:rPr>
-          <w:color w:val="333333"/>
-        </w:rPr>
-        <w:t>Secciones disponibles</w:t>
-      </w:r>
-    </w:p>
-    <w:p>
-      <w:pPr>
-        <w:pStyle w:val="Heading3"/>
-      </w:pPr>
-      <w:r>
-        <w:rPr>
-          <w:color w:val="333333"/>
-        </w:rPr>
         <w:t>A. Información general</w:t>
       </w:r>
     </w:p>
     <w:p>
       <w:pPr>
         <w:pStyle w:val="ListBullet"/>
-        <w:ind w:left="720"/>
-      </w:pPr>
-      <w:r>
-        <w:t>Título completo del proyecto (con ronda de revisión si aplica).</w:t>
+      </w:pPr>
+      <w:r>
+        <w:t>Título completo del proyecto (con indicador de ronda de revisión si aplica).</w:t>
       </w:r>
     </w:p>
     <w:p>
       <w:pPr>
         <w:pStyle w:val="ListBullet"/>
-        <w:ind w:left="720"/>
-      </w:pPr>
-      <w:r>
-        <w:t>Datos de estudiantes: nombre, código, cédula, correo institucional.</w:t>
+      </w:pPr>
+      <w:r>
+        <w:t>Datos de cada estudiante: nombre, código, cédula, correo institucional, CvLAC.</w:t>
       </w:r>
     </w:p>
     <w:p>
       <w:pPr>
         <w:pStyle w:val="ListBullet"/>
-        <w:ind w:left="720"/>
-      </w:pPr>
-      <w:r>
-        <w:t>Evaluadores asignados con fecha límite.</w:t>
+      </w:pPr>
+      <w:r>
+        <w:t>Evaluadores asignados con su fecha límite y modo de asignación (normal/ciega).</w:t>
       </w:r>
     </w:p>
     <w:p>
       <w:pPr>
         <w:pStyle w:val="ListBullet"/>
-        <w:ind w:left="720"/>
-      </w:pPr>
-      <w:r>
-        <w:t>Directores propuestos.</w:t>
+      </w:pPr>
+      <w:r>
+        <w:t>Directores propuestos por el estudiante.</w:t>
       </w:r>
     </w:p>
     <w:p>
       <w:pPr>
         <w:pStyle w:val="ListBullet"/>
-        <w:ind w:left="720"/>
-      </w:pPr>
-      <w:r>
-        <w:t>Archivos adjuntos (descargables).</w:t>
+      </w:pPr>
+      <w:r>
+        <w:t>Archivos adjuntos descargables: documento, aval, URL de repositorio.</w:t>
       </w:r>
     </w:p>
     <w:p>
       <w:pPr>
         <w:pStyle w:val="ListBullet"/>
-        <w:ind w:left="720"/>
-      </w:pPr>
-      <w:r>
-        <w:t>Estado actual con badge de color.</w:t>
-      </w:r>
-    </w:p>
-    <w:p>
-      <w:pPr>
-        <w:pStyle w:val="Heading3"/>
-      </w:pPr>
-      <w:r>
-        <w:rPr>
-          <w:color w:val="333333"/>
-        </w:rPr>
+      </w:pPr>
+      <w:r>
+        <w:t>Estado actual con badge de color y fecha de publicación.</w:t>
+      </w:r>
+    </w:p>
+    <w:p/>
+    <w:p>
+      <w:pPr>
+        <w:pStyle w:val="Heading2"/>
+      </w:pPr>
+      <w:r>
         <w:t>B. Acciones administrativas</w:t>
       </w:r>
     </w:p>
     <w:p>
       <w:pPr>
         <w:pStyle w:val="ListBullet"/>
-        <w:ind w:left="720"/>
-      </w:pPr>
-      <w:r>
-        <w:t>Cambiar estado: Menú desplegable para cambiar manualmente el estado del proyecto.</w:t>
+      </w:pPr>
+      <w:r>
+        <w:t>Cambiar estado: Menú desplegable para cambiar manualmente el estado del proyecto en cualquier momento.</w:t>
       </w:r>
     </w:p>
     <w:p>
       <w:pPr>
         <w:pStyle w:val="ListBullet"/>
-        <w:ind w:left="720"/>
-      </w:pPr>
-      <w:r>
-        <w:t>Asignar evaluadores: Seleccionar evaluadores, fecha límite y modo ciego.</w:t>
+      </w:pPr>
+      <w:r>
+        <w:t>Agregar comentario al timeline: Campo de texto libre + adjuntar archivos de retroalimentación para el estudiante.</w:t>
       </w:r>
     </w:p>
     <w:p>
       <w:pPr>
         <w:pStyle w:val="ListBullet"/>
-        <w:ind w:left="720"/>
-      </w:pPr>
-      <w:r>
-        <w:t>Reemplazar evaluador: Sustituir un evaluador por otro.</w:t>
+      </w:pPr>
+      <w:r>
+        <w:t>Asignar evaluadores: Seleccionar evaluadores, establecer fecha límite y activar modo ciego.</w:t>
       </w:r>
     </w:p>
     <w:p>
       <w:pPr>
         <w:pStyle w:val="ListBullet"/>
-        <w:ind w:left="720"/>
-      </w:pPr>
-      <w:r>
-        <w:t>Eliminar evaluador: Remover un evaluador de la asignación.</w:t>
+      </w:pPr>
+      <w:r>
+        <w:t>Reemplazar evaluador: Sustituir un evaluador ya asignado por otro.</w:t>
       </w:r>
     </w:p>
     <w:p>
       <w:pPr>
         <w:pStyle w:val="ListBullet"/>
-        <w:ind w:left="720"/>
-      </w:pPr>
-      <w:r>
-        <w:t>Programar sustentación: Fecha, hora, lugar e información adicional.</w:t>
-      </w:r>
-    </w:p>
-    <w:p>
-      <w:pPr>
-        <w:pStyle w:val="Heading3"/>
-      </w:pPr>
-      <w:r>
-        <w:rPr>
-          <w:color w:val="333333"/>
-        </w:rPr>
-        <w:t>C. Revisión documental</w:t>
+      </w:pPr>
+      <w:r>
+        <w:t>Eliminar evaluador: Remover un evaluador de la asignación (con confirmación).</w:t>
       </w:r>
     </w:p>
     <w:p>
       <w:pPr>
         <w:pStyle w:val="ListBullet"/>
-        <w:ind w:left="720"/>
-      </w:pPr>
-      <w:r>
-        <w:t>Checklist de elementos de revisión (configurables por programa).</w:t>
+      </w:pPr>
+      <w:r>
+        <w:t>Programar sustentación: Ingresar fecha, hora, lugar e instrucciones adicionales.</w:t>
+      </w:r>
+    </w:p>
+    <w:p/>
+    <w:p>
+      <w:pPr>
+        <w:pStyle w:val="Heading2"/>
+      </w:pPr>
+      <w:r>
+        <w:t>C. Revisión documental (checklist)</w:t>
       </w:r>
     </w:p>
     <w:p>
       <w:pPr>
         <w:pStyle w:val="ListBullet"/>
-        <w:ind w:left="720"/>
-      </w:pPr>
-      <w:r>
-        <w:t>Campo de retroalimentación para el estudiante.</w:t>
+      </w:pPr>
+      <w:r>
+        <w:t>Lista de verificación de elementos configurables por programa.</w:t>
       </w:r>
     </w:p>
     <w:p>
       <w:pPr>
         <w:pStyle w:val="ListBullet"/>
-        <w:ind w:left="720"/>
-      </w:pPr>
-      <w:r>
-        <w:t>Botón para adjuntar archivos de observaciones.</w:t>
-      </w:r>
-    </w:p>
-    <w:p>
-      <w:pPr>
-        <w:pStyle w:val="Heading3"/>
-      </w:pPr>
-      <w:r>
-        <w:rPr>
-          <w:color w:val="333333"/>
-        </w:rPr>
+      </w:pPr>
+      <w:r>
+        <w:t>Marque cada ítem como cumplido o no cumplido.</w:t>
+      </w:r>
+    </w:p>
+    <w:p>
+      <w:pPr>
+        <w:pStyle w:val="ListBullet"/>
+      </w:pPr>
+      <w:r>
+        <w:t>Adjunte archivos de observaciones si es necesario.</w:t>
+      </w:r>
+    </w:p>
+    <w:p>
+      <w:pPr>
+        <w:pStyle w:val="ListBullet"/>
+      </w:pPr>
+      <w:r>
+        <w:t>Ingrese retroalimentación textual para el estudiante.</w:t>
+      </w:r>
+    </w:p>
+    <w:p/>
+    <w:p>
+      <w:pPr>
+        <w:pStyle w:val="Heading2"/>
+      </w:pPr>
+      <w:r>
         <w:t>D. Calificaciones y resultados</w:t>
       </w:r>
     </w:p>
     <w:p>
       <w:pPr>
         <w:pStyle w:val="ListBullet"/>
-        <w:ind w:left="720"/>
-      </w:pPr>
-      <w:r>
-        <w:t>Calificaciones individuales de cada evaluador (por ronda).</w:t>
+      </w:pPr>
+      <w:r>
+        <w:t>Calificaciones individuales de cada evaluador por ronda, desglosadas por rúbrica.</w:t>
       </w:r>
     </w:p>
     <w:p>
       <w:pPr>
         <w:pStyle w:val="ListBullet"/>
-        <w:ind w:left="720"/>
-      </w:pPr>
-      <w:r>
-        <w:t>Promedios consolidados: documento, sustentación, nota final ponderada.</w:t>
+      </w:pPr>
+      <w:r>
+        <w:t>Promedios consolidados: nota documento, nota sustentación, nota final ponderada.</w:t>
       </w:r>
     </w:p>
     <w:p>
       <w:pPr>
         <w:pStyle w:val="ListBullet"/>
-        <w:ind w:left="720"/>
-      </w:pPr>
-      <w:r>
-        <w:t>Clasificación: APROBADA, APROBADA MERITORIA o NO APROBADA.</w:t>
+      </w:pPr>
+      <w:r>
+        <w:t>Clasificación automática: APROBADA MERITORIA / APROBADA / NO APROBADA.</w:t>
       </w:r>
     </w:p>
     <w:p>
       <w:pPr>
         <w:pStyle w:val="ListBullet"/>
-        <w:ind w:left="720"/>
-      </w:pPr>
-      <w:r>
-        <w:t>Opción para sobrescribir la nota final ponderada manualmente.</w:t>
-      </w:r>
-    </w:p>
-    <w:p>
-      <w:pPr>
-        <w:pStyle w:val="Heading3"/>
-      </w:pPr>
-      <w:r>
-        <w:rPr>
-          <w:color w:val="333333"/>
-        </w:rPr>
-        <w:t>E. Acta y firmas (ver sección 10)</w:t>
-      </w:r>
-    </w:p>
-    <w:p>
-      <w:pPr>
-        <w:pStyle w:val="Heading3"/>
-      </w:pPr>
-      <w:r>
-        <w:rPr>
-          <w:color w:val="333333"/>
-        </w:rPr>
-        <w:t>F. Carta meritoria (si aplica)</w:t>
-      </w:r>
-    </w:p>
-    <w:p>
-      <w:r>
-        <w:rPr>
-          <w:b w:val="0"/>
-        </w:rPr>
-        <w:t>Para proyectos con calificación ≥ 4.8, se genera una carta meritoria con un proceso de firma independiente.</w:t>
-      </w:r>
-    </w:p>
-    <w:p>
-      <w:pPr>
-        <w:pStyle w:val="Heading3"/>
-      </w:pPr>
-      <w:r>
-        <w:rPr>
-          <w:color w:val="333333"/>
-        </w:rPr>
-        <w:t>G. Línea de tiempo</w:t>
-      </w:r>
-    </w:p>
-    <w:p>
-      <w:r>
-        <w:rPr>
-          <w:b w:val="0"/>
-        </w:rPr>
-        <w:t>Historial completo de eventos del proyecto con fechas, actores y observaciones.</w:t>
+      </w:pPr>
+      <w:r>
+        <w:t>Opción para sobrescribir la nota final ponderada de forma manual.</w:t>
+      </w:r>
+    </w:p>
+    <w:p>
+      <w:pPr>
+        <w:pStyle w:val="ListBullet"/>
+      </w:pPr>
+      <w:r>
+        <w:t>Historial completo de todas las rondas de evaluación.</w:t>
+      </w:r>
+    </w:p>
+    <w:p/>
+    <w:p>
+      <w:pPr>
+        <w:pStyle w:val="Heading2"/>
+      </w:pPr>
+      <w:r>
+        <w:t>E. Acta y firmas digitales</w:t>
+      </w:r>
+    </w:p>
+    <w:p>
+      <w:pPr/>
+      <w:r>
+        <w:t>Ver sección 10 de este manual.</w:t>
+      </w:r>
+    </w:p>
+    <w:p/>
+    <w:p>
+      <w:pPr>
+        <w:pStyle w:val="Heading2"/>
+      </w:pPr>
+      <w:r>
+        <w:t>F. Carta meritoria</w:t>
+      </w:r>
+    </w:p>
+    <w:p>
+      <w:pPr/>
+      <w:r>
+        <w:t>Para proyectos con calificación final ≥ 4.8 / 5.0, se genera automáticamente una carta de graduación meritoria con un proceso de firma independiente.</w:t>
+      </w:r>
+    </w:p>
+    <w:p/>
+    <w:p>
+      <w:pPr>
+        <w:pStyle w:val="Heading2"/>
+      </w:pPr>
+      <w:r>
+        <w:t>G. Línea de tiempo (Timeline)</w:t>
+      </w:r>
+    </w:p>
+    <w:p>
+      <w:pPr/>
+      <w:r>
+        <w:t>Historial cronológico completo de todos los eventos del proyecto: envíos, comentarios, decisiones, asignaciones, evaluaciones, firmas y cambios de estado. Visible para el administrador con información completa; los estudiantes ven una versión filtrada.</w:t>
       </w:r>
     </w:p>
     <w:p>
@@ -1404,7 +1801,6 @@
     <w:p>
       <w:pPr>
         <w:pStyle w:val="ListNumber"/>
-        <w:ind w:left="720"/>
       </w:pPr>
       <w:r>
         <w:t>Abra el detalle del proyecto.</w:t>
@@ -1413,7 +1809,6 @@
     <w:p>
       <w:pPr>
         <w:pStyle w:val="ListNumber"/>
-        <w:ind w:left="720"/>
       </w:pPr>
       <w:r>
         <w:t>Vaya a la sección "Asignar evaluadores".</w:t>
@@ -1422,16 +1817,14 @@
     <w:p>
       <w:pPr>
         <w:pStyle w:val="ListNumber"/>
-        <w:ind w:left="720"/>
-      </w:pPr>
-      <w:r>
-        <w:t>Seleccione 2 evaluadores del menú desplegable.</w:t>
+      </w:pPr>
+      <w:r>
+        <w:t>Seleccione los evaluadores del menú desplegable (generalmente 2).</w:t>
       </w:r>
     </w:p>
     <w:p>
       <w:pPr>
         <w:pStyle w:val="ListNumber"/>
-        <w:ind w:left="720"/>
       </w:pPr>
       <w:r>
         <w:t>Establezca la fecha límite de evaluación.</w:t>
@@ -1440,7 +1833,6 @@
     <w:p>
       <w:pPr>
         <w:pStyle w:val="ListNumber"/>
-        <w:ind w:left="720"/>
       </w:pPr>
       <w:r>
         <w:t>Active "Asignación ciega" si desea que los nombres de los evaluadores no sean visibles para los estudiantes.</w:t>
@@ -1449,7 +1841,6 @@
     <w:p>
       <w:pPr>
         <w:pStyle w:val="ListNumber"/>
-        <w:ind w:left="720"/>
       </w:pPr>
       <w:r>
         <w:t>Haga clic en "Asignar".</w:t>
@@ -1458,26 +1849,30 @@
     <w:p>
       <w:pPr>
         <w:pStyle w:val="ListNumber"/>
-        <w:ind w:left="720"/>
-      </w:pPr>
-      <w:r>
-        <w:t>El sistema enviará un correo automático a cada evaluador con los datos del proyecto.</w:t>
-      </w:r>
-    </w:p>
-    <w:p>
-      <w:r>
-        <w:rPr>
-          <w:b w:val="0"/>
-        </w:rPr>
-      </w:r>
-    </w:p>
-    <w:p>
+      </w:pPr>
+      <w:r>
+        <w:t>El sistema enviará automáticamente un correo a cada evaluador con los datos del proyecto, incluyendo sus credenciales de acceso si aplica.</w:t>
+      </w:r>
+    </w:p>
+    <w:p/>
+    <w:p>
+      <w:pPr/>
       <w:r>
         <w:rPr>
           <w:i/>
-          <w:color w:val="0D6EFD"/>
+          <w:color w:val="333399"/>
         </w:rPr>
-        <w:t>ℹ️  Para reemplazar un evaluador: seleccione el evaluador actual, elija el reemplazo y confirme. Para eliminar un evaluador de la asignación, use el botón de eliminar junto a su nombre.</w:t>
+        <w:t>ℹ️  Para reemplazar un evaluador: en la sección de evaluadores asignados, use el botón 'Reemplazar', seleccione el nuevo evaluador y confirme. El anterior recibirá notificación de retiro y el nuevo recibirá bienvenida.</w:t>
+      </w:r>
+    </w:p>
+    <w:p>
+      <w:pPr/>
+      <w:r>
+        <w:rPr>
+          <w:i/>
+          <w:color w:val="333399"/>
+        </w:rPr>
+        <w:t>⚠️  Si elimina un evaluador que ya envió su evaluación, la evaluación se conserva en el registro pero el evaluador ya no estará activo en el proyecto.</w:t>
       </w:r>
     </w:p>
     <w:p>
@@ -1497,39 +1892,34 @@
       </w:r>
     </w:p>
     <w:p>
-      <w:r>
-        <w:rPr>
-          <w:b w:val="0"/>
-        </w:rPr>
-        <w:t>Desde el menú lateral, seleccione "Evaluaciones" para acceder al monitor.</w:t>
-      </w:r>
-    </w:p>
+      <w:pPr/>
+      <w:r>
+        <w:t>Desde el menú lateral, seleccione "Evaluaciones" para acceder al monitor de evaluaciones de todos sus proyectos.</w:t>
+      </w:r>
+    </w:p>
+    <w:p/>
     <w:p>
       <w:pPr>
         <w:pStyle w:val="Heading2"/>
       </w:pPr>
       <w:r>
-        <w:rPr>
-          <w:color w:val="333333"/>
-        </w:rPr>
         <w:t>Filtros disponibles</w:t>
       </w:r>
     </w:p>
     <w:tbl>
       <w:tblPr>
-        <w:tblStyle w:val="LightShading-Accent1"/>
+        <w:tblStyle w:val="TableGrid"/>
         <w:tblW w:type="auto" w:w="0"/>
-        <w:jc w:val="center"/>
         <w:tblLook w:firstColumn="1" w:firstRow="1" w:lastColumn="0" w:lastRow="0" w:noHBand="0" w:noVBand="1" w:val="04A0"/>
       </w:tblPr>
       <w:tblGrid>
-        <w:gridCol w:w="4703"/>
-        <w:gridCol w:w="4703"/>
+        <w:gridCol w:w="4680"/>
+        <w:gridCol w:w="4680"/>
       </w:tblGrid>
       <w:tr>
         <w:tc>
           <w:tcPr>
-            <w:tcW w:type="dxa" w:w="4703"/>
+            <w:tcW w:type="dxa" w:w="4680"/>
           </w:tcPr>
           <w:p>
             <w:r>
@@ -1542,7 +1932,7 @@
         </w:tc>
         <w:tc>
           <w:tcPr>
-            <w:tcW w:type="dxa" w:w="4703"/>
+            <w:tcW w:type="dxa" w:w="4680"/>
           </w:tcPr>
           <w:p>
             <w:r>
@@ -1557,7 +1947,7 @@
       <w:tr>
         <w:tc>
           <w:tcPr>
-            <w:tcW w:type="dxa" w:w="4703"/>
+            <w:tcW w:type="dxa" w:w="4680"/>
           </w:tcPr>
           <w:p>
             <w:r>
@@ -1567,11 +1957,11 @@
         </w:tc>
         <w:tc>
           <w:tcPr>
-            <w:tcW w:type="dxa" w:w="4703"/>
+            <w:tcW w:type="dxa" w:w="4680"/>
           </w:tcPr>
           <w:p>
             <w:r>
-              <w:t>Muestra todas las evaluaciones</w:t>
+              <w:t>Muestra todas las evaluaciones activas.</w:t>
             </w:r>
           </w:p>
         </w:tc>
@@ -1579,7 +1969,7 @@
       <w:tr>
         <w:tc>
           <w:tcPr>
-            <w:tcW w:type="dxa" w:w="4703"/>
+            <w:tcW w:type="dxa" w:w="4680"/>
           </w:tcPr>
           <w:p>
             <w:r>
@@ -1589,11 +1979,11 @@
         </w:tc>
         <w:tc>
           <w:tcPr>
-            <w:tcW w:type="dxa" w:w="4703"/>
+            <w:tcW w:type="dxa" w:w="4680"/>
           </w:tcPr>
           <w:p>
             <w:r>
-              <w:t>Evaluaciones que superaron la fecha límite</w:t>
+              <w:t>Evaluaciones que ya superaron su fecha límite.</w:t>
             </w:r>
           </w:p>
         </w:tc>
@@ -1601,7 +1991,7 @@
       <w:tr>
         <w:tc>
           <w:tcPr>
-            <w:tcW w:type="dxa" w:w="4703"/>
+            <w:tcW w:type="dxa" w:w="4680"/>
           </w:tcPr>
           <w:p>
             <w:r>
@@ -1611,11 +2001,11 @@
         </w:tc>
         <w:tc>
           <w:tcPr>
-            <w:tcW w:type="dxa" w:w="4703"/>
+            <w:tcW w:type="dxa" w:w="4680"/>
           </w:tcPr>
           <w:p>
             <w:r>
-              <w:t>Evaluaciones que vencen en menos de una semana</w:t>
+              <w:t>Evaluaciones que vencen en menos de una semana.</w:t>
             </w:r>
           </w:p>
         </w:tc>
@@ -1623,7 +2013,7 @@
       <w:tr>
         <w:tc>
           <w:tcPr>
-            <w:tcW w:type="dxa" w:w="4703"/>
+            <w:tcW w:type="dxa" w:w="4680"/>
           </w:tcPr>
           <w:p>
             <w:r>
@@ -1633,11 +2023,11 @@
         </w:tc>
         <w:tc>
           <w:tcPr>
-            <w:tcW w:type="dxa" w:w="4703"/>
+            <w:tcW w:type="dxa" w:w="4680"/>
           </w:tcPr>
           <w:p>
             <w:r>
-              <w:t>Evaluaciones que vencen en menos de dos semanas</w:t>
+              <w:t>Evaluaciones que vencen en menos de dos semanas.</w:t>
             </w:r>
           </w:p>
         </w:tc>
@@ -1645,7 +2035,7 @@
       <w:tr>
         <w:tc>
           <w:tcPr>
-            <w:tcW w:type="dxa" w:w="4703"/>
+            <w:tcW w:type="dxa" w:w="4680"/>
           </w:tcPr>
           <w:p>
             <w:r>
@@ -1655,11 +2045,11 @@
         </w:tc>
         <w:tc>
           <w:tcPr>
-            <w:tcW w:type="dxa" w:w="4703"/>
+            <w:tcW w:type="dxa" w:w="4680"/>
           </w:tcPr>
           <w:p>
             <w:r>
-              <w:t>Evaluaciones que vencen en menos de un mes</w:t>
+              <w:t>Evaluaciones con plazo amplio todavía disponible.</w:t>
             </w:r>
           </w:p>
         </w:tc>
@@ -1671,62 +2061,50 @@
         <w:pStyle w:val="Heading2"/>
       </w:pPr>
       <w:r>
-        <w:rPr>
-          <w:color w:val="333333"/>
-        </w:rPr>
-        <w:t>Información mostrada</w:t>
+        <w:t>Información mostrada por evaluación</w:t>
       </w:r>
     </w:p>
     <w:p>
       <w:pPr>
         <w:pStyle w:val="ListBullet"/>
-        <w:ind w:left="720"/>
-      </w:pPr>
-      <w:r>
-        <w:t>Nombre del proyecto.</w:t>
+      </w:pPr>
+      <w:r>
+        <w:t>Nombre y título del proyecto.</w:t>
       </w:r>
     </w:p>
     <w:p>
       <w:pPr>
         <w:pStyle w:val="ListBullet"/>
-        <w:ind w:left="720"/>
-      </w:pPr>
-      <w:r>
-        <w:t>Nombre del evaluador.</w:t>
+      </w:pPr>
+      <w:r>
+        <w:t>Nombre completo del evaluador asignado.</w:t>
       </w:r>
     </w:p>
     <w:p>
       <w:pPr>
         <w:pStyle w:val="ListBullet"/>
-        <w:ind w:left="720"/>
-      </w:pPr>
-      <w:r>
-        <w:t>Fecha límite.</w:t>
+      </w:pPr>
+      <w:r>
+        <w:t>Fecha límite de evaluación.</w:t>
       </w:r>
     </w:p>
     <w:p>
       <w:pPr>
         <w:pStyle w:val="ListBullet"/>
-        <w:ind w:left="720"/>
-      </w:pPr>
-      <w:r>
-        <w:t>Estado de la evaluación (pendiente, completada, vencida).</w:t>
-      </w:r>
-    </w:p>
-    <w:p>
-      <w:r>
-        <w:rPr>
-          <w:b w:val="0"/>
-        </w:rPr>
-      </w:r>
-    </w:p>
-    <w:p>
+      </w:pPr>
+      <w:r>
+        <w:t>Estado: Pendiente / Completada / Vencida.</w:t>
+      </w:r>
+    </w:p>
+    <w:p/>
+    <w:p>
+      <w:pPr/>
       <w:r>
         <w:rPr>
           <w:i/>
-          <w:color w:val="0D6EFD"/>
+          <w:color w:val="333399"/>
         </w:rPr>
-        <w:t>ℹ️  Puede hacer clic en los indicadores de vencimiento del Dashboard para navegar directamente al monitor con el filtro pre-seleccionado.</w:t>
+        <w:t>ℹ️  Haga clic en los indicadores de vencimiento del Dashboard para navegar directamente al monitor con el filtro correspondiente ya aplicado.</w:t>
       </w:r>
     </w:p>
     <w:p>
@@ -1746,83 +2124,92 @@
       </w:r>
     </w:p>
     <w:p>
+      <w:pPr/>
+      <w:r>
+        <w:t>Cuando los evaluadores emiten un concepto de 'Cambios mayores' o 'Cambios menores', debe gestionar el ciclo de correcciones:</w:t>
+      </w:r>
+    </w:p>
+    <w:p>
+      <w:pPr>
+        <w:pStyle w:val="ListNumber"/>
+      </w:pPr>
+      <w:r>
+        <w:t>Revise las evaluaciones y observaciones de los evaluadores en el detalle del proyecto.</w:t>
+      </w:r>
+    </w:p>
+    <w:p>
+      <w:pPr>
+        <w:pStyle w:val="ListNumber"/>
+      </w:pPr>
+      <w:r>
+        <w:t>En el campo de retroalimentación, agregue indicaciones adicionales para el estudiante.</w:t>
+      </w:r>
+    </w:p>
+    <w:p>
+      <w:pPr>
+        <w:pStyle w:val="ListNumber"/>
+      </w:pPr>
+      <w:r>
+        <w:t>Adjunte archivos de retroalimentación si es necesario.</w:t>
+      </w:r>
+    </w:p>
+    <w:p>
+      <w:pPr>
+        <w:pStyle w:val="ListNumber"/>
+      </w:pPr>
+      <w:r>
+        <w:t>Cambie el estado del proyecto a "Correcciones solicitadas".</w:t>
+      </w:r>
+    </w:p>
+    <w:p>
+      <w:pPr>
+        <w:pStyle w:val="ListNumber"/>
+      </w:pPr>
+      <w:r>
+        <w:t>El sistema notificará automáticamente al estudiante por correo electrónico.</w:t>
+      </w:r>
+    </w:p>
+    <w:p>
+      <w:pPr>
+        <w:pStyle w:val="ListNumber"/>
+      </w:pPr>
+      <w:r>
+        <w:t>El estudiante enviará la versión corregida desde su panel.</w:t>
+      </w:r>
+    </w:p>
+    <w:p>
+      <w:pPr>
+        <w:pStyle w:val="ListNumber"/>
+      </w:pPr>
+      <w:r>
+        <w:t>El sistema incrementará la ronda de revisión (Ronda 1, Ronda 2, Ronda 3…).</w:t>
+      </w:r>
+    </w:p>
+    <w:p>
+      <w:pPr>
+        <w:pStyle w:val="ListNumber"/>
+      </w:pPr>
+      <w:r>
+        <w:t>Los evaluadores recibirán notificación para re-evaluar la nueva versión.</w:t>
+      </w:r>
+    </w:p>
+    <w:p>
+      <w:pPr>
+        <w:pStyle w:val="ListNumber"/>
+      </w:pPr>
+      <w:r>
+        <w:t>Repita el proceso hasta que el proyecto sea aprobado para sustentación.</w:t>
+      </w:r>
+    </w:p>
+    <w:p/>
+    <w:p>
+      <w:pPr/>
       <w:r>
         <w:rPr>
-          <w:b w:val="0"/>
+          <w:i/>
+          <w:color w:val="333399"/>
         </w:rPr>
-        <w:t>Cuando los evaluadores emiten un concepto de 'Cambios mayores' o 'Cambios menores':</w:t>
-      </w:r>
-    </w:p>
-    <w:p>
-      <w:pPr>
-        <w:pStyle w:val="ListNumber"/>
-        <w:ind w:left="720"/>
-      </w:pPr>
-      <w:r>
-        <w:t>Revise las evaluaciones y observaciones de los evaluadores en el detalle del proyecto.</w:t>
-      </w:r>
-    </w:p>
-    <w:p>
-      <w:pPr>
-        <w:pStyle w:val="ListNumber"/>
-        <w:ind w:left="720"/>
-      </w:pPr>
-      <w:r>
-        <w:t>Cambie el estado del proyecto a "Correcciones solicitadas".</w:t>
-      </w:r>
-    </w:p>
-    <w:p>
-      <w:pPr>
-        <w:pStyle w:val="ListNumber"/>
-        <w:ind w:left="720"/>
-      </w:pPr>
-      <w:r>
-        <w:t>Agregue retroalimentación adicional si lo considera necesario.</w:t>
-      </w:r>
-    </w:p>
-    <w:p>
-      <w:pPr>
-        <w:pStyle w:val="ListNumber"/>
-        <w:ind w:left="720"/>
-      </w:pPr>
-      <w:r>
-        <w:t>El sistema notificará automáticamente al estudiante por correo.</w:t>
-      </w:r>
-    </w:p>
-    <w:p>
-      <w:pPr>
-        <w:pStyle w:val="ListNumber"/>
-        <w:ind w:left="720"/>
-      </w:pPr>
-      <w:r>
-        <w:t>El estudiante enviará la versión corregida.</w:t>
-      </w:r>
-    </w:p>
-    <w:p>
-      <w:pPr>
-        <w:pStyle w:val="ListNumber"/>
-        <w:ind w:left="720"/>
-      </w:pPr>
-      <w:r>
-        <w:t>El sistema incrementará la ronda de revisión (Ronda 1, 2, 3...).</w:t>
-      </w:r>
-    </w:p>
-    <w:p>
-      <w:pPr>
-        <w:pStyle w:val="ListNumber"/>
-        <w:ind w:left="720"/>
-      </w:pPr>
-      <w:r>
-        <w:t>Los evaluadores serán notificados para re-evaluar.</w:t>
-      </w:r>
-    </w:p>
-    <w:p>
-      <w:pPr>
-        <w:pStyle w:val="ListNumber"/>
-        <w:ind w:left="720"/>
-      </w:pPr>
-      <w:r>
-        <w:t>Repita el proceso hasta que el proyecto sea aceptado.</w:t>
+        <w:t>ℹ️  Cada ronda de corrección queda registrada en el timeline del proyecto con todos sus archivos y comentarios asociados.</w:t>
       </w:r>
     </w:p>
     <w:p>
@@ -1842,101 +2229,100 @@
       </w:r>
     </w:p>
     <w:p>
+      <w:pPr/>
+      <w:r>
+        <w:t>Una vez que todas las evaluaciones del documento sean favorables:</w:t>
+      </w:r>
+    </w:p>
+    <w:p>
+      <w:pPr>
+        <w:pStyle w:val="ListNumber"/>
+      </w:pPr>
+      <w:r>
+        <w:t>Abra el detalle del proyecto.</w:t>
+      </w:r>
+    </w:p>
+    <w:p>
+      <w:pPr>
+        <w:pStyle w:val="ListNumber"/>
+      </w:pPr>
+      <w:r>
+        <w:t>Cambie el estado a "Aprobada para sustentación".</w:t>
+      </w:r>
+    </w:p>
+    <w:p>
+      <w:pPr>
+        <w:pStyle w:val="ListNumber"/>
+      </w:pPr>
+      <w:r>
+        <w:t>Vaya a la sección "Programar sustentación".</w:t>
+      </w:r>
+    </w:p>
+    <w:p>
+      <w:pPr>
+        <w:pStyle w:val="ListNumber"/>
+      </w:pPr>
+      <w:r>
+        <w:t>Complete los campos:</w:t>
+      </w:r>
+    </w:p>
+    <w:p>
+      <w:pPr>
+        <w:pStyle w:val="ListBullet"/>
+      </w:pPr>
+      <w:r>
+        <w:t>Fecha y hora de la sustentación.</w:t>
+      </w:r>
+    </w:p>
+    <w:p>
+      <w:pPr>
+        <w:pStyle w:val="ListBullet"/>
+      </w:pPr>
+      <w:r>
+        <w:t>Lugar: salón, auditorio o enlace de videoconferencia.</w:t>
+      </w:r>
+    </w:p>
+    <w:p>
+      <w:pPr>
+        <w:pStyle w:val="ListBullet"/>
+      </w:pPr>
+      <w:r>
+        <w:t>Información adicional: instrucciones, duración estimada, requerimientos especiales.</w:t>
+      </w:r>
+    </w:p>
+    <w:p>
+      <w:pPr>
+        <w:pStyle w:val="ListNumber"/>
+      </w:pPr>
+      <w:r>
+        <w:t>Haga clic en "Guardar".</w:t>
+      </w:r>
+    </w:p>
+    <w:p>
+      <w:pPr>
+        <w:pStyle w:val="ListNumber"/>
+      </w:pPr>
+      <w:r>
+        <w:t>El estado cambiará automáticamente a "Sustentación programada".</w:t>
+      </w:r>
+    </w:p>
+    <w:p>
+      <w:pPr>
+        <w:pStyle w:val="ListNumber"/>
+      </w:pPr>
+      <w:r>
+        <w:t>Se enviarán correos automáticos a estudiantes y evaluadores con toda la información de la sustentación.</w:t>
+      </w:r>
+    </w:p>
+    <w:p/>
+    <w:p>
+      <w:pPr/>
       <w:r>
         <w:rPr>
-          <w:b w:val="0"/>
+          <w:i/>
+          <w:color w:val="333399"/>
         </w:rPr>
-        <w:t>Una vez que todas las evaluaciones son favorables:</w:t>
-      </w:r>
-    </w:p>
-    <w:p>
-      <w:pPr>
-        <w:pStyle w:val="ListNumber"/>
-        <w:ind w:left="720"/>
-      </w:pPr>
-      <w:r>
-        <w:t>Abra el detalle del proyecto.</w:t>
-      </w:r>
-    </w:p>
-    <w:p>
-      <w:pPr>
-        <w:pStyle w:val="ListNumber"/>
-        <w:ind w:left="720"/>
-      </w:pPr>
-      <w:r>
-        <w:t>Cambie el estado a "Aprobada para sustentación".</w:t>
-      </w:r>
-    </w:p>
-    <w:p>
-      <w:pPr>
-        <w:pStyle w:val="ListNumber"/>
-        <w:ind w:left="720"/>
-      </w:pPr>
-      <w:r>
-        <w:t>Vaya a la sección "Programar sustentación".</w:t>
-      </w:r>
-    </w:p>
-    <w:p>
-      <w:pPr>
-        <w:pStyle w:val="ListNumber"/>
-        <w:ind w:left="720"/>
-      </w:pPr>
-      <w:r>
-        <w:t>Complete los campos:</w:t>
-      </w:r>
-    </w:p>
-    <w:p>
-      <w:pPr>
-        <w:pStyle w:val="ListBullet"/>
-        <w:ind w:left="1440"/>
-      </w:pPr>
-      <w:r>
-        <w:t>Fecha y hora de la sustentación.</w:t>
-      </w:r>
-    </w:p>
-    <w:p>
-      <w:pPr>
-        <w:pStyle w:val="ListBullet"/>
-        <w:ind w:left="1440"/>
-      </w:pPr>
-      <w:r>
-        <w:t>Lugar (salón, auditorio, enlace virtual).</w:t>
-      </w:r>
-    </w:p>
-    <w:p>
-      <w:pPr>
-        <w:pStyle w:val="ListBullet"/>
-        <w:ind w:left="1440"/>
-      </w:pPr>
-      <w:r>
-        <w:t>Información adicional (instrucciones, duración, etc.).</w:t>
-      </w:r>
-    </w:p>
-    <w:p>
-      <w:pPr>
-        <w:pStyle w:val="ListNumber"/>
-        <w:ind w:left="720"/>
-      </w:pPr>
-      <w:r>
-        <w:t>Haga clic en "Guardar".</w:t>
-      </w:r>
-    </w:p>
-    <w:p>
-      <w:pPr>
-        <w:pStyle w:val="ListNumber"/>
-        <w:ind w:left="720"/>
-      </w:pPr>
-      <w:r>
-        <w:t>El estado cambiará a "Sustentación programada".</w:t>
-      </w:r>
-    </w:p>
-    <w:p>
-      <w:pPr>
-        <w:pStyle w:val="ListNumber"/>
-        <w:ind w:left="720"/>
-      </w:pPr>
-      <w:r>
-        <w:t>Se enviarán correos automáticos a estudiantes y evaluadores con los datos de la sustentación.</w:t>
+        <w:t>💡  Puede actualizar la información de la sustentación si cambia la fecha o el lugar. El sistema notificará a los participantes con la nueva información.</w:t>
       </w:r>
     </w:p>
     <w:p>
@@ -1956,57 +2342,50 @@
       </w:r>
     </w:p>
     <w:p>
-      <w:r>
-        <w:rPr>
-          <w:b w:val="0"/>
-        </w:rPr>
-        <w:t>Después de la sustentación y evaluación de la presentación:</w:t>
-      </w:r>
-    </w:p>
+      <w:pPr/>
+      <w:r>
+        <w:t>Después de la sustentación y una vez los evaluadores registren las calificaciones de la presentación oral:</w:t>
+      </w:r>
+    </w:p>
+    <w:p/>
     <w:p>
       <w:pPr>
         <w:pStyle w:val="Heading2"/>
       </w:pPr>
       <w:r>
-        <w:rPr>
-          <w:color w:val="333333"/>
-        </w:rPr>
         <w:t>Gestión del acta</w:t>
       </w:r>
     </w:p>
     <w:p>
       <w:pPr>
         <w:pStyle w:val="ListNumber"/>
-        <w:ind w:left="720"/>
-      </w:pPr>
-      <w:r>
-        <w:t>Vaya a la sección "Acta" del detalle del proyecto.</w:t>
+      </w:pPr>
+      <w:r>
+        <w:t>Vaya a la sección "Acta" en el detalle del proyecto.</w:t>
       </w:r>
     </w:p>
     <w:p>
       <w:pPr>
         <w:pStyle w:val="ListNumber"/>
-        <w:ind w:left="720"/>
-      </w:pPr>
-      <w:r>
-        <w:t>Verá el estado de firma de cada participante:</w:t>
+      </w:pPr>
+      <w:r>
+        <w:t>Verá la lista de firmantes requeridos:</w:t>
       </w:r>
     </w:p>
     <w:tbl>
       <w:tblPr>
-        <w:tblStyle w:val="LightShading-Accent1"/>
+        <w:tblStyle w:val="TableGrid"/>
         <w:tblW w:type="auto" w:w="0"/>
-        <w:jc w:val="center"/>
         <w:tblLook w:firstColumn="1" w:firstRow="1" w:lastColumn="0" w:lastRow="0" w:noHBand="0" w:noVBand="1" w:val="04A0"/>
       </w:tblPr>
       <w:tblGrid>
-        <w:gridCol w:w="4703"/>
-        <w:gridCol w:w="4703"/>
+        <w:gridCol w:w="4680"/>
+        <w:gridCol w:w="4680"/>
       </w:tblGrid>
       <w:tr>
         <w:tc>
           <w:tcPr>
-            <w:tcW w:type="dxa" w:w="4703"/>
+            <w:tcW w:type="dxa" w:w="4680"/>
           </w:tcPr>
           <w:p>
             <w:r>
@@ -2019,7 +2398,445 @@
         </w:tc>
         <w:tc>
           <w:tcPr>
-            <w:tcW w:type="dxa" w:w="4703"/>
+            <w:tcW w:type="dxa" w:w="4680"/>
+          </w:tcPr>
+          <w:p>
+            <w:r>
+              <w:rPr>
+                <w:b/>
+              </w:rPr>
+              <w:t>Rol en el proceso</w:t>
+            </w:r>
+          </w:p>
+        </w:tc>
+      </w:tr>
+      <w:tr>
+        <w:tc>
+          <w:tcPr>
+            <w:tcW w:type="dxa" w:w="4680"/>
+          </w:tcPr>
+          <w:p>
+            <w:r>
+              <w:t>Evaluador 1</w:t>
+            </w:r>
+          </w:p>
+        </w:tc>
+        <w:tc>
+          <w:tcPr>
+            <w:tcW w:type="dxa" w:w="4680"/>
+          </w:tcPr>
+          <w:p>
+            <w:r>
+              <w:t>Primer evaluador asignado al proyecto.</w:t>
+            </w:r>
+          </w:p>
+        </w:tc>
+      </w:tr>
+      <w:tr>
+        <w:tc>
+          <w:tcPr>
+            <w:tcW w:type="dxa" w:w="4680"/>
+          </w:tcPr>
+          <w:p>
+            <w:r>
+              <w:t>Evaluador 2</w:t>
+            </w:r>
+          </w:p>
+        </w:tc>
+        <w:tc>
+          <w:tcPr>
+            <w:tcW w:type="dxa" w:w="4680"/>
+          </w:tcPr>
+          <w:p>
+            <w:r>
+              <w:t>Segundo evaluador asignado al proyecto.</w:t>
+            </w:r>
+          </w:p>
+        </w:tc>
+      </w:tr>
+      <w:tr>
+        <w:tc>
+          <w:tcPr>
+            <w:tcW w:type="dxa" w:w="4680"/>
+          </w:tcPr>
+          <w:p>
+            <w:r>
+              <w:t>Director</w:t>
+            </w:r>
+          </w:p>
+        </w:tc>
+        <w:tc>
+          <w:tcPr>
+            <w:tcW w:type="dxa" w:w="4680"/>
+          </w:tcPr>
+          <w:p>
+            <w:r>
+              <w:t>Director del proyecto de grado.</w:t>
+            </w:r>
+          </w:p>
+        </w:tc>
+      </w:tr>
+      <w:tr>
+        <w:tc>
+          <w:tcPr>
+            <w:tcW w:type="dxa" w:w="4680"/>
+          </w:tcPr>
+          <w:p>
+            <w:r>
+              <w:t>Director de programa</w:t>
+            </w:r>
+          </w:p>
+        </w:tc>
+        <w:tc>
+          <w:tcPr>
+            <w:tcW w:type="dxa" w:w="4680"/>
+          </w:tcPr>
+          <w:p>
+            <w:r>
+              <w:t>Director del programa académico.</w:t>
+            </w:r>
+          </w:p>
+        </w:tc>
+      </w:tr>
+    </w:tbl>
+    <w:p/>
+    <w:p>
+      <w:pPr>
+        <w:pStyle w:val="Heading2"/>
+      </w:pPr>
+      <w:r>
+        <w:t>Generar y enviar enlaces de firma</w:t>
+      </w:r>
+    </w:p>
+    <w:p>
+      <w:pPr>
+        <w:pStyle w:val="ListNumber"/>
+      </w:pPr>
+      <w:r>
+        <w:t>Haga clic en "Generar enlace" junto a cada firmante.</w:t>
+      </w:r>
+    </w:p>
+    <w:p>
+      <w:pPr>
+        <w:pStyle w:val="ListNumber"/>
+      </w:pPr>
+      <w:r>
+        <w:t>Copie el enlace al portapapeles o envíelo directamente por correo.</w:t>
+      </w:r>
+    </w:p>
+    <w:p>
+      <w:pPr>
+        <w:pStyle w:val="ListNumber"/>
+      </w:pPr>
+      <w:r>
+        <w:t>Cada firmante puede dibujar su firma o subir una imagen escaneada.</w:t>
+      </w:r>
+    </w:p>
+    <w:p>
+      <w:pPr>
+        <w:pStyle w:val="ListNumber"/>
+      </w:pPr>
+      <w:r>
+        <w:t>El estado de firma se actualiza en tiempo real en el panel.</w:t>
+      </w:r>
+    </w:p>
+    <w:p/>
+    <w:p>
+      <w:pPr>
+        <w:pStyle w:val="Heading2"/>
+      </w:pPr>
+      <w:r>
+        <w:t>Acciones adicionales sobre el acta</w:t>
+      </w:r>
+    </w:p>
+    <w:p>
+      <w:pPr>
+        <w:pStyle w:val="ListBullet"/>
+      </w:pPr>
+      <w:r>
+        <w:t>Eliminar firma: Revertir una firma registrada por error (con confirmación).</w:t>
+      </w:r>
+    </w:p>
+    <w:p>
+      <w:pPr>
+        <w:pStyle w:val="ListBullet"/>
+      </w:pPr>
+      <w:r>
+        <w:t>Descargar acta final: Disponible una vez todas las firmas están recolectadas.</w:t>
+      </w:r>
+    </w:p>
+    <w:p>
+      <w:pPr>
+        <w:pStyle w:val="ListBullet"/>
+      </w:pPr>
+      <w:r>
+        <w:t>Carta meritoria: Para proyectos con nota ≥ 4.8/5.0; proceso de firma independiente.</w:t>
+      </w:r>
+    </w:p>
+    <w:p/>
+    <w:p>
+      <w:pPr/>
+      <w:r>
+        <w:rPr>
+          <w:i/>
+          <w:color w:val="333399"/>
+        </w:rPr>
+        <w:t>ℹ️  Los enlaces de firma son únicos e intransferibles. Cada firmante recibe un enlace personal que no requiere inicio de sesión.</w:t>
+      </w:r>
+    </w:p>
+    <w:p>
+      <w:r>
+        <w:br w:type="page"/>
+      </w:r>
+    </w:p>
+    <w:p>
+      <w:pPr>
+        <w:pStyle w:val="Heading1"/>
+      </w:pPr>
+      <w:r>
+        <w:rPr>
+          <w:color w:val="C05A12"/>
+        </w:rPr>
+        <w:t>11. Finalización del proyecto</w:t>
+      </w:r>
+    </w:p>
+    <w:p>
+      <w:pPr>
+        <w:pStyle w:val="ListNumber"/>
+      </w:pPr>
+      <w:r>
+        <w:t>Verifique que todas las evaluaciones (documento y sustentación) estén completas.</w:t>
+      </w:r>
+    </w:p>
+    <w:p>
+      <w:pPr>
+        <w:pStyle w:val="ListNumber"/>
+      </w:pPr>
+      <w:r>
+        <w:t>Verifique que todas las firmas del acta hayan sido recolectadas.</w:t>
+      </w:r>
+    </w:p>
+    <w:p>
+      <w:pPr>
+        <w:pStyle w:val="ListNumber"/>
+      </w:pPr>
+      <w:r>
+        <w:t>Cambie el estado a "Finalizado".</w:t>
+      </w:r>
+    </w:p>
+    <w:p>
+      <w:pPr>
+        <w:pStyle w:val="ListNumber"/>
+      </w:pPr>
+      <w:r>
+        <w:t>El sistema clasificará automáticamente el resultado:</w:t>
+      </w:r>
+    </w:p>
+    <w:p/>
+    <w:tbl>
+      <w:tblPr>
+        <w:tblStyle w:val="TableGrid"/>
+        <w:tblW w:type="auto" w:w="0"/>
+        <w:tblLook w:firstColumn="1" w:firstRow="1" w:lastColumn="0" w:lastRow="0" w:noHBand="0" w:noVBand="1" w:val="04A0"/>
+      </w:tblPr>
+      <w:tblGrid>
+        <w:gridCol w:w="4680"/>
+        <w:gridCol w:w="4680"/>
+      </w:tblGrid>
+      <w:tr>
+        <w:tc>
+          <w:tcPr>
+            <w:tcW w:type="dxa" w:w="4680"/>
+          </w:tcPr>
+          <w:p>
+            <w:r>
+              <w:rPr>
+                <w:b/>
+              </w:rPr>
+              <w:t>Calificación final</w:t>
+            </w:r>
+          </w:p>
+        </w:tc>
+        <w:tc>
+          <w:tcPr>
+            <w:tcW w:type="dxa" w:w="4680"/>
+          </w:tcPr>
+          <w:p>
+            <w:r>
+              <w:rPr>
+                <w:b/>
+              </w:rPr>
+              <w:t>Resultado</w:t>
+            </w:r>
+          </w:p>
+        </w:tc>
+      </w:tr>
+      <w:tr>
+        <w:tc>
+          <w:tcPr>
+            <w:tcW w:type="dxa" w:w="4680"/>
+          </w:tcPr>
+          <w:p>
+            <w:r>
+              <w:t>≥ 4.8 / 5.0</w:t>
+            </w:r>
+          </w:p>
+        </w:tc>
+        <w:tc>
+          <w:tcPr>
+            <w:tcW w:type="dxa" w:w="4680"/>
+          </w:tcPr>
+          <w:p>
+            <w:r>
+              <w:t>APROBADA MERITORIA</w:t>
+            </w:r>
+          </w:p>
+        </w:tc>
+      </w:tr>
+      <w:tr>
+        <w:tc>
+          <w:tcPr>
+            <w:tcW w:type="dxa" w:w="4680"/>
+          </w:tcPr>
+          <w:p>
+            <w:r>
+              <w:t>≥ 3.0 / 5.0</w:t>
+            </w:r>
+          </w:p>
+        </w:tc>
+        <w:tc>
+          <w:tcPr>
+            <w:tcW w:type="dxa" w:w="4680"/>
+          </w:tcPr>
+          <w:p>
+            <w:r>
+              <w:t>APROBADA</w:t>
+            </w:r>
+          </w:p>
+        </w:tc>
+      </w:tr>
+      <w:tr>
+        <w:tc>
+          <w:tcPr>
+            <w:tcW w:type="dxa" w:w="4680"/>
+          </w:tcPr>
+          <w:p>
+            <w:r>
+              <w:t>&lt; 3.0 / 5.0</w:t>
+            </w:r>
+          </w:p>
+        </w:tc>
+        <w:tc>
+          <w:tcPr>
+            <w:tcW w:type="dxa" w:w="4680"/>
+          </w:tcPr>
+          <w:p>
+            <w:r>
+              <w:t>NO APROBADA</w:t>
+            </w:r>
+          </w:p>
+        </w:tc>
+      </w:tr>
+    </w:tbl>
+    <w:p/>
+    <w:p>
+      <w:pPr/>
+      <w:r>
+        <w:rPr>
+          <w:i/>
+          <w:color w:val="333399"/>
+        </w:rPr>
+        <w:t>ℹ️  La calificación final se calcula como: (Nota Documento × Peso%) + (Nota Sustentación × Peso%). Los pesos se configuran en la sección 'Pesos de evaluación'.</w:t>
+      </w:r>
+    </w:p>
+    <w:p>
+      <w:r>
+        <w:br w:type="page"/>
+      </w:r>
+    </w:p>
+    <w:p>
+      <w:pPr>
+        <w:pStyle w:val="Heading1"/>
+      </w:pPr>
+      <w:r>
+        <w:rPr>
+          <w:color w:val="C05A12"/>
+        </w:rPr>
+        <w:t>12. Gestión de evaluadores</w:t>
+      </w:r>
+    </w:p>
+    <w:p>
+      <w:pPr/>
+      <w:r>
+        <w:t>Desde el menú lateral, seleccione "Evaluadores".</w:t>
+      </w:r>
+    </w:p>
+    <w:p/>
+    <w:p>
+      <w:pPr>
+        <w:pStyle w:val="Heading2"/>
+      </w:pPr>
+      <w:r>
+        <w:t>Crear nuevo evaluador</w:t>
+      </w:r>
+    </w:p>
+    <w:p>
+      <w:pPr>
+        <w:pStyle w:val="ListNumber"/>
+      </w:pPr>
+      <w:r>
+        <w:t>Haga clic en "Crear evaluador".</w:t>
+      </w:r>
+    </w:p>
+    <w:p>
+      <w:pPr>
+        <w:pStyle w:val="ListNumber"/>
+      </w:pPr>
+      <w:r>
+        <w:t>Complete el formulario con los siguientes datos:</w:t>
+      </w:r>
+    </w:p>
+    <w:tbl>
+      <w:tblPr>
+        <w:tblStyle w:val="TableGrid"/>
+        <w:tblW w:type="auto" w:w="0"/>
+        <w:tblLook w:firstColumn="1" w:firstRow="1" w:lastColumn="0" w:lastRow="0" w:noHBand="0" w:noVBand="1" w:val="04A0"/>
+      </w:tblPr>
+      <w:tblGrid>
+        <w:gridCol w:w="3120"/>
+        <w:gridCol w:w="3120"/>
+        <w:gridCol w:w="3120"/>
+      </w:tblGrid>
+      <w:tr>
+        <w:tc>
+          <w:tcPr>
+            <w:tcW w:type="dxa" w:w="3120"/>
+          </w:tcPr>
+          <w:p>
+            <w:r>
+              <w:rPr>
+                <w:b/>
+              </w:rPr>
+              <w:t>Campo</w:t>
+            </w:r>
+          </w:p>
+        </w:tc>
+        <w:tc>
+          <w:tcPr>
+            <w:tcW w:type="dxa" w:w="3120"/>
+          </w:tcPr>
+          <w:p>
+            <w:r>
+              <w:rPr>
+                <w:b/>
+              </w:rPr>
+              <w:t>Obligatorio</w:t>
+            </w:r>
+          </w:p>
+        </w:tc>
+        <w:tc>
+          <w:tcPr>
+            <w:tcW w:type="dxa" w:w="3120"/>
           </w:tcPr>
           <w:p>
             <w:r>
@@ -2034,21 +2851,31 @@
       <w:tr>
         <w:tc>
           <w:tcPr>
-            <w:tcW w:type="dxa" w:w="4703"/>
+            <w:tcW w:type="dxa" w:w="3120"/>
           </w:tcPr>
           <w:p>
             <w:r>
-              <w:t>Evaluador 1</w:t>
+              <w:t>Nombre completo</w:t>
             </w:r>
           </w:p>
         </w:tc>
         <w:tc>
           <w:tcPr>
-            <w:tcW w:type="dxa" w:w="4703"/>
+            <w:tcW w:type="dxa" w:w="3120"/>
           </w:tcPr>
           <w:p>
             <w:r>
-              <w:t>Primer evaluador asignado</w:t>
+              <w:t>Sí</w:t>
+            </w:r>
+          </w:p>
+        </w:tc>
+        <w:tc>
+          <w:tcPr>
+            <w:tcW w:type="dxa" w:w="3120"/>
+          </w:tcPr>
+          <w:p>
+            <w:r>
+              <w:t>Nombre y apellidos del evaluador.</w:t>
             </w:r>
           </w:p>
         </w:tc>
@@ -2056,21 +2883,31 @@
       <w:tr>
         <w:tc>
           <w:tcPr>
-            <w:tcW w:type="dxa" w:w="4703"/>
+            <w:tcW w:type="dxa" w:w="3120"/>
           </w:tcPr>
           <w:p>
             <w:r>
-              <w:t>Evaluador 2</w:t>
+              <w:t>Correo institucional</w:t>
             </w:r>
           </w:p>
         </w:tc>
         <w:tc>
           <w:tcPr>
-            <w:tcW w:type="dxa" w:w="4703"/>
+            <w:tcW w:type="dxa" w:w="3120"/>
           </w:tcPr>
           <w:p>
             <w:r>
-              <w:t>Segundo evaluador asignado</w:t>
+              <w:t>Sí</w:t>
+            </w:r>
+          </w:p>
+        </w:tc>
+        <w:tc>
+          <w:tcPr>
+            <w:tcW w:type="dxa" w:w="3120"/>
+          </w:tcPr>
+          <w:p>
+            <w:r>
+              <w:t>Correo @usbcali.edu.co — usado como identificador de inicio de sesión.</w:t>
             </w:r>
           </w:p>
         </w:tc>
@@ -2078,21 +2915,31 @@
       <w:tr>
         <w:tc>
           <w:tcPr>
-            <w:tcW w:type="dxa" w:w="4703"/>
+            <w:tcW w:type="dxa" w:w="3120"/>
           </w:tcPr>
           <w:p>
             <w:r>
-              <w:t>Director</w:t>
+              <w:t>Cédula</w:t>
             </w:r>
           </w:p>
         </w:tc>
         <w:tc>
           <w:tcPr>
-            <w:tcW w:type="dxa" w:w="4703"/>
+            <w:tcW w:type="dxa" w:w="3120"/>
           </w:tcPr>
           <w:p>
             <w:r>
-              <w:t>Director del proyecto</w:t>
+              <w:t>Sí</w:t>
+            </w:r>
+          </w:p>
+        </w:tc>
+        <w:tc>
+          <w:tcPr>
+            <w:tcW w:type="dxa" w:w="3120"/>
+          </w:tcPr>
+          <w:p>
+            <w:r>
+              <w:t>Número de cédula de ciudadanía. Se usa para calcular la contraseña.</w:t>
             </w:r>
           </w:p>
         </w:tc>
@@ -2100,208 +2947,31 @@
       <w:tr>
         <w:tc>
           <w:tcPr>
-            <w:tcW w:type="dxa" w:w="4703"/>
+            <w:tcW w:type="dxa" w:w="3120"/>
           </w:tcPr>
           <w:p>
             <w:r>
-              <w:t>Director de programa</w:t>
+              <w:t>Especialidad / Área</w:t>
             </w:r>
           </w:p>
         </w:tc>
         <w:tc>
           <w:tcPr>
-            <w:tcW w:type="dxa" w:w="4703"/>
+            <w:tcW w:type="dxa" w:w="3120"/>
           </w:tcPr>
           <w:p>
             <w:r>
-              <w:t>Director del programa académico</w:t>
-            </w:r>
-          </w:p>
-        </w:tc>
-      </w:tr>
-    </w:tbl>
-    <w:p/>
-    <w:p>
-      <w:pPr>
-        <w:pStyle w:val="Heading2"/>
-      </w:pPr>
-      <w:r>
-        <w:rPr>
-          <w:color w:val="333333"/>
-        </w:rPr>
-        <w:t>Generar y enviar enlaces de firma</w:t>
-      </w:r>
-    </w:p>
-    <w:p>
-      <w:pPr>
-        <w:pStyle w:val="ListNumber"/>
-        <w:ind w:left="720"/>
-      </w:pPr>
-      <w:r>
-        <w:t>Haga clic en "Generar enlace" para crear un token único de firma.</w:t>
-      </w:r>
-    </w:p>
-    <w:p>
-      <w:pPr>
-        <w:pStyle w:val="ListNumber"/>
-        <w:ind w:left="720"/>
-      </w:pPr>
-      <w:r>
-        <w:t>Copie el enlace al portapapeles o envíelo directamente por correo.</w:t>
-      </w:r>
-    </w:p>
-    <w:p>
-      <w:pPr>
-        <w:pStyle w:val="ListNumber"/>
-        <w:ind w:left="720"/>
-      </w:pPr>
-      <w:r>
-        <w:t>Cada firmante recibirá un enlace personal para firmar digitalmente.</w:t>
-      </w:r>
-    </w:p>
-    <w:p>
-      <w:pPr>
-        <w:pStyle w:val="ListNumber"/>
-        <w:ind w:left="720"/>
-      </w:pPr>
-      <w:r>
-        <w:t>Los firmantes pueden dibujar su firma o subir una imagen.</w:t>
-      </w:r>
-    </w:p>
-    <w:p>
-      <w:pPr>
-        <w:pStyle w:val="ListNumber"/>
-        <w:ind w:left="720"/>
-      </w:pPr>
-      <w:r>
-        <w:t>El estado de firma se actualiza en tiempo real.</w:t>
-      </w:r>
-    </w:p>
-    <w:p>
-      <w:pPr>
-        <w:pStyle w:val="Heading2"/>
-      </w:pPr>
-      <w:r>
-        <w:rPr>
-          <w:color w:val="333333"/>
-        </w:rPr>
-        <w:t>Acciones adicionales</w:t>
-      </w:r>
-    </w:p>
-    <w:p>
-      <w:pPr>
-        <w:pStyle w:val="ListBullet"/>
-        <w:ind w:left="720"/>
-      </w:pPr>
-      <w:r>
-        <w:t>Eliminar firma: Revertir una firma si hubo error (con confirmación).</w:t>
-      </w:r>
-    </w:p>
-    <w:p>
-      <w:pPr>
-        <w:pStyle w:val="ListBullet"/>
-        <w:ind w:left="720"/>
-      </w:pPr>
-      <w:r>
-        <w:t>Descargar acta final: Una vez todas las firmas estén completas.</w:t>
-      </w:r>
-    </w:p>
-    <w:p>
-      <w:pPr>
-        <w:pStyle w:val="ListBullet"/>
-        <w:ind w:left="720"/>
-      </w:pPr>
-      <w:r>
-        <w:t>Carta meritoria: Para proyectos con nota ≥ 4.8, gestione un proceso de firma separado.</w:t>
-      </w:r>
-    </w:p>
-    <w:p>
-      <w:r>
-        <w:br w:type="page"/>
-      </w:r>
-    </w:p>
-    <w:p>
-      <w:pPr>
-        <w:pStyle w:val="Heading1"/>
-      </w:pPr>
-      <w:r>
-        <w:rPr>
-          <w:color w:val="C05A12"/>
-        </w:rPr>
-        <w:t>11. Finalización del proyecto</w:t>
-      </w:r>
-    </w:p>
-    <w:p>
-      <w:pPr>
-        <w:pStyle w:val="ListNumber"/>
-        <w:ind w:left="720"/>
-      </w:pPr>
-      <w:r>
-        <w:t>Verifique que todas las evaluaciones estén completas.</w:t>
-      </w:r>
-    </w:p>
-    <w:p>
-      <w:pPr>
-        <w:pStyle w:val="ListNumber"/>
-        <w:ind w:left="720"/>
-      </w:pPr>
-      <w:r>
-        <w:t>Verifique que todas las firmas del acta estén recolectadas.</w:t>
-      </w:r>
-    </w:p>
-    <w:p>
-      <w:pPr>
-        <w:pStyle w:val="ListNumber"/>
-        <w:ind w:left="720"/>
-      </w:pPr>
-      <w:r>
-        <w:t>Cambie el estado a "Finalizado".</w:t>
-      </w:r>
-    </w:p>
-    <w:p>
-      <w:pPr>
-        <w:pStyle w:val="ListNumber"/>
-        <w:ind w:left="720"/>
-      </w:pPr>
-      <w:r>
-        <w:t>El sistema clasificará automáticamente el resultado:</w:t>
-      </w:r>
-    </w:p>
-    <w:tbl>
-      <w:tblPr>
-        <w:tblStyle w:val="LightShading-Accent1"/>
-        <w:tblW w:type="auto" w:w="0"/>
-        <w:jc w:val="center"/>
-        <w:tblLook w:firstColumn="1" w:firstRow="1" w:lastColumn="0" w:lastRow="0" w:noHBand="0" w:noVBand="1" w:val="04A0"/>
-      </w:tblPr>
-      <w:tblGrid>
-        <w:gridCol w:w="4703"/>
-        <w:gridCol w:w="4703"/>
-      </w:tblGrid>
-      <w:tr>
-        <w:tc>
-          <w:tcPr>
-            <w:tcW w:type="dxa" w:w="4703"/>
-          </w:tcPr>
-          <w:p>
-            <w:r>
-              <w:rPr>
-                <w:b/>
-              </w:rPr>
-              <w:t>Calificación final</w:t>
+              <w:t>No</w:t>
             </w:r>
           </w:p>
         </w:tc>
         <w:tc>
           <w:tcPr>
-            <w:tcW w:type="dxa" w:w="4703"/>
+            <w:tcW w:type="dxa" w:w="3120"/>
           </w:tcPr>
           <w:p>
             <w:r>
-              <w:rPr>
-                <w:b/>
-              </w:rPr>
-              <w:t>Resultado</w:t>
+              <w:t>Área de conocimiento del evaluador.</w:t>
             </w:r>
           </w:p>
         </w:tc>
@@ -2309,223 +2979,94 @@
       <w:tr>
         <w:tc>
           <w:tcPr>
-            <w:tcW w:type="dxa" w:w="4703"/>
+            <w:tcW w:type="dxa" w:w="3120"/>
           </w:tcPr>
           <w:p>
             <w:r>
-              <w:t>≥ 4.8 / 5.0</w:t>
+              <w:t>Contraseña inicial</w:t>
             </w:r>
           </w:p>
         </w:tc>
         <w:tc>
           <w:tcPr>
-            <w:tcW w:type="dxa" w:w="4703"/>
+            <w:tcW w:type="dxa" w:w="3120"/>
           </w:tcPr>
           <w:p>
             <w:r>
-              <w:t>APROBADA MERITORIA</w:t>
-            </w:r>
-          </w:p>
-        </w:tc>
-      </w:tr>
-      <w:tr>
-        <w:tc>
-          <w:tcPr>
-            <w:tcW w:type="dxa" w:w="4703"/>
-          </w:tcPr>
-          <w:p>
-            <w:r>
-              <w:t>≥ 3.0 / 5.0</w:t>
+              <w:t>No</w:t>
             </w:r>
           </w:p>
         </w:tc>
         <w:tc>
           <w:tcPr>
-            <w:tcW w:type="dxa" w:w="4703"/>
+            <w:tcW w:type="dxa" w:w="3120"/>
           </w:tcPr>
           <w:p>
             <w:r>
-              <w:t>APROBADA</w:t>
-            </w:r>
-          </w:p>
-        </w:tc>
-      </w:tr>
-      <w:tr>
-        <w:tc>
-          <w:tcPr>
-            <w:tcW w:type="dxa" w:w="4703"/>
-          </w:tcPr>
-          <w:p>
-            <w:r>
-              <w:t>&lt; 3.0 / 5.0</w:t>
-            </w:r>
-          </w:p>
-        </w:tc>
-        <w:tc>
-          <w:tcPr>
-            <w:tcW w:type="dxa" w:w="4703"/>
-          </w:tcPr>
-          <w:p>
-            <w:r>
-              <w:t>NO APROBADA</w:t>
+              <w:t>Si se deja vacío el sistema genera: primer_nombre + cédula.</w:t>
             </w:r>
           </w:p>
         </w:tc>
       </w:tr>
     </w:tbl>
+    <w:p>
+      <w:pPr>
+        <w:pStyle w:val="ListNumber"/>
+      </w:pPr>
+      <w:r>
+        <w:t>Haga clic en "Guardar".</w:t>
+      </w:r>
+    </w:p>
+    <w:p>
+      <w:pPr>
+        <w:pStyle w:val="ListNumber"/>
+      </w:pPr>
+      <w:r>
+        <w:t>El sistema creará la cuenta y enviará automáticamente las credenciales al correo del evaluador.</w:t>
+      </w:r>
+    </w:p>
     <w:p/>
     <w:p>
-      <w:r>
-        <w:br w:type="page"/>
-      </w:r>
-    </w:p>
-    <w:p>
-      <w:pPr>
-        <w:pStyle w:val="Heading1"/>
-      </w:pPr>
+      <w:pPr>
+        <w:pStyle w:val="Heading2"/>
+      </w:pPr>
+      <w:r>
+        <w:t>Otras acciones sobre evaluadores</w:t>
+      </w:r>
+    </w:p>
+    <w:p>
+      <w:pPr>
+        <w:pStyle w:val="ListBullet"/>
+      </w:pPr>
+      <w:r>
+        <w:t>Editar evaluador: Modificar datos personales, correo, especialidad y contraseña.</w:t>
+      </w:r>
+    </w:p>
+    <w:p>
+      <w:pPr>
+        <w:pStyle w:val="ListBullet"/>
+      </w:pPr>
+      <w:r>
+        <w:t>Ver proyectos asignados: Lista de tesis activas e históricas con estado y fechas.</w:t>
+      </w:r>
+    </w:p>
+    <w:p>
+      <w:pPr>
+        <w:pStyle w:val="ListBullet"/>
+      </w:pPr>
+      <w:r>
+        <w:t>Reenviar credenciales: Enviar nuevamente el correo con usuario y contraseña.</w:t>
+      </w:r>
+    </w:p>
+    <w:p/>
+    <w:p>
+      <w:pPr/>
       <w:r>
         <w:rPr>
-          <w:color w:val="C05A12"/>
+          <w:i/>
+          <w:color w:val="333399"/>
         </w:rPr>
-        <w:t>12. Gestión de evaluadores</w:t>
-      </w:r>
-    </w:p>
-    <w:p>
-      <w:r>
-        <w:rPr>
-          <w:b w:val="0"/>
-        </w:rPr>
-        <w:t>Desde el menú lateral, seleccione "Evaluadores".</w:t>
-      </w:r>
-    </w:p>
-    <w:p>
-      <w:pPr>
-        <w:pStyle w:val="Heading2"/>
-      </w:pPr>
-      <w:r>
-        <w:rPr>
-          <w:color w:val="333333"/>
-        </w:rPr>
-        <w:t>Crear nuevo evaluador</w:t>
-      </w:r>
-    </w:p>
-    <w:p>
-      <w:pPr>
-        <w:pStyle w:val="ListNumber"/>
-        <w:ind w:left="720"/>
-      </w:pPr>
-      <w:r>
-        <w:t>Haga clic en "Crear evaluador".</w:t>
-      </w:r>
-    </w:p>
-    <w:p>
-      <w:pPr>
-        <w:pStyle w:val="ListNumber"/>
-        <w:ind w:left="720"/>
-      </w:pPr>
-      <w:r>
-        <w:t>Complete el formulario:</w:t>
-      </w:r>
-    </w:p>
-    <w:p>
-      <w:pPr>
-        <w:pStyle w:val="ListBullet"/>
-        <w:ind w:left="1440"/>
-      </w:pPr>
-      <w:r>
-        <w:t>Nombre completo (obligatorio).</w:t>
-      </w:r>
-    </w:p>
-    <w:p>
-      <w:pPr>
-        <w:pStyle w:val="ListBullet"/>
-        <w:ind w:left="1440"/>
-      </w:pPr>
-      <w:r>
-        <w:t>Correo institucional (obligatorio).</w:t>
-      </w:r>
-    </w:p>
-    <w:p>
-      <w:pPr>
-        <w:pStyle w:val="ListBullet"/>
-        <w:ind w:left="1440"/>
-      </w:pPr>
-      <w:r>
-        <w:t>Cédula (obligatorio).</w:t>
-      </w:r>
-    </w:p>
-    <w:p>
-      <w:pPr>
-        <w:pStyle w:val="ListBullet"/>
-        <w:ind w:left="1440"/>
-      </w:pPr>
-      <w:r>
-        <w:t>Especialidad / Área de conocimiento.</w:t>
-      </w:r>
-    </w:p>
-    <w:p>
-      <w:pPr>
-        <w:pStyle w:val="ListBullet"/>
-        <w:ind w:left="1440"/>
-      </w:pPr>
-      <w:r>
-        <w:t>Contraseña inicial.</w:t>
-      </w:r>
-    </w:p>
-    <w:p>
-      <w:pPr>
-        <w:pStyle w:val="ListNumber"/>
-        <w:ind w:left="720"/>
-      </w:pPr>
-      <w:r>
-        <w:t>Haga clic en "Guardar".</w:t>
-      </w:r>
-    </w:p>
-    <w:p>
-      <w:pPr>
-        <w:pStyle w:val="ListNumber"/>
-        <w:ind w:left="720"/>
-      </w:pPr>
-      <w:r>
-        <w:t>El sistema creará la cuenta y enviará las credenciales por correo.</w:t>
-      </w:r>
-    </w:p>
-    <w:p>
-      <w:pPr>
-        <w:pStyle w:val="Heading2"/>
-      </w:pPr>
-      <w:r>
-        <w:rPr>
-          <w:color w:val="333333"/>
-        </w:rPr>
-        <w:t>Otras acciones</w:t>
-      </w:r>
-    </w:p>
-    <w:p>
-      <w:pPr>
-        <w:pStyle w:val="ListBullet"/>
-        <w:ind w:left="720"/>
-      </w:pPr>
-      <w:r>
-        <w:t>Editar evaluador: Modificar datos y contraseña.</w:t>
-      </w:r>
-    </w:p>
-    <w:p>
-      <w:pPr>
-        <w:pStyle w:val="ListBullet"/>
-        <w:ind w:left="720"/>
-      </w:pPr>
-      <w:r>
-        <w:t>Ver proyectos asignados: Lista de tesis asignadas con estado y fechas.</w:t>
-      </w:r>
-    </w:p>
-    <w:p>
-      <w:pPr>
-        <w:pStyle w:val="ListBullet"/>
-        <w:ind w:left="720"/>
-      </w:pPr>
-      <w:r>
-        <w:t>Reenviar credenciales: Enviar nuevamente correo con usuario y contraseña.</w:t>
+        <w:t>ℹ️  El formato de la contraseña por defecto para evaluadores es: primer_nombre_lowercase + cédula (sin guion bajo). Ejemplo: carlos1098001001.</w:t>
       </w:r>
     </w:p>
     <w:p>
@@ -2545,39 +3086,34 @@
       </w:r>
     </w:p>
     <w:p>
-      <w:r>
-        <w:rPr>
-          <w:b w:val="0"/>
-        </w:rPr>
+      <w:pPr/>
+      <w:r>
         <w:t>Desde el menú lateral, seleccione "Programas".</w:t>
       </w:r>
     </w:p>
+    <w:p/>
     <w:p>
       <w:pPr>
         <w:pStyle w:val="Heading2"/>
       </w:pPr>
       <w:r>
-        <w:rPr>
-          <w:color w:val="333333"/>
-        </w:rPr>
         <w:t>Crear o editar programa</w:t>
       </w:r>
     </w:p>
     <w:tbl>
       <w:tblPr>
-        <w:tblStyle w:val="LightShading-Accent1"/>
+        <w:tblStyle w:val="TableGrid"/>
         <w:tblW w:type="auto" w:w="0"/>
-        <w:jc w:val="center"/>
         <w:tblLook w:firstColumn="1" w:firstRow="1" w:lastColumn="0" w:lastRow="0" w:noHBand="0" w:noVBand="1" w:val="04A0"/>
       </w:tblPr>
       <w:tblGrid>
-        <w:gridCol w:w="4703"/>
-        <w:gridCol w:w="4703"/>
+        <w:gridCol w:w="4680"/>
+        <w:gridCol w:w="4680"/>
       </w:tblGrid>
       <w:tr>
         <w:tc>
           <w:tcPr>
-            <w:tcW w:type="dxa" w:w="4703"/>
+            <w:tcW w:type="dxa" w:w="4680"/>
           </w:tcPr>
           <w:p>
             <w:r>
@@ -2590,7 +3126,7 @@
         </w:tc>
         <w:tc>
           <w:tcPr>
-            <w:tcW w:type="dxa" w:w="4703"/>
+            <w:tcW w:type="dxa" w:w="4680"/>
           </w:tcPr>
           <w:p>
             <w:r>
@@ -2605,7 +3141,7 @@
       <w:tr>
         <w:tc>
           <w:tcPr>
-            <w:tcW w:type="dxa" w:w="4703"/>
+            <w:tcW w:type="dxa" w:w="4680"/>
           </w:tcPr>
           <w:p>
             <w:r>
@@ -2615,11 +3151,11 @@
         </w:tc>
         <w:tc>
           <w:tcPr>
-            <w:tcW w:type="dxa" w:w="4703"/>
+            <w:tcW w:type="dxa" w:w="4680"/>
           </w:tcPr>
           <w:p>
             <w:r>
-              <w:t>Nombre del programa académico</w:t>
+              <w:t>Nombre del programa académico.</w:t>
             </w:r>
           </w:p>
         </w:tc>
@@ -2627,7 +3163,7 @@
       <w:tr>
         <w:tc>
           <w:tcPr>
-            <w:tcW w:type="dxa" w:w="4703"/>
+            <w:tcW w:type="dxa" w:w="4680"/>
           </w:tcPr>
           <w:p>
             <w:r>
@@ -2637,11 +3173,11 @@
         </w:tc>
         <w:tc>
           <w:tcPr>
-            <w:tcW w:type="dxa" w:w="4703"/>
+            <w:tcW w:type="dxa" w:w="4680"/>
           </w:tcPr>
           <w:p>
             <w:r>
-              <w:t>Fecha desde la cual los estudiantes pueden enviar proyectos</w:t>
+              <w:t>Fecha desde la cual los estudiantes pueden enviar proyectos.</w:t>
             </w:r>
           </w:p>
         </w:tc>
@@ -2649,7 +3185,7 @@
       <w:tr>
         <w:tc>
           <w:tcPr>
-            <w:tcW w:type="dxa" w:w="4703"/>
+            <w:tcW w:type="dxa" w:w="4680"/>
           </w:tcPr>
           <w:p>
             <w:r>
@@ -2659,11 +3195,11 @@
         </w:tc>
         <w:tc>
           <w:tcPr>
-            <w:tcW w:type="dxa" w:w="4703"/>
+            <w:tcW w:type="dxa" w:w="4680"/>
           </w:tcPr>
           <w:p>
             <w:r>
-              <w:t>Fecha hasta la cual se aceptan envíos</w:t>
+              <w:t>Fecha hasta la cual se aceptan nuevos envíos.</w:t>
             </w:r>
           </w:p>
         </w:tc>
@@ -2671,7 +3207,7 @@
       <w:tr>
         <w:tc>
           <w:tcPr>
-            <w:tcW w:type="dxa" w:w="4703"/>
+            <w:tcW w:type="dxa" w:w="4680"/>
           </w:tcPr>
           <w:p>
             <w:r>
@@ -2681,11 +3217,11 @@
         </w:tc>
         <w:tc>
           <w:tcPr>
-            <w:tcW w:type="dxa" w:w="4703"/>
+            <w:tcW w:type="dxa" w:w="4680"/>
           </w:tcPr>
           <w:p>
             <w:r>
-              <w:t>Número máximo de evaluadores por proyecto (por defecto 2)</w:t>
+              <w:t>Número máximo de evaluadores por proyecto (por defecto 2).</w:t>
             </w:r>
           </w:p>
         </w:tc>
@@ -2693,7 +3229,7 @@
       <w:tr>
         <w:tc>
           <w:tcPr>
-            <w:tcW w:type="dxa" w:w="4703"/>
+            <w:tcW w:type="dxa" w:w="4680"/>
           </w:tcPr>
           <w:p>
             <w:r>
@@ -2703,11 +3239,11 @@
         </w:tc>
         <w:tc>
           <w:tcPr>
-            <w:tcW w:type="dxa" w:w="4703"/>
+            <w:tcW w:type="dxa" w:w="4680"/>
           </w:tcPr>
           <w:p>
             <w:r>
-              <w:t>Profesores administradores asignados al programa</w:t>
+              <w:t>Profesores administradores asignados a este programa.</w:t>
             </w:r>
           </w:p>
         </w:tc>
@@ -2716,20 +3252,37 @@
     <w:p/>
     <w:p>
       <w:pPr>
+        <w:pStyle w:val="Heading2"/>
+      </w:pPr>
+      <w:r>
+        <w:t>Acciones disponibles sobre programas</w:t>
+      </w:r>
+    </w:p>
+    <w:p>
+      <w:pPr>
         <w:pStyle w:val="ListBullet"/>
-        <w:ind w:left="720"/>
-      </w:pPr>
-      <w:r>
-        <w:t>Ocultar/mostrar programa: Controla si el programa aparece disponible para los estudiantes.</w:t>
+      </w:pPr>
+      <w:r>
+        <w:t>Ocultar/mostrar programa: Controla si el programa aparece disponible para los estudiantes al registrar un proyecto.</w:t>
       </w:r>
     </w:p>
     <w:p>
       <w:pPr>
         <w:pStyle w:val="ListBullet"/>
-        <w:ind w:left="720"/>
-      </w:pPr>
-      <w:r>
-        <w:t>Eliminar programa: Remueve el programa (con confirmación).</w:t>
+      </w:pPr>
+      <w:r>
+        <w:t>Eliminar programa: Remueve el programa del sistema (requiere confirmación explícita).</w:t>
+      </w:r>
+    </w:p>
+    <w:p/>
+    <w:p>
+      <w:pPr/>
+      <w:r>
+        <w:rPr>
+          <w:i/>
+          <w:color w:val="333399"/>
+        </w:rPr>
+        <w:t>⚠️  Si cierra la ventana de recepción (fecha fin &lt; hoy), los estudiantes no podrán enviar nuevos proyectos a ese programa.</w:t>
       </w:r>
     </w:p>
     <w:p>
@@ -2749,17 +3302,14 @@
       </w:r>
     </w:p>
     <w:p>
-      <w:r>
-        <w:rPr>
-          <w:b w:val="0"/>
-        </w:rPr>
+      <w:pPr/>
+      <w:r>
         <w:t>Desde el menú lateral, seleccione "Rúbricas".</w:t>
       </w:r>
     </w:p>
     <w:p>
       <w:pPr>
         <w:pStyle w:val="ListNumber"/>
-        <w:ind w:left="720"/>
       </w:pPr>
       <w:r>
         <w:t>Seleccione el programa académico en el menú desplegable.</w:t>
@@ -2768,16 +3318,14 @@
     <w:p>
       <w:pPr>
         <w:pStyle w:val="ListNumber"/>
-        <w:ind w:left="720"/>
-      </w:pPr>
-      <w:r>
-        <w:t>Verá dos secciones: Rúbrica del documento y Rúbrica de sustentación.</w:t>
+      </w:pPr>
+      <w:r>
+        <w:t>Verá dos secciones separadas: Rúbrica del documento y Rúbrica de sustentación.</w:t>
       </w:r>
     </w:p>
     <w:p>
       <w:pPr>
         <w:pStyle w:val="ListNumber"/>
-        <w:ind w:left="720"/>
       </w:pPr>
       <w:r>
         <w:t>Para cada sección puede:</w:t>
@@ -2786,34 +3334,30 @@
     <w:p>
       <w:pPr>
         <w:pStyle w:val="ListBullet"/>
-        <w:ind w:left="1440"/>
-      </w:pPr>
-      <w:r>
-        <w:t>Editar el nombre de la sección.</w:t>
+      </w:pPr>
+      <w:r>
+        <w:t>Editar el nombre de cada sección/categoría de evaluación.</w:t>
       </w:r>
     </w:p>
     <w:p>
       <w:pPr>
         <w:pStyle w:val="ListBullet"/>
-        <w:ind w:left="1440"/>
-      </w:pPr>
-      <w:r>
-        <w:t>Modificar el peso porcentual.</w:t>
+      </w:pPr>
+      <w:r>
+        <w:t>Modificar el peso porcentual de cada sección (deben sumar 100%).</w:t>
       </w:r>
     </w:p>
     <w:p>
       <w:pPr>
         <w:pStyle w:val="ListBullet"/>
-        <w:ind w:left="1440"/>
-      </w:pPr>
-      <w:r>
-        <w:t>Agregar, editar o eliminar criterios.</w:t>
+      </w:pPr>
+      <w:r>
+        <w:t>Agregar, editar o eliminar criterios de evaluación.</w:t>
       </w:r>
     </w:p>
     <w:p>
       <w:pPr>
         <w:pStyle w:val="ListBullet"/>
-        <w:ind w:left="1440"/>
       </w:pPr>
       <w:r>
         <w:t>Cambiar la puntuación máxima de cada criterio.</w:t>
@@ -2822,26 +3366,20 @@
     <w:p>
       <w:pPr>
         <w:pStyle w:val="ListNumber"/>
-        <w:ind w:left="720"/>
-      </w:pPr>
-      <w:r>
-        <w:t>Haga clic en "Guardar" para aplicar los cambios.</w:t>
-      </w:r>
-    </w:p>
-    <w:p>
-      <w:r>
-        <w:rPr>
-          <w:b w:val="0"/>
-        </w:rPr>
-      </w:r>
-    </w:p>
-    <w:p>
+      </w:pPr>
+      <w:r>
+        <w:t>Haga clic en "Guardar" para aplicar los cambios. La rúbrica será usada por los evaluadores al calificar los proyectos del programa.</w:t>
+      </w:r>
+    </w:p>
+    <w:p/>
+    <w:p>
+      <w:pPr/>
       <w:r>
         <w:rPr>
           <w:i/>
-          <w:color w:val="0D6EFD"/>
+          <w:color w:val="333399"/>
         </w:rPr>
-        <w:t>ℹ️  Puede cargar la rúbrica por defecto del sistema usando el botón "Cargar valores por defecto".</w:t>
+        <w:t>ℹ️  Use el botón "Cargar valores por defecto" para restaurar la rúbrica estándar del sistema para ese programa.</w:t>
       </w:r>
     </w:p>
     <w:p>
@@ -2861,55 +3399,53 @@
       </w:r>
     </w:p>
     <w:p>
+      <w:pPr/>
+      <w:r>
+        <w:t>Desde el menú lateral, seleccione "Elementos de Revisión". Estos ítems conforman la lista de verificación que usted usa al revisar la documentación de cada proyecto.</w:t>
+      </w:r>
+    </w:p>
+    <w:p/>
+    <w:p>
+      <w:pPr>
+        <w:pStyle w:val="ListNumber"/>
+      </w:pPr>
+      <w:r>
+        <w:t>Seleccione el programa académico.</w:t>
+      </w:r>
+    </w:p>
+    <w:p>
+      <w:pPr>
+        <w:pStyle w:val="ListNumber"/>
+      </w:pPr>
+      <w:r>
+        <w:t>Para agregar un ítem: escriba el texto y haga clic en "Agregar".</w:t>
+      </w:r>
+    </w:p>
+    <w:p>
+      <w:pPr>
+        <w:pStyle w:val="ListNumber"/>
+      </w:pPr>
+      <w:r>
+        <w:t>Para editar un ítem: haga clic directamente sobre su texto y modifíquelo.</w:t>
+      </w:r>
+    </w:p>
+    <w:p>
+      <w:pPr>
+        <w:pStyle w:val="ListNumber"/>
+      </w:pPr>
+      <w:r>
+        <w:t>Para eliminar: use el botón de eliminar junto al ítem.</w:t>
+      </w:r>
+    </w:p>
+    <w:p/>
+    <w:p>
+      <w:pPr/>
       <w:r>
         <w:rPr>
-          <w:b w:val="0"/>
+          <w:i/>
+          <w:color w:val="333399"/>
         </w:rPr>
-        <w:t>Desde el menú lateral, seleccione "Elementos de Revisión".</w:t>
-      </w:r>
-    </w:p>
-    <w:p>
-      <w:r>
-        <w:rPr>
-          <w:b w:val="0"/>
-        </w:rPr>
-        <w:t>Estos son los ítems de verificación que aparecen al revisar la documentación de un proyecto:</w:t>
-      </w:r>
-    </w:p>
-    <w:p>
-      <w:pPr>
-        <w:pStyle w:val="ListNumber"/>
-        <w:ind w:left="720"/>
-      </w:pPr>
-      <w:r>
-        <w:t>Seleccione el programa.</w:t>
-      </w:r>
-    </w:p>
-    <w:p>
-      <w:pPr>
-        <w:pStyle w:val="ListNumber"/>
-        <w:ind w:left="720"/>
-      </w:pPr>
-      <w:r>
-        <w:t>Para agregar: Escriba el texto del ítem y haga clic en "Agregar".</w:t>
-      </w:r>
-    </w:p>
-    <w:p>
-      <w:pPr>
-        <w:pStyle w:val="ListNumber"/>
-        <w:ind w:left="720"/>
-      </w:pPr>
-      <w:r>
-        <w:t>Para editar: Haga clic en el texto del ítem y modifíquelo.</w:t>
-      </w:r>
-    </w:p>
-    <w:p>
-      <w:pPr>
-        <w:pStyle w:val="ListNumber"/>
-        <w:ind w:left="720"/>
-      </w:pPr>
-      <w:r>
-        <w:t>Para eliminar: Use el botón de eliminar junto a cada ítem.</w:t>
+        <w:t>ℹ️  Los elementos de revisión son específicos por programa. Cada programa puede tener su propio checklist adaptado a sus requisitos.</w:t>
       </w:r>
     </w:p>
     <w:p>
@@ -2929,36 +3465,27 @@
       </w:r>
     </w:p>
     <w:p>
-      <w:r>
-        <w:rPr>
-          <w:b w:val="0"/>
-        </w:rPr>
-        <w:t>Desde el menú lateral, seleccione "Pesos de Evaluación".</w:t>
-      </w:r>
-    </w:p>
-    <w:p>
-      <w:r>
-        <w:rPr>
-          <w:b w:val="0"/>
-        </w:rPr>
-        <w:t>Configure el porcentaje que representa cada componente en la nota final:</w:t>
-      </w:r>
-    </w:p>
+      <w:pPr/>
+      <w:r>
+        <w:t>Desde el menú lateral, seleccione "Pesos de Evaluación". Configure el porcentaje que representa cada componente en la nota final:</w:t>
+      </w:r>
+    </w:p>
+    <w:p/>
     <w:tbl>
       <w:tblPr>
-        <w:tblStyle w:val="LightShading-Accent1"/>
+        <w:tblStyle w:val="TableGrid"/>
         <w:tblW w:type="auto" w:w="0"/>
-        <w:jc w:val="center"/>
         <w:tblLook w:firstColumn="1" w:firstRow="1" w:lastColumn="0" w:lastRow="0" w:noHBand="0" w:noVBand="1" w:val="04A0"/>
       </w:tblPr>
       <w:tblGrid>
-        <w:gridCol w:w="4703"/>
-        <w:gridCol w:w="4703"/>
+        <w:gridCol w:w="3120"/>
+        <w:gridCol w:w="3120"/>
+        <w:gridCol w:w="3120"/>
       </w:tblGrid>
       <w:tr>
         <w:tc>
           <w:tcPr>
-            <w:tcW w:type="dxa" w:w="4703"/>
+            <w:tcW w:type="dxa" w:w="3120"/>
           </w:tcPr>
           <w:p>
             <w:r>
@@ -2971,7 +3498,7 @@
         </w:tc>
         <w:tc>
           <w:tcPr>
-            <w:tcW w:type="dxa" w:w="4703"/>
+            <w:tcW w:type="dxa" w:w="3120"/>
           </w:tcPr>
           <w:p>
             <w:r>
@@ -2982,162 +3509,9 @@
             </w:r>
           </w:p>
         </w:tc>
-      </w:tr>
-      <w:tr>
         <w:tc>
           <w:tcPr>
-            <w:tcW w:type="dxa" w:w="4703"/>
-          </w:tcPr>
-          <w:p>
-            <w:r>
-              <w:t>Documento</w:t>
-            </w:r>
-          </w:p>
-        </w:tc>
-        <w:tc>
-          <w:tcPr>
-            <w:tcW w:type="dxa" w:w="4703"/>
-          </w:tcPr>
-          <w:p>
-            <w:r>
-              <w:t>70%</w:t>
-            </w:r>
-          </w:p>
-        </w:tc>
-      </w:tr>
-      <w:tr>
-        <w:tc>
-          <w:tcPr>
-            <w:tcW w:type="dxa" w:w="4703"/>
-          </w:tcPr>
-          <w:p>
-            <w:r>
-              <w:t>Sustentación</w:t>
-            </w:r>
-          </w:p>
-        </w:tc>
-        <w:tc>
-          <w:tcPr>
-            <w:tcW w:type="dxa" w:w="4703"/>
-          </w:tcPr>
-          <w:p>
-            <w:r>
-              <w:t>30%</w:t>
-            </w:r>
-          </w:p>
-        </w:tc>
-      </w:tr>
-    </w:tbl>
-    <w:p/>
-    <w:p>
-      <w:r>
-        <w:rPr>
-          <w:b w:val="0"/>
-        </w:rPr>
-        <w:t>La suma ideal de ambos pesos debe ser 100%. Los cambios aplican al programa seleccionado.</w:t>
-      </w:r>
-    </w:p>
-    <w:p>
-      <w:r>
-        <w:br w:type="page"/>
-      </w:r>
-    </w:p>
-    <w:p>
-      <w:pPr>
-        <w:pStyle w:val="Heading1"/>
-      </w:pPr>
-      <w:r>
-        <w:rPr>
-          <w:color w:val="C05A12"/>
-        </w:rPr>
-        <w:t>17. Historial de notificaciones</w:t>
-      </w:r>
-    </w:p>
-    <w:p>
-      <w:r>
-        <w:rPr>
-          <w:b w:val="0"/>
-        </w:rPr>
-        <w:t>Desde el menú lateral, seleccione "Notificaciones".</w:t>
-      </w:r>
-    </w:p>
-    <w:p>
-      <w:pPr>
-        <w:pStyle w:val="Heading2"/>
-      </w:pPr>
-      <w:r>
-        <w:rPr>
-          <w:color w:val="333333"/>
-        </w:rPr>
-        <w:t>Información mostrada</w:t>
-      </w:r>
-    </w:p>
-    <w:p>
-      <w:pPr>
-        <w:pStyle w:val="ListBullet"/>
-        <w:ind w:left="720"/>
-      </w:pPr>
-      <w:r>
-        <w:t>Resumen: total enviadas, fallidas y total general.</w:t>
-      </w:r>
-    </w:p>
-    <w:p>
-      <w:pPr>
-        <w:pStyle w:val="ListBullet"/>
-        <w:ind w:left="720"/>
-      </w:pPr>
-      <w:r>
-        <w:t>Filtros por estado: Todas / Enviadas / Fallidas.</w:t>
-      </w:r>
-    </w:p>
-    <w:p>
-      <w:pPr>
-        <w:pStyle w:val="ListBullet"/>
-        <w:ind w:left="720"/>
-      </w:pPr>
-      <w:r>
-        <w:t>Filtro por tipo de evento.</w:t>
-      </w:r>
-    </w:p>
-    <w:p>
-      <w:pPr>
-        <w:pStyle w:val="Heading2"/>
-      </w:pPr>
-      <w:r>
-        <w:rPr>
-          <w:color w:val="333333"/>
-        </w:rPr>
-        <w:t>Tabla de notificaciones</w:t>
-      </w:r>
-    </w:p>
-    <w:tbl>
-      <w:tblPr>
-        <w:tblStyle w:val="LightShading-Accent1"/>
-        <w:tblW w:type="auto" w:w="0"/>
-        <w:jc w:val="center"/>
-        <w:tblLook w:firstColumn="1" w:firstRow="1" w:lastColumn="0" w:lastRow="0" w:noHBand="0" w:noVBand="1" w:val="04A0"/>
-      </w:tblPr>
-      <w:tblGrid>
-        <w:gridCol w:w="4703"/>
-        <w:gridCol w:w="4703"/>
-      </w:tblGrid>
-      <w:tr>
-        <w:tc>
-          <w:tcPr>
-            <w:tcW w:type="dxa" w:w="4703"/>
-          </w:tcPr>
-          <w:p>
-            <w:r>
-              <w:rPr>
-                <w:b/>
-              </w:rPr>
-              <w:t>Columna</w:t>
-            </w:r>
-          </w:p>
-        </w:tc>
-        <w:tc>
-          <w:tcPr>
-            <w:tcW w:type="dxa" w:w="4703"/>
+            <w:tcW w:type="dxa" w:w="3120"/>
           </w:tcPr>
           <w:p>
             <w:r>
@@ -3152,7 +3526,1037 @@
       <w:tr>
         <w:tc>
           <w:tcPr>
-            <w:tcW w:type="dxa" w:w="4703"/>
+            <w:tcW w:type="dxa" w:w="3120"/>
+          </w:tcPr>
+          <w:p>
+            <w:r>
+              <w:t>Documento</w:t>
+            </w:r>
+          </w:p>
+        </w:tc>
+        <w:tc>
+          <w:tcPr>
+            <w:tcW w:type="dxa" w:w="3120"/>
+          </w:tcPr>
+          <w:p>
+            <w:r>
+              <w:t>70%</w:t>
+            </w:r>
+          </w:p>
+        </w:tc>
+        <w:tc>
+          <w:tcPr>
+            <w:tcW w:type="dxa" w:w="3120"/>
+          </w:tcPr>
+          <w:p>
+            <w:r>
+              <w:t>Porcentaje que aporta la evaluación del documento escrito.</w:t>
+            </w:r>
+          </w:p>
+        </w:tc>
+      </w:tr>
+      <w:tr>
+        <w:tc>
+          <w:tcPr>
+            <w:tcW w:type="dxa" w:w="3120"/>
+          </w:tcPr>
+          <w:p>
+            <w:r>
+              <w:t>Sustentación</w:t>
+            </w:r>
+          </w:p>
+        </w:tc>
+        <w:tc>
+          <w:tcPr>
+            <w:tcW w:type="dxa" w:w="3120"/>
+          </w:tcPr>
+          <w:p>
+            <w:r>
+              <w:t>30%</w:t>
+            </w:r>
+          </w:p>
+        </w:tc>
+        <w:tc>
+          <w:tcPr>
+            <w:tcW w:type="dxa" w:w="3120"/>
+          </w:tcPr>
+          <w:p>
+            <w:r>
+              <w:t>Porcentaje que aporta la evaluación de la defensa oral.</w:t>
+            </w:r>
+          </w:p>
+        </w:tc>
+      </w:tr>
+    </w:tbl>
+    <w:p/>
+    <w:p>
+      <w:pPr/>
+      <w:r>
+        <w:rPr>
+          <w:i/>
+          <w:color w:val="333399"/>
+        </w:rPr>
+        <w:t>⚠️  La suma de ambos pesos debe ser exactamente 100%. Los cambios aplican al programa seleccionado y afectan el cálculo de todas las notas finales.</w:t>
+      </w:r>
+    </w:p>
+    <w:p>
+      <w:r>
+        <w:br w:type="page"/>
+      </w:r>
+    </w:p>
+    <w:p>
+      <w:pPr>
+        <w:pStyle w:val="Heading1"/>
+      </w:pPr>
+      <w:r>
+        <w:rPr>
+          <w:color w:val="C05A12"/>
+        </w:rPr>
+        <w:t>17. Gestión de usuarios</w:t>
+      </w:r>
+    </w:p>
+    <w:p>
+      <w:pPr/>
+      <w:r>
+        <w:t>Desde el menú lateral, seleccione "Usuarios". Esta sección permite administrar todas las cuentas del sistema: estudiantes, evaluadores y otros administradores.</w:t>
+      </w:r>
+    </w:p>
+    <w:p/>
+    <w:p>
+      <w:pPr>
+        <w:pStyle w:val="Heading2"/>
+      </w:pPr>
+      <w:r>
+        <w:t>Funcionalidades disponibles</w:t>
+      </w:r>
+    </w:p>
+    <w:p>
+      <w:pPr>
+        <w:pStyle w:val="ListBullet"/>
+      </w:pPr>
+      <w:r>
+        <w:t>Ver lista completa de usuarios con nombre, correo, cédula y rol.</w:t>
+      </w:r>
+    </w:p>
+    <w:p>
+      <w:pPr>
+        <w:pStyle w:val="ListBullet"/>
+      </w:pPr>
+      <w:r>
+        <w:t>Buscar usuarios por nombre, correo o cédula.</w:t>
+      </w:r>
+    </w:p>
+    <w:p>
+      <w:pPr>
+        <w:pStyle w:val="ListBullet"/>
+      </w:pPr>
+      <w:r>
+        <w:t>Crear nuevo usuario: Ingrese nombre, correo, cédula, rol y contraseña.</w:t>
+      </w:r>
+    </w:p>
+    <w:p>
+      <w:pPr>
+        <w:pStyle w:val="ListBullet"/>
+      </w:pPr>
+      <w:r>
+        <w:t>Editar usuario: Modificar datos personales, correo institucional o contraseña.</w:t>
+      </w:r>
+    </w:p>
+    <w:p>
+      <w:pPr>
+        <w:pStyle w:val="ListBullet"/>
+      </w:pPr>
+      <w:r>
+        <w:t>Eliminar usuario: Elimina permanentemente la cuenta (con confirmación).</w:t>
+      </w:r>
+    </w:p>
+    <w:p>
+      <w:pPr>
+        <w:pStyle w:val="ListBullet"/>
+      </w:pPr>
+      <w:r>
+        <w:t>Reenviar credenciales: Envía al correo del usuario sus datos de acceso.</w:t>
+      </w:r>
+    </w:p>
+    <w:p/>
+    <w:p>
+      <w:pPr>
+        <w:pStyle w:val="Heading2"/>
+      </w:pPr>
+      <w:r>
+        <w:t>Roles disponibles en el sistema</w:t>
+      </w:r>
+    </w:p>
+    <w:tbl>
+      <w:tblPr>
+        <w:tblStyle w:val="TableGrid"/>
+        <w:tblW w:type="auto" w:w="0"/>
+        <w:tblLook w:firstColumn="1" w:firstRow="1" w:lastColumn="0" w:lastRow="0" w:noHBand="0" w:noVBand="1" w:val="04A0"/>
+      </w:tblPr>
+      <w:tblGrid>
+        <w:gridCol w:w="4680"/>
+        <w:gridCol w:w="4680"/>
+      </w:tblGrid>
+      <w:tr>
+        <w:tc>
+          <w:tcPr>
+            <w:tcW w:type="dxa" w:w="4680"/>
+          </w:tcPr>
+          <w:p>
+            <w:r>
+              <w:rPr>
+                <w:b/>
+              </w:rPr>
+              <w:t>Rol</w:t>
+            </w:r>
+          </w:p>
+        </w:tc>
+        <w:tc>
+          <w:tcPr>
+            <w:tcW w:type="dxa" w:w="4680"/>
+          </w:tcPr>
+          <w:p>
+            <w:r>
+              <w:rPr>
+                <w:b/>
+              </w:rPr>
+              <w:t>Descripción</w:t>
+            </w:r>
+          </w:p>
+        </w:tc>
+      </w:tr>
+      <w:tr>
+        <w:tc>
+          <w:tcPr>
+            <w:tcW w:type="dxa" w:w="4680"/>
+          </w:tcPr>
+          <w:p>
+            <w:r>
+              <w:t>student</w:t>
+            </w:r>
+          </w:p>
+        </w:tc>
+        <w:tc>
+          <w:tcPr>
+            <w:tcW w:type="dxa" w:w="4680"/>
+          </w:tcPr>
+          <w:p>
+            <w:r>
+              <w:t>Estudiante. Puede registrar y hacer seguimiento de su proyecto.</w:t>
+            </w:r>
+          </w:p>
+        </w:tc>
+      </w:tr>
+      <w:tr>
+        <w:tc>
+          <w:tcPr>
+            <w:tcW w:type="dxa" w:w="4680"/>
+          </w:tcPr>
+          <w:p>
+            <w:r>
+              <w:t>evaluator</w:t>
+            </w:r>
+          </w:p>
+        </w:tc>
+        <w:tc>
+          <w:tcPr>
+            <w:tcW w:type="dxa" w:w="4680"/>
+          </w:tcPr>
+          <w:p>
+            <w:r>
+              <w:t>Evaluador académico. Puede revisar y calificar proyectos asignados.</w:t>
+            </w:r>
+          </w:p>
+        </w:tc>
+      </w:tr>
+      <w:tr>
+        <w:tc>
+          <w:tcPr>
+            <w:tcW w:type="dxa" w:w="4680"/>
+          </w:tcPr>
+          <w:p>
+            <w:r>
+              <w:t>admin</w:t>
+            </w:r>
+          </w:p>
+        </w:tc>
+        <w:tc>
+          <w:tcPr>
+            <w:tcW w:type="dxa" w:w="4680"/>
+          </w:tcPr>
+          <w:p>
+            <w:r>
+              <w:t>Profesor Administrador. Gestiona proyectos de programas asignados.</w:t>
+            </w:r>
+          </w:p>
+        </w:tc>
+      </w:tr>
+      <w:tr>
+        <w:tc>
+          <w:tcPr>
+            <w:tcW w:type="dxa" w:w="4680"/>
+          </w:tcPr>
+          <w:p>
+            <w:r>
+              <w:t>superadmin</w:t>
+            </w:r>
+          </w:p>
+        </w:tc>
+        <w:tc>
+          <w:tcPr>
+            <w:tcW w:type="dxa" w:w="4680"/>
+          </w:tcPr>
+          <w:p>
+            <w:r>
+              <w:t>Superadministrador. Acceso completo a todo el sistema.</w:t>
+            </w:r>
+          </w:p>
+        </w:tc>
+      </w:tr>
+    </w:tbl>
+    <w:p/>
+    <w:p>
+      <w:pPr/>
+      <w:r>
+        <w:rPr>
+          <w:i/>
+          <w:color w:val="333399"/>
+        </w:rPr>
+        <w:t>⚠️  Solo el Superadministrador puede asignar el rol de admin a un usuario.</w:t>
+      </w:r>
+    </w:p>
+    <w:p>
+      <w:r>
+        <w:br w:type="page"/>
+      </w:r>
+    </w:p>
+    <w:p>
+      <w:pPr>
+        <w:pStyle w:val="Heading1"/>
+      </w:pPr>
+      <w:r>
+        <w:rPr>
+          <w:color w:val="C05A12"/>
+        </w:rPr>
+        <w:t>18. Configuración SMTP y correos</w:t>
+      </w:r>
+    </w:p>
+    <w:p>
+      <w:pPr/>
+      <w:r>
+        <w:t>Desde el menú lateral, seleccione "Config. SMTP". Configure el servidor de correo saliente que usará el sistema para todas las notificaciones automáticas.</w:t>
+      </w:r>
+    </w:p>
+    <w:p/>
+    <w:p>
+      <w:pPr>
+        <w:pStyle w:val="Heading2"/>
+      </w:pPr>
+      <w:r>
+        <w:t>Campos de configuración SMTP</w:t>
+      </w:r>
+    </w:p>
+    <w:tbl>
+      <w:tblPr>
+        <w:tblStyle w:val="TableGrid"/>
+        <w:tblW w:type="auto" w:w="0"/>
+        <w:tblLook w:firstColumn="1" w:firstRow="1" w:lastColumn="0" w:lastRow="0" w:noHBand="0" w:noVBand="1" w:val="04A0"/>
+      </w:tblPr>
+      <w:tblGrid>
+        <w:gridCol w:w="4680"/>
+        <w:gridCol w:w="4680"/>
+      </w:tblGrid>
+      <w:tr>
+        <w:tc>
+          <w:tcPr>
+            <w:tcW w:type="dxa" w:w="4680"/>
+          </w:tcPr>
+          <w:p>
+            <w:r>
+              <w:rPr>
+                <w:b/>
+              </w:rPr>
+              <w:t>Campo</w:t>
+            </w:r>
+          </w:p>
+        </w:tc>
+        <w:tc>
+          <w:tcPr>
+            <w:tcW w:type="dxa" w:w="4680"/>
+          </w:tcPr>
+          <w:p>
+            <w:r>
+              <w:rPr>
+                <w:b/>
+              </w:rPr>
+              <w:t>Descripción</w:t>
+            </w:r>
+          </w:p>
+        </w:tc>
+      </w:tr>
+      <w:tr>
+        <w:tc>
+          <w:tcPr>
+            <w:tcW w:type="dxa" w:w="4680"/>
+          </w:tcPr>
+          <w:p>
+            <w:r>
+              <w:t>Host del servidor</w:t>
+            </w:r>
+          </w:p>
+        </w:tc>
+        <w:tc>
+          <w:tcPr>
+            <w:tcW w:type="dxa" w:w="4680"/>
+          </w:tcPr>
+          <w:p>
+            <w:r>
+              <w:t>Dirección del servidor SMTP (ej: smtp.office365.com).</w:t>
+            </w:r>
+          </w:p>
+        </w:tc>
+      </w:tr>
+      <w:tr>
+        <w:tc>
+          <w:tcPr>
+            <w:tcW w:type="dxa" w:w="4680"/>
+          </w:tcPr>
+          <w:p>
+            <w:r>
+              <w:t>Puerto</w:t>
+            </w:r>
+          </w:p>
+        </w:tc>
+        <w:tc>
+          <w:tcPr>
+            <w:tcW w:type="dxa" w:w="4680"/>
+          </w:tcPr>
+          <w:p>
+            <w:r>
+              <w:t>Puerto de conexión SMTP (ej: 587 para TLS, 465 para SSL).</w:t>
+            </w:r>
+          </w:p>
+        </w:tc>
+      </w:tr>
+      <w:tr>
+        <w:tc>
+          <w:tcPr>
+            <w:tcW w:type="dxa" w:w="4680"/>
+          </w:tcPr>
+          <w:p>
+            <w:r>
+              <w:t>Cifrado</w:t>
+            </w:r>
+          </w:p>
+        </w:tc>
+        <w:tc>
+          <w:tcPr>
+            <w:tcW w:type="dxa" w:w="4680"/>
+          </w:tcPr>
+          <w:p>
+            <w:r>
+              <w:t>Tipo de cifrado: TLS o SSL.</w:t>
+            </w:r>
+          </w:p>
+        </w:tc>
+      </w:tr>
+      <w:tr>
+        <w:tc>
+          <w:tcPr>
+            <w:tcW w:type="dxa" w:w="4680"/>
+          </w:tcPr>
+          <w:p>
+            <w:r>
+              <w:t>Usuario</w:t>
+            </w:r>
+          </w:p>
+        </w:tc>
+        <w:tc>
+          <w:tcPr>
+            <w:tcW w:type="dxa" w:w="4680"/>
+          </w:tcPr>
+          <w:p>
+            <w:r>
+              <w:t>Correo institucional desde el que se enviarán los mensajes.</w:t>
+            </w:r>
+          </w:p>
+        </w:tc>
+      </w:tr>
+      <w:tr>
+        <w:tc>
+          <w:tcPr>
+            <w:tcW w:type="dxa" w:w="4680"/>
+          </w:tcPr>
+          <w:p>
+            <w:r>
+              <w:t>Contraseña</w:t>
+            </w:r>
+          </w:p>
+        </w:tc>
+        <w:tc>
+          <w:tcPr>
+            <w:tcW w:type="dxa" w:w="4680"/>
+          </w:tcPr>
+          <w:p>
+            <w:r>
+              <w:t>Contraseña del correo o contraseña de aplicación.</w:t>
+            </w:r>
+          </w:p>
+        </w:tc>
+      </w:tr>
+      <w:tr>
+        <w:tc>
+          <w:tcPr>
+            <w:tcW w:type="dxa" w:w="4680"/>
+          </w:tcPr>
+          <w:p>
+            <w:r>
+              <w:t>Habilitado</w:t>
+            </w:r>
+          </w:p>
+        </w:tc>
+        <w:tc>
+          <w:tcPr>
+            <w:tcW w:type="dxa" w:w="4680"/>
+          </w:tcPr>
+          <w:p>
+            <w:r>
+              <w:t>Activar/desactivar el envío de notificaciones.</w:t>
+            </w:r>
+          </w:p>
+        </w:tc>
+      </w:tr>
+      <w:tr>
+        <w:tc>
+          <w:tcPr>
+            <w:tcW w:type="dxa" w:w="4680"/>
+          </w:tcPr>
+          <w:p>
+            <w:r>
+              <w:t>Por defecto</w:t>
+            </w:r>
+          </w:p>
+        </w:tc>
+        <w:tc>
+          <w:tcPr>
+            <w:tcW w:type="dxa" w:w="4680"/>
+          </w:tcPr>
+          <w:p>
+            <w:r>
+              <w:t>Marcar esta configuración como la principal del sistema.</w:t>
+            </w:r>
+          </w:p>
+        </w:tc>
+      </w:tr>
+    </w:tbl>
+    <w:p/>
+    <w:p>
+      <w:pPr>
+        <w:pStyle w:val="ListNumber"/>
+      </w:pPr>
+      <w:r>
+        <w:t>Complete todos los campos de configuración.</w:t>
+      </w:r>
+    </w:p>
+    <w:p>
+      <w:pPr>
+        <w:pStyle w:val="ListNumber"/>
+      </w:pPr>
+      <w:r>
+        <w:t>Haga clic en "Guardar".</w:t>
+      </w:r>
+    </w:p>
+    <w:p>
+      <w:pPr>
+        <w:pStyle w:val="ListNumber"/>
+      </w:pPr>
+      <w:r>
+        <w:t>Use el botón "Probar conexión" para verificar que el servidor responde correctamente.</w:t>
+      </w:r>
+    </w:p>
+    <w:p/>
+    <w:p>
+      <w:pPr/>
+      <w:r>
+        <w:rPr>
+          <w:i/>
+          <w:color w:val="333399"/>
+        </w:rPr>
+        <w:t>ℹ️  Puede tener múltiples configuraciones SMTP y marcar una como predeterminada. Se recomienda usar una cuenta institucional dedicada para el sistema.</w:t>
+      </w:r>
+    </w:p>
+    <w:p>
+      <w:pPr/>
+      <w:r>
+        <w:rPr>
+          <w:i/>
+          <w:color w:val="333399"/>
+        </w:rPr>
+        <w:t>⚠️  Si el campo 'Habilitado' está desactivado, el sistema NO enviará correos automáticos a estudiantes ni evaluadores.</w:t>
+      </w:r>
+    </w:p>
+    <w:p>
+      <w:r>
+        <w:br w:type="page"/>
+      </w:r>
+    </w:p>
+    <w:p>
+      <w:pPr>
+        <w:pStyle w:val="Heading1"/>
+      </w:pPr>
+      <w:r>
+        <w:rPr>
+          <w:color w:val="C05A12"/>
+        </w:rPr>
+        <w:t>19. Reglas de notificación por evento</w:t>
+      </w:r>
+    </w:p>
+    <w:p>
+      <w:pPr/>
+      <w:r>
+        <w:t>Desde el menú lateral, seleccione "Notificaciones por evento". Configure el asunto y cuerpo del correo que se envía automáticamente cada vez que ocurre un evento específico en el sistema.</w:t>
+      </w:r>
+    </w:p>
+    <w:p/>
+    <w:p>
+      <w:pPr>
+        <w:pStyle w:val="Heading2"/>
+      </w:pPr>
+      <w:r>
+        <w:t>Eventos configurables</w:t>
+      </w:r>
+    </w:p>
+    <w:tbl>
+      <w:tblPr>
+        <w:tblStyle w:val="TableGrid"/>
+        <w:tblW w:type="auto" w:w="0"/>
+        <w:tblLook w:firstColumn="1" w:firstRow="1" w:lastColumn="0" w:lastRow="0" w:noHBand="0" w:noVBand="1" w:val="04A0"/>
+      </w:tblPr>
+      <w:tblGrid>
+        <w:gridCol w:w="4680"/>
+        <w:gridCol w:w="4680"/>
+      </w:tblGrid>
+      <w:tr>
+        <w:tc>
+          <w:tcPr>
+            <w:tcW w:type="dxa" w:w="4680"/>
+          </w:tcPr>
+          <w:p>
+            <w:r>
+              <w:rPr>
+                <w:b/>
+              </w:rPr>
+              <w:t>Evento</w:t>
+            </w:r>
+          </w:p>
+        </w:tc>
+        <w:tc>
+          <w:tcPr>
+            <w:tcW w:type="dxa" w:w="4680"/>
+          </w:tcPr>
+          <w:p>
+            <w:r>
+              <w:rPr>
+                <w:b/>
+              </w:rPr>
+              <w:t>Cuándo se dispara</w:t>
+            </w:r>
+          </w:p>
+        </w:tc>
+      </w:tr>
+      <w:tr>
+        <w:tc>
+          <w:tcPr>
+            <w:tcW w:type="dxa" w:w="4680"/>
+          </w:tcPr>
+          <w:p>
+            <w:r>
+              <w:t>Tesis enviada</w:t>
+            </w:r>
+          </w:p>
+        </w:tc>
+        <w:tc>
+          <w:tcPr>
+            <w:tcW w:type="dxa" w:w="4680"/>
+          </w:tcPr>
+          <w:p>
+            <w:r>
+              <w:t>El estudiante envía su proyecto a evaluación.</w:t>
+            </w:r>
+          </w:p>
+        </w:tc>
+      </w:tr>
+      <w:tr>
+        <w:tc>
+          <w:tcPr>
+            <w:tcW w:type="dxa" w:w="4680"/>
+          </w:tcPr>
+          <w:p>
+            <w:r>
+              <w:t>Evaluadores asignados</w:t>
+            </w:r>
+          </w:p>
+        </w:tc>
+        <w:tc>
+          <w:tcPr>
+            <w:tcW w:type="dxa" w:w="4680"/>
+          </w:tcPr>
+          <w:p>
+            <w:r>
+              <w:t>El administrador asigna evaluadores al proyecto.</w:t>
+            </w:r>
+          </w:p>
+        </w:tc>
+      </w:tr>
+      <w:tr>
+        <w:tc>
+          <w:tcPr>
+            <w:tcW w:type="dxa" w:w="4680"/>
+          </w:tcPr>
+          <w:p>
+            <w:r>
+              <w:t>Revisión aprobada</w:t>
+            </w:r>
+          </w:p>
+        </w:tc>
+        <w:tc>
+          <w:tcPr>
+            <w:tcW w:type="dxa" w:w="4680"/>
+          </w:tcPr>
+          <w:p>
+            <w:r>
+              <w:t>Un evaluador aprueba el documento sin observaciones.</w:t>
+            </w:r>
+          </w:p>
+        </w:tc>
+      </w:tr>
+      <w:tr>
+        <w:tc>
+          <w:tcPr>
+            <w:tcW w:type="dxa" w:w="4680"/>
+          </w:tcPr>
+          <w:p>
+            <w:r>
+              <w:t>Revisión con observaciones</w:t>
+            </w:r>
+          </w:p>
+        </w:tc>
+        <w:tc>
+          <w:tcPr>
+            <w:tcW w:type="dxa" w:w="4680"/>
+          </w:tcPr>
+          <w:p>
+            <w:r>
+              <w:t>Un evaluador solicita correcciones.</w:t>
+            </w:r>
+          </w:p>
+        </w:tc>
+      </w:tr>
+      <w:tr>
+        <w:tc>
+          <w:tcPr>
+            <w:tcW w:type="dxa" w:w="4680"/>
+          </w:tcPr>
+          <w:p>
+            <w:r>
+              <w:t>Revisión enviada</w:t>
+            </w:r>
+          </w:p>
+        </w:tc>
+        <w:tc>
+          <w:tcPr>
+            <w:tcW w:type="dxa" w:w="4680"/>
+          </w:tcPr>
+          <w:p>
+            <w:r>
+              <w:t>El estudiante envía la versión corregida.</w:t>
+            </w:r>
+          </w:p>
+        </w:tc>
+      </w:tr>
+      <w:tr>
+        <w:tc>
+          <w:tcPr>
+            <w:tcW w:type="dxa" w:w="4680"/>
+          </w:tcPr>
+          <w:p>
+            <w:r>
+              <w:t>Evaluación enviada</w:t>
+            </w:r>
+          </w:p>
+        </w:tc>
+        <w:tc>
+          <w:tcPr>
+            <w:tcW w:type="dxa" w:w="4680"/>
+          </w:tcPr>
+          <w:p>
+            <w:r>
+              <w:t>Un evaluador envía la calificación de sustentación.</w:t>
+            </w:r>
+          </w:p>
+        </w:tc>
+      </w:tr>
+      <w:tr>
+        <w:tc>
+          <w:tcPr>
+            <w:tcW w:type="dxa" w:w="4680"/>
+          </w:tcPr>
+          <w:p>
+            <w:r>
+              <w:t>Sustentación programada</w:t>
+            </w:r>
+          </w:p>
+        </w:tc>
+        <w:tc>
+          <w:tcPr>
+            <w:tcW w:type="dxa" w:w="4680"/>
+          </w:tcPr>
+          <w:p>
+            <w:r>
+              <w:t>El administrador agenda la fecha de sustentación.</w:t>
+            </w:r>
+          </w:p>
+        </w:tc>
+      </w:tr>
+      <w:tr>
+        <w:tc>
+          <w:tcPr>
+            <w:tcW w:type="dxa" w:w="4680"/>
+          </w:tcPr>
+          <w:p>
+            <w:r>
+              <w:t>Estado actualizado</w:t>
+            </w:r>
+          </w:p>
+        </w:tc>
+        <w:tc>
+          <w:tcPr>
+            <w:tcW w:type="dxa" w:w="4680"/>
+          </w:tcPr>
+          <w:p>
+            <w:r>
+              <w:t>El estado general del proyecto cambia.</w:t>
+            </w:r>
+          </w:p>
+        </w:tc>
+      </w:tr>
+      <w:tr>
+        <w:tc>
+          <w:tcPr>
+            <w:tcW w:type="dxa" w:w="4680"/>
+          </w:tcPr>
+          <w:p>
+            <w:r>
+              <w:t>Firma de acta</w:t>
+            </w:r>
+          </w:p>
+        </w:tc>
+        <w:tc>
+          <w:tcPr>
+            <w:tcW w:type="dxa" w:w="4680"/>
+          </w:tcPr>
+          <w:p>
+            <w:r>
+              <w:t>Un participante firma el acta digitalmente.</w:t>
+            </w:r>
+          </w:p>
+        </w:tc>
+      </w:tr>
+      <w:tr>
+        <w:tc>
+          <w:tcPr>
+            <w:tcW w:type="dxa" w:w="4680"/>
+          </w:tcPr>
+          <w:p>
+            <w:r>
+              <w:t>Comentario del admin</w:t>
+            </w:r>
+          </w:p>
+        </w:tc>
+        <w:tc>
+          <w:tcPr>
+            <w:tcW w:type="dxa" w:w="4680"/>
+          </w:tcPr>
+          <w:p>
+            <w:r>
+              <w:t>El administrador agrega retroalimentación al timeline.</w:t>
+            </w:r>
+          </w:p>
+        </w:tc>
+      </w:tr>
+    </w:tbl>
+    <w:p/>
+    <w:p>
+      <w:pPr>
+        <w:pStyle w:val="Heading2"/>
+      </w:pPr>
+      <w:r>
+        <w:t>Variables disponibles en las plantillas</w:t>
+      </w:r>
+    </w:p>
+    <w:p>
+      <w:pPr/>
+      <w:r>
+        <w:t>Puede usar las siguientes variables en el asunto y el cuerpo del correo:</w:t>
+      </w:r>
+    </w:p>
+    <w:p>
+      <w:pPr>
+        <w:pStyle w:val="ListBullet"/>
+      </w:pPr>
+      <w:r>
+        <w:t>{{student_name}} — Nombre completo del estudiante.</w:t>
+      </w:r>
+    </w:p>
+    <w:p>
+      <w:pPr>
+        <w:pStyle w:val="ListBullet"/>
+      </w:pPr>
+      <w:r>
+        <w:t>{{thesis_title}} — Título del proyecto de grado.</w:t>
+      </w:r>
+    </w:p>
+    <w:p>
+      <w:pPr>
+        <w:pStyle w:val="ListBullet"/>
+      </w:pPr>
+      <w:r>
+        <w:t>{{evaluator_name}} — Nombre del evaluador.</w:t>
+      </w:r>
+    </w:p>
+    <w:p>
+      <w:pPr>
+        <w:pStyle w:val="ListBullet"/>
+      </w:pPr>
+      <w:r>
+        <w:t>{{program_name}} — Nombre del programa académico.</w:t>
+      </w:r>
+    </w:p>
+    <w:p>
+      <w:pPr>
+        <w:pStyle w:val="ListBullet"/>
+      </w:pPr>
+      <w:r>
+        <w:t>{{defense_date}} — Fecha y hora de la sustentación.</w:t>
+      </w:r>
+    </w:p>
+    <w:p>
+      <w:pPr>
+        <w:pStyle w:val="ListBullet"/>
+      </w:pPr>
+      <w:r>
+        <w:t>{{defense_location}} — Lugar de la sustentación.</w:t>
+      </w:r>
+    </w:p>
+    <w:p/>
+    <w:p>
+      <w:pPr/>
+      <w:r>
+        <w:rPr>
+          <w:i/>
+          <w:color w:val="333399"/>
+        </w:rPr>
+        <w:t>ℹ️  Si una regla no tiene plantilla configurada, se usará el texto por defecto del sistema.</w:t>
+      </w:r>
+    </w:p>
+    <w:p>
+      <w:r>
+        <w:br w:type="page"/>
+      </w:r>
+    </w:p>
+    <w:p>
+      <w:pPr>
+        <w:pStyle w:val="Heading1"/>
+      </w:pPr>
+      <w:r>
+        <w:rPr>
+          <w:color w:val="C05A12"/>
+        </w:rPr>
+        <w:t>20. Historial de notificaciones</w:t>
+      </w:r>
+    </w:p>
+    <w:p>
+      <w:pPr/>
+      <w:r>
+        <w:t>Desde el menú lateral, seleccione "Notificaciones" para ver el registro completo de todos los correos enviados por el sistema.</w:t>
+      </w:r>
+    </w:p>
+    <w:p/>
+    <w:p>
+      <w:pPr>
+        <w:pStyle w:val="Heading2"/>
+      </w:pPr>
+      <w:r>
+        <w:t>Filtros disponibles</w:t>
+      </w:r>
+    </w:p>
+    <w:p>
+      <w:pPr>
+        <w:pStyle w:val="ListBullet"/>
+      </w:pPr>
+      <w:r>
+        <w:t>Por estado: Todas / Enviadas / Fallidas.</w:t>
+      </w:r>
+    </w:p>
+    <w:p>
+      <w:pPr>
+        <w:pStyle w:val="ListBullet"/>
+      </w:pPr>
+      <w:r>
+        <w:t>Por tipo de evento.</w:t>
+      </w:r>
+    </w:p>
+    <w:p/>
+    <w:p>
+      <w:pPr>
+        <w:pStyle w:val="Heading2"/>
+      </w:pPr>
+      <w:r>
+        <w:t>Información de cada notificación</w:t>
+      </w:r>
+    </w:p>
+    <w:tbl>
+      <w:tblPr>
+        <w:tblStyle w:val="TableGrid"/>
+        <w:tblW w:type="auto" w:w="0"/>
+        <w:tblLook w:firstColumn="1" w:firstRow="1" w:lastColumn="0" w:lastRow="0" w:noHBand="0" w:noVBand="1" w:val="04A0"/>
+      </w:tblPr>
+      <w:tblGrid>
+        <w:gridCol w:w="4680"/>
+        <w:gridCol w:w="4680"/>
+      </w:tblGrid>
+      <w:tr>
+        <w:tc>
+          <w:tcPr>
+            <w:tcW w:type="dxa" w:w="4680"/>
+          </w:tcPr>
+          <w:p>
+            <w:r>
+              <w:rPr>
+                <w:b/>
+              </w:rPr>
+              <w:t>Columna</w:t>
+            </w:r>
+          </w:p>
+        </w:tc>
+        <w:tc>
+          <w:tcPr>
+            <w:tcW w:type="dxa" w:w="4680"/>
+          </w:tcPr>
+          <w:p>
+            <w:r>
+              <w:rPr>
+                <w:b/>
+              </w:rPr>
+              <w:t>Descripción</w:t>
+            </w:r>
+          </w:p>
+        </w:tc>
+      </w:tr>
+      <w:tr>
+        <w:tc>
+          <w:tcPr>
+            <w:tcW w:type="dxa" w:w="4680"/>
           </w:tcPr>
           <w:p>
             <w:r>
@@ -3162,11 +4566,11 @@
         </w:tc>
         <w:tc>
           <w:tcPr>
-            <w:tcW w:type="dxa" w:w="4703"/>
+            <w:tcW w:type="dxa" w:w="4680"/>
           </w:tcPr>
           <w:p>
             <w:r>
-              <w:t>Fecha y hora del envío</w:t>
+              <w:t>Fecha y hora exacta del intento de envío.</w:t>
             </w:r>
           </w:p>
         </w:tc>
@@ -3174,7 +4578,7 @@
       <w:tr>
         <w:tc>
           <w:tcPr>
-            <w:tcW w:type="dxa" w:w="4703"/>
+            <w:tcW w:type="dxa" w:w="4680"/>
           </w:tcPr>
           <w:p>
             <w:r>
@@ -3184,11 +4588,11 @@
         </w:tc>
         <w:tc>
           <w:tcPr>
-            <w:tcW w:type="dxa" w:w="4703"/>
+            <w:tcW w:type="dxa" w:w="4680"/>
           </w:tcPr>
           <w:p>
             <w:r>
-              <w:t>Nombre y correo del destinatario</w:t>
+              <w:t>Nombre y correo electrónico del receptor.</w:t>
             </w:r>
           </w:p>
         </w:tc>
@@ -3196,7 +4600,7 @@
       <w:tr>
         <w:tc>
           <w:tcPr>
-            <w:tcW w:type="dxa" w:w="4703"/>
+            <w:tcW w:type="dxa" w:w="4680"/>
           </w:tcPr>
           <w:p>
             <w:r>
@@ -3206,11 +4610,11 @@
         </w:tc>
         <w:tc>
           <w:tcPr>
-            <w:tcW w:type="dxa" w:w="4703"/>
+            <w:tcW w:type="dxa" w:w="4680"/>
           </w:tcPr>
           <w:p>
             <w:r>
-              <w:t>Tipo de evento que disparó la notificación</w:t>
+              <w:t>Tipo de evento que disparó la notificación.</w:t>
             </w:r>
           </w:p>
         </w:tc>
@@ -3218,7 +4622,7 @@
       <w:tr>
         <w:tc>
           <w:tcPr>
-            <w:tcW w:type="dxa" w:w="4703"/>
+            <w:tcW w:type="dxa" w:w="4680"/>
           </w:tcPr>
           <w:p>
             <w:r>
@@ -3228,11 +4632,11 @@
         </w:tc>
         <w:tc>
           <w:tcPr>
-            <w:tcW w:type="dxa" w:w="4703"/>
+            <w:tcW w:type="dxa" w:w="4680"/>
           </w:tcPr>
           <w:p>
             <w:r>
-              <w:t>Asunto del correo enviado</w:t>
+              <w:t>Asunto del correo enviado.</w:t>
             </w:r>
           </w:p>
         </w:tc>
@@ -3240,7 +4644,7 @@
       <w:tr>
         <w:tc>
           <w:tcPr>
-            <w:tcW w:type="dxa" w:w="4703"/>
+            <w:tcW w:type="dxa" w:w="4680"/>
           </w:tcPr>
           <w:p>
             <w:r>
@@ -3250,11 +4654,11 @@
         </w:tc>
         <w:tc>
           <w:tcPr>
-            <w:tcW w:type="dxa" w:w="4703"/>
+            <w:tcW w:type="dxa" w:w="4680"/>
           </w:tcPr>
           <w:p>
             <w:r>
-              <w:t>Enviado / Fallido / Pendiente</w:t>
+              <w:t>Enviado correctamente / Fallido.</w:t>
             </w:r>
           </w:p>
         </w:tc>
@@ -3262,7 +4666,7 @@
       <w:tr>
         <w:tc>
           <w:tcPr>
-            <w:tcW w:type="dxa" w:w="4703"/>
+            <w:tcW w:type="dxa" w:w="4680"/>
           </w:tcPr>
           <w:p>
             <w:r>
@@ -3272,11 +4676,11 @@
         </w:tc>
         <w:tc>
           <w:tcPr>
-            <w:tcW w:type="dxa" w:w="4703"/>
+            <w:tcW w:type="dxa" w:w="4680"/>
           </w:tcPr>
           <w:p>
             <w:r>
-              <w:t>Botón para reenviar notificaciones fallidas</w:t>
+              <w:t>Botón para reenviar notificaciones fallidas.</w:t>
             </w:r>
           </w:p>
         </w:tc>
@@ -3284,6 +4688,16 @@
     </w:tbl>
     <w:p/>
     <w:p>
+      <w:pPr/>
+      <w:r>
+        <w:rPr>
+          <w:i/>
+          <w:color w:val="333399"/>
+        </w:rPr>
+        <w:t>ℹ️  Si un correo figura como 'Fallido', puede intentar reenviarlo haciendo clic en el botón 'Reenviar' de esa fila. Verifique la configuración SMTP si hay muchos fallos.</w:t>
+      </w:r>
+    </w:p>
+    <w:p>
       <w:r>
         <w:br w:type="page"/>
       </w:r>
@@ -3296,42 +4710,167 @@
         <w:rPr>
           <w:color w:val="C05A12"/>
         </w:rPr>
-        <w:t>18. Exportar datos (CSV)</w:t>
-      </w:r>
-    </w:p>
-    <w:p>
+        <w:t>21. Reportes y exportación</w:t>
+      </w:r>
+    </w:p>
+    <w:p>
+      <w:pPr/>
+      <w:r>
+        <w:t>Desde el menú lateral, seleccione "Reportes". Esta sección centraliza las herramientas de análisis y exportación de datos.</w:t>
+      </w:r>
+    </w:p>
+    <w:p/>
+    <w:p>
+      <w:pPr>
+        <w:pStyle w:val="Heading2"/>
+      </w:pPr>
+      <w:r>
+        <w:t>Exportación de proyectos (CSV)</w:t>
+      </w:r>
+    </w:p>
+    <w:p>
+      <w:pPr>
+        <w:pStyle w:val="ListNumber"/>
+      </w:pPr>
+      <w:r>
+        <w:t>En la sección "Exportación avanzada", configure los filtros deseados:</w:t>
+      </w:r>
+    </w:p>
+    <w:p>
+      <w:pPr>
+        <w:pStyle w:val="ListBullet"/>
+      </w:pPr>
+      <w:r>
+        <w:t>Estado del proyecto.</w:t>
+      </w:r>
+    </w:p>
+    <w:p>
+      <w:pPr>
+        <w:pStyle w:val="ListBullet"/>
+      </w:pPr>
+      <w:r>
+        <w:t>Programa académico.</w:t>
+      </w:r>
+    </w:p>
+    <w:p>
+      <w:pPr>
+        <w:pStyle w:val="ListBullet"/>
+      </w:pPr>
+      <w:r>
+        <w:t>Rango de fechas.</w:t>
+      </w:r>
+    </w:p>
+    <w:p>
+      <w:pPr>
+        <w:pStyle w:val="ListNumber"/>
+      </w:pPr>
+      <w:r>
+        <w:t>Haga clic en "Exportar CSV".</w:t>
+      </w:r>
+    </w:p>
+    <w:p>
+      <w:pPr>
+        <w:pStyle w:val="ListNumber"/>
+      </w:pPr>
+      <w:r>
+        <w:t>Se descargará un archivo con: título, estudiantes, estado, evaluadores, calificaciones y fechas.</w:t>
+      </w:r>
+    </w:p>
+    <w:p/>
+    <w:p>
+      <w:pPr>
+        <w:pStyle w:val="Heading2"/>
+      </w:pPr>
+      <w:r>
+        <w:t>Reporte de evaluadores</w:t>
+      </w:r>
+    </w:p>
+    <w:p>
+      <w:pPr/>
+      <w:r>
+        <w:t>Muestra estadísticas consolidadas de los evaluadores de sus programas:</w:t>
+      </w:r>
+    </w:p>
+    <w:p>
+      <w:pPr>
+        <w:pStyle w:val="ListBullet"/>
+      </w:pPr>
+      <w:r>
+        <w:t>Número total de evaluaciones asignadas.</w:t>
+      </w:r>
+    </w:p>
+    <w:p>
+      <w:pPr>
+        <w:pStyle w:val="ListBullet"/>
+      </w:pPr>
+      <w:r>
+        <w:t>Evaluaciones completadas vs. pendientes.</w:t>
+      </w:r>
+    </w:p>
+    <w:p>
+      <w:pPr>
+        <w:pStyle w:val="ListBullet"/>
+      </w:pPr>
+      <w:r>
+        <w:t>Evaluaciones vencidas.</w:t>
+      </w:r>
+    </w:p>
+    <w:p>
+      <w:pPr>
+        <w:pStyle w:val="ListBullet"/>
+      </w:pPr>
+      <w:r>
+        <w:t>Promedio de calificaciones otorgadas.</w:t>
+      </w:r>
+    </w:p>
+    <w:p/>
+    <w:p>
+      <w:pPr>
+        <w:pStyle w:val="Heading2"/>
+      </w:pPr>
+      <w:r>
+        <w:t>Reporte de discrepancias</w:t>
+      </w:r>
+    </w:p>
+    <w:p>
+      <w:pPr/>
+      <w:r>
+        <w:t>Identifica proyectos donde las calificaciones de los dos evaluadores presentan una diferencia significativa:</w:t>
+      </w:r>
+    </w:p>
+    <w:p>
+      <w:pPr>
+        <w:pStyle w:val="ListNumber"/>
+      </w:pPr>
+      <w:r>
+        <w:t>Establezca el umbral de discrepancia (diferencia mínima en puntos).</w:t>
+      </w:r>
+    </w:p>
+    <w:p>
+      <w:pPr>
+        <w:pStyle w:val="ListNumber"/>
+      </w:pPr>
+      <w:r>
+        <w:t>Haga clic en "Buscar discrepancias".</w:t>
+      </w:r>
+    </w:p>
+    <w:p>
+      <w:pPr>
+        <w:pStyle w:val="ListNumber"/>
+      </w:pPr>
+      <w:r>
+        <w:t>El sistema listará los proyectos que superan el umbral con las calificaciones de cada evaluador para facilitar la revisión.</w:t>
+      </w:r>
+    </w:p>
+    <w:p/>
+    <w:p>
+      <w:pPr/>
       <w:r>
         <w:rPr>
-          <w:b w:val="0"/>
+          <w:i/>
+          <w:color w:val="333399"/>
         </w:rPr>
-        <w:t>Para exportar la información de proyectos en formato CSV:</w:t>
-      </w:r>
-    </w:p>
-    <w:p>
-      <w:pPr>
-        <w:pStyle w:val="ListNumber"/>
-        <w:ind w:left="720"/>
-      </w:pPr>
-      <w:r>
-        <w:t>Vaya a "Proyectos" en el menú lateral.</w:t>
-      </w:r>
-    </w:p>
-    <w:p>
-      <w:pPr>
-        <w:pStyle w:val="ListNumber"/>
-        <w:ind w:left="720"/>
-      </w:pPr>
-      <w:r>
-        <w:t>Haga clic en el botón "Exportar CSV".</w:t>
-      </w:r>
-    </w:p>
-    <w:p>
-      <w:pPr>
-        <w:pStyle w:val="ListNumber"/>
-        <w:ind w:left="720"/>
-      </w:pPr>
-      <w:r>
-        <w:t>Se descargará un archivo con la información de todos los proyectos incluyendo: título, estudiantes, estado, evaluadores, fechas y calificaciones.</w:t>
+        <w:t>💡  Use el reporte de discrepancias antes de finalizar un proyecto para identificar evaluaciones que requieran revisión o promediado cuidadoso.</w:t>
       </w:r>
     </w:p>
     <w:p>
@@ -3347,26 +4886,351 @@
         <w:rPr>
           <w:color w:val="C05A12"/>
         </w:rPr>
-        <w:t>19. Preguntas frecuentes</w:t>
-      </w:r>
-    </w:p>
+        <w:t>22. GioBot – Asistente con Inteligencia Artificial</w:t>
+      </w:r>
+    </w:p>
+    <w:p>
+      <w:pPr/>
+      <w:r>
+        <w:t>GioBot es el asistente inteligente integrado en SisTesis. Está disponible para administradores y evaluadores. Utiliza inteligencia artificial (Claude de Anthropic) para responder preguntas sobre proyectos, evaluar contextos y generar alertas proactivas sobre el estado de las evaluaciones.</w:t>
+      </w:r>
+    </w:p>
+    <w:p/>
     <w:p>
       <w:pPr>
         <w:pStyle w:val="Heading2"/>
       </w:pPr>
       <w:r>
+        <w:t>Cómo acceder a GioBot</w:t>
+      </w:r>
+    </w:p>
+    <w:p>
+      <w:pPr/>
+      <w:r>
+        <w:t>El botón de GioBot aparece como un ícono flotante en la esquina inferior derecha de la pantalla (ícono de robot). Haga clic para abrir el panel de conversación.</w:t>
+      </w:r>
+    </w:p>
+    <w:p/>
+    <w:p>
+      <w:pPr>
+        <w:pStyle w:val="Heading2"/>
+      </w:pPr>
+      <w:r>
+        <w:t>Funcionalidades de GioBot</w:t>
+      </w:r>
+    </w:p>
+    <w:tbl>
+      <w:tblPr>
+        <w:tblStyle w:val="TableGrid"/>
+        <w:tblW w:type="auto" w:w="0"/>
+        <w:tblLook w:firstColumn="1" w:firstRow="1" w:lastColumn="0" w:lastRow="0" w:noHBand="0" w:noVBand="1" w:val="04A0"/>
+      </w:tblPr>
+      <w:tblGrid>
+        <w:gridCol w:w="4680"/>
+        <w:gridCol w:w="4680"/>
+      </w:tblGrid>
+      <w:tr>
+        <w:tc>
+          <w:tcPr>
+            <w:tcW w:type="dxa" w:w="4680"/>
+          </w:tcPr>
+          <w:p>
+            <w:r>
+              <w:rPr>
+                <w:b/>
+              </w:rPr>
+              <w:t>Función</w:t>
+            </w:r>
+          </w:p>
+        </w:tc>
+        <w:tc>
+          <w:tcPr>
+            <w:tcW w:type="dxa" w:w="4680"/>
+          </w:tcPr>
+          <w:p>
+            <w:r>
+              <w:rPr>
+                <w:b/>
+              </w:rPr>
+              <w:t>Descripción</w:t>
+            </w:r>
+          </w:p>
+        </w:tc>
+      </w:tr>
+      <w:tr>
+        <w:tc>
+          <w:tcPr>
+            <w:tcW w:type="dxa" w:w="4680"/>
+          </w:tcPr>
+          <w:p>
+            <w:r>
+              <w:t>Consulta sobre tesis específica</w:t>
+            </w:r>
+          </w:p>
+        </w:tc>
+        <w:tc>
+          <w:tcPr>
+            <w:tcW w:type="dxa" w:w="4680"/>
+          </w:tcPr>
+          <w:p>
+            <w:r>
+              <w:t>Si está en el detalle de un proyecto, GioBot tiene acceso a todos sus datos (título, estudiantes, evaluadores, calificaciones, archivos) para responder preguntas precisas.</w:t>
+            </w:r>
+          </w:p>
+        </w:tc>
+      </w:tr>
+      <w:tr>
+        <w:tc>
+          <w:tcPr>
+            <w:tcW w:type="dxa" w:w="4680"/>
+          </w:tcPr>
+          <w:p>
+            <w:r>
+              <w:t>Consulta sobre lista de tesis</w:t>
+            </w:r>
+          </w:p>
+        </w:tc>
+        <w:tc>
+          <w:tcPr>
+            <w:tcW w:type="dxa" w:w="4680"/>
+          </w:tcPr>
+          <w:p>
+            <w:r>
+              <w:t>Si está en la vista de lista, GioBot puede responder preguntas sobre el conjunto de proyectos: estados, pendientes, vencimientos.</w:t>
+            </w:r>
+          </w:p>
+        </w:tc>
+      </w:tr>
+      <w:tr>
+        <w:tc>
+          <w:tcPr>
+            <w:tcW w:type="dxa" w:w="4680"/>
+          </w:tcPr>
+          <w:p>
+            <w:r>
+              <w:t>Consulta sobre el sistema</w:t>
+            </w:r>
+          </w:p>
+        </w:tc>
+        <w:tc>
+          <w:tcPr>
+            <w:tcW w:type="dxa" w:w="4680"/>
+          </w:tcPr>
+          <w:p>
+            <w:r>
+              <w:t>Puede preguntar sobre configuraciones, flujos de trabajo, procedimientos y funcionalidades del sistema.</w:t>
+            </w:r>
+          </w:p>
+        </w:tc>
+      </w:tr>
+      <w:tr>
+        <w:tc>
+          <w:tcPr>
+            <w:tcW w:type="dxa" w:w="4680"/>
+          </w:tcPr>
+          <w:p>
+            <w:r>
+              <w:t>Alertas proactivas</w:t>
+            </w:r>
+          </w:p>
+        </w:tc>
+        <w:tc>
+          <w:tcPr>
+            <w:tcW w:type="dxa" w:w="4680"/>
+          </w:tcPr>
+          <w:p>
+            <w:r>
+              <w:t>GioBot revisa automáticamente cada 3 minutos si hay evaluaciones próximas a vencer o situaciones que requieren atención. Las alertas aparecen como una notificación roja en el botón flotante.</w:t>
+            </w:r>
+          </w:p>
+        </w:tc>
+      </w:tr>
+      <w:tr>
+        <w:tc>
+          <w:tcPr>
+            <w:tcW w:type="dxa" w:w="4680"/>
+          </w:tcPr>
+          <w:p>
+            <w:r>
+              <w:t>Lectura de documentos</w:t>
+            </w:r>
+          </w:p>
+        </w:tc>
+        <w:tc>
+          <w:tcPr>
+            <w:tcW w:type="dxa" w:w="4680"/>
+          </w:tcPr>
+          <w:p>
+            <w:r>
+              <w:t>Para proyectos individuales, GioBot puede leer el contenido de los documentos PDF/DOCX subidos por el estudiante y responder preguntas sobre su contenido.</w:t>
+            </w:r>
+          </w:p>
+        </w:tc>
+      </w:tr>
+    </w:tbl>
+    <w:p/>
+    <w:p>
+      <w:pPr>
+        <w:pStyle w:val="Heading2"/>
+      </w:pPr>
+      <w:r>
+        <w:t>Cómo usar GioBot</w:t>
+      </w:r>
+    </w:p>
+    <w:p>
+      <w:pPr>
+        <w:pStyle w:val="ListNumber"/>
+      </w:pPr>
+      <w:r>
+        <w:t>Haga clic en el botón flotante de GioBot (esquina inferior derecha).</w:t>
+      </w:r>
+    </w:p>
+    <w:p>
+      <w:pPr>
+        <w:pStyle w:val="ListNumber"/>
+      </w:pPr>
+      <w:r>
+        <w:t>Si hay alertas nuevas, aparecerán automáticamente al abrir el chat. Un número rojo indica la cantidad de alertas pendientes de leer.</w:t>
+      </w:r>
+    </w:p>
+    <w:p>
+      <w:pPr>
+        <w:pStyle w:val="ListNumber"/>
+      </w:pPr>
+      <w:r>
+        <w:t>Escriba su pregunta en el campo de texto y presione Enter o el botón Enviar.</w:t>
+      </w:r>
+    </w:p>
+    <w:p>
+      <w:pPr>
+        <w:pStyle w:val="ListNumber"/>
+      </w:pPr>
+      <w:r>
+        <w:t>GioBot responderá con información basada en el contexto de la página actual y los datos del sistema.</w:t>
+      </w:r>
+    </w:p>
+    <w:p>
+      <w:pPr>
+        <w:pStyle w:val="ListNumber"/>
+      </w:pPr>
+      <w:r>
+        <w:t>Puede hacer preguntas de seguimiento; GioBot mantiene el contexto de la conversación durante su sesión.</w:t>
+      </w:r>
+    </w:p>
+    <w:p>
+      <w:pPr>
+        <w:pStyle w:val="ListNumber"/>
+      </w:pPr>
+      <w:r>
+        <w:t>Use el botón "Limpiar" para iniciar una nueva conversación.</w:t>
+      </w:r>
+    </w:p>
+    <w:p/>
+    <w:p>
+      <w:pPr>
+        <w:pStyle w:val="Heading2"/>
+      </w:pPr>
+      <w:r>
+        <w:t>Ejemplos de preguntas útiles</w:t>
+      </w:r>
+    </w:p>
+    <w:p>
+      <w:pPr>
+        <w:pStyle w:val="ListBullet"/>
+      </w:pPr>
+      <w:r>
+        <w:t>«¿Cuántas evaluaciones están vencidas esta semana?»</w:t>
+      </w:r>
+    </w:p>
+    <w:p>
+      <w:pPr>
+        <w:pStyle w:val="ListBullet"/>
+      </w:pPr>
+      <w:r>
+        <w:t>«¿Cuál es el estado actual de la tesis de Juan David Martínez?»</w:t>
+      </w:r>
+    </w:p>
+    <w:p>
+      <w:pPr>
+        <w:pStyle w:val="ListBullet"/>
+      </w:pPr>
+      <w:r>
+        <w:t>«Resume los comentarios de los evaluadores de este proyecto.»</w:t>
+      </w:r>
+    </w:p>
+    <w:p>
+      <w:pPr>
+        <w:pStyle w:val="ListBullet"/>
+      </w:pPr>
+      <w:r>
+        <w:t>«¿Qué evaluadores tienen más de 3 proyectos pendientes?»</w:t>
+      </w:r>
+    </w:p>
+    <w:p>
+      <w:pPr>
+        <w:pStyle w:val="ListBullet"/>
+      </w:pPr>
+      <w:r>
+        <w:t>«¿Hay discrepancias significativas entre evaluadores en los proyectos activos?»</w:t>
+      </w:r>
+    </w:p>
+    <w:p>
+      <w:pPr>
+        <w:pStyle w:val="ListBullet"/>
+      </w:pPr>
+      <w:r>
+        <w:t>«¿De qué trata el documento de tesis que acaban de enviar?»</w:t>
+      </w:r>
+    </w:p>
+    <w:p/>
+    <w:p>
+      <w:pPr/>
+      <w:r>
         <w:rPr>
-          <w:color w:val="333333"/>
+          <w:i/>
+          <w:color w:val="333399"/>
         </w:rPr>
+        <w:t>ℹ️  GioBot solo está disponible para administradores y evaluadores. Los estudiantes no tienen acceso a este asistente.</w:t>
+      </w:r>
+    </w:p>
+    <w:p>
+      <w:pPr/>
+      <w:r>
+        <w:rPr>
+          <w:i/>
+          <w:color w:val="333399"/>
+        </w:rPr>
+        <w:t>⚠️  GioBot requiere conexión con el servicio de IA externo (Anthropic). Si aparece el mensaje 'GioBot no está configurado', contacte al superadministrador para que configure la clave de API.</w:t>
+      </w:r>
+    </w:p>
+    <w:p>
+      <w:r>
+        <w:br w:type="page"/>
+      </w:r>
+    </w:p>
+    <w:p>
+      <w:pPr>
+        <w:pStyle w:val="Heading1"/>
+      </w:pPr>
+      <w:r>
+        <w:rPr>
+          <w:color w:val="C05A12"/>
+        </w:rPr>
+        <w:t>23. Preguntas frecuentes</w:t>
+      </w:r>
+    </w:p>
+    <w:p>
+      <w:pPr>
+        <w:pStyle w:val="Heading2"/>
+      </w:pPr>
+      <w:r>
         <w:t>¿Puedo gestionar proyectos de cualquier programa?</w:t>
       </w:r>
     </w:p>
     <w:p>
-      <w:r>
-        <w:rPr>
-          <w:b w:val="0"/>
-        </w:rPr>
-        <w:t>No. Solo puede gestionar proyectos de los programas que le fueron asignados por el superadministrador.</w:t>
+      <w:pPr/>
+      <w:r>
+        <w:t>No. Solo puede gestionar proyectos de los programas que le fueron asignados por el superadministrador. Comuníquese con el superadmin para solicitar acceso a programas adicionales.</w:t>
       </w:r>
     </w:p>
     <w:p>
@@ -3374,18 +5238,13 @@
         <w:pStyle w:val="Heading2"/>
       </w:pPr>
       <w:r>
-        <w:rPr>
-          <w:color w:val="333333"/>
-        </w:rPr>
         <w:t>¿Cómo reenvío una notificación fallida?</w:t>
       </w:r>
     </w:p>
     <w:p>
-      <w:r>
-        <w:rPr>
-          <w:b w:val="0"/>
-        </w:rPr>
-        <w:t>Vaya a Notificaciones, filtre por "Fallidas" y haga clic en "Reenviar" junto a la notificación que desea reintentar.</w:t>
+      <w:pPr/>
+      <w:r>
+        <w:t>Vaya a Notificaciones, filtre por 'Fallidas' y haga clic en 'Reenviar' junto a la notificación que desea reintentar. Verifique también la configuración SMTP si los errores son frecuentes.</w:t>
       </w:r>
     </w:p>
     <w:p>
@@ -3393,18 +5252,13 @@
         <w:pStyle w:val="Heading2"/>
       </w:pPr>
       <w:r>
-        <w:rPr>
-          <w:color w:val="333333"/>
-        </w:rPr>
         <w:t>¿Puedo cambiar la nota final manualmente?</w:t>
       </w:r>
     </w:p>
     <w:p>
-      <w:r>
-        <w:rPr>
-          <w:b w:val="0"/>
-        </w:rPr>
-        <w:t>Sí. En el detalle del proyecto, sección de calificaciones, existe un campo para sobrescribir la nota final ponderada. Use esta función con precaución.</w:t>
+      <w:pPr/>
+      <w:r>
+        <w:t>Sí. En el detalle del proyecto, sección de calificaciones, existe un campo para sobrescribir la nota final ponderada. Use esta opción solo en casos excepcionales como corrección de errores de captura.</w:t>
       </w:r>
     </w:p>
     <w:p>
@@ -3412,18 +5266,13 @@
         <w:pStyle w:val="Heading2"/>
       </w:pPr>
       <w:r>
-        <w:rPr>
-          <w:color w:val="333333"/>
-        </w:rPr>
         <w:t>¿Qué pasa si un evaluador no responde?</w:t>
       </w:r>
     </w:p>
     <w:p>
-      <w:r>
-        <w:rPr>
-          <w:b w:val="0"/>
-        </w:rPr>
-        <w:t>Puede reemplazar al evaluador desde el detalle del proyecto. El nuevo evaluador recibirá la notificación y podrá evaluar en su lugar.</w:t>
+      <w:pPr/>
+      <w:r>
+        <w:t>Puede reemplazarlo desde el detalle del proyecto usando el botón 'Reemplazar evaluador'. El nuevo evaluador recibirá la notificación y podrá comenzar la evaluación. El evaluador anterior recibirá aviso de retiro.</w:t>
       </w:r>
     </w:p>
     <w:p>
@@ -3431,42 +5280,62 @@
         <w:pStyle w:val="Heading2"/>
       </w:pPr>
       <w:r>
-        <w:rPr>
-          <w:color w:val="333333"/>
-        </w:rPr>
-        <w:t>Flujo completo de un proyecto</w:t>
-      </w:r>
-    </w:p>
-    <w:p>
-      <w:r>
-        <w:rPr>
-          <w:b w:val="0"/>
-        </w:rPr>
-        <w:t>A continuación se describe el flujo completo de estados de un proyecto de grado:</w:t>
+        <w:t>¿Cómo funciona la asignación ciega?</w:t>
+      </w:r>
+    </w:p>
+    <w:p>
+      <w:pPr/>
+      <w:r>
+        <w:t>Cuando activa la 'Asignación ciega', los nombres de los evaluadores no son visibles para los estudiantes en su timeline. Los evaluadores sí pueden ver los datos del proyecto y los estudiantes.</w:t>
+      </w:r>
+    </w:p>
+    <w:p>
+      <w:pPr>
+        <w:pStyle w:val="Heading2"/>
+      </w:pPr>
+      <w:r>
+        <w:t>¿Puedo tener múltiples configuraciones SMTP?</w:t>
+      </w:r>
+    </w:p>
+    <w:p>
+      <w:pPr/>
+      <w:r>
+        <w:t>Sí. Puede crear varias configuraciones SMTP y marcar una como predeterminada. El sistema usará la configuración marcada como predeterminada para todos los envíos automáticos.</w:t>
+      </w:r>
+    </w:p>
+    <w:p>
+      <w:pPr>
+        <w:pStyle w:val="Heading2"/>
+      </w:pPr>
+      <w:r>
+        <w:t>Flujo completo de un proyecto de grado</w:t>
+      </w:r>
+    </w:p>
+    <w:p>
+      <w:pPr/>
+      <w:r>
+        <w:t>A continuación el flujo estándar de estados:</w:t>
       </w:r>
     </w:p>
     <w:p>
       <w:pPr>
         <w:pStyle w:val="ListNumber"/>
-        <w:ind w:left="720"/>
-      </w:pPr>
-      <w:r>
-        <w:t>Borrador → Estudiante crea y guarda el proyecto.</w:t>
+      </w:pPr>
+      <w:r>
+        <w:t>Borrador → El estudiante crea y guarda el proyecto.</w:t>
       </w:r>
     </w:p>
     <w:p>
       <w:pPr>
         <w:pStyle w:val="ListNumber"/>
-        <w:ind w:left="720"/>
-      </w:pPr>
-      <w:r>
-        <w:t>Enviado → Estudiante envía a evaluación.</w:t>
+      </w:pPr>
+      <w:r>
+        <w:t>Enviado → El estudiante envía a evaluación.</w:t>
       </w:r>
     </w:p>
     <w:p>
       <w:pPr>
         <w:pStyle w:val="ListNumber"/>
-        <w:ind w:left="720"/>
       </w:pPr>
       <w:r>
         <w:t>Revisión administrativa → Usted revisa la documentación.</w:t>
@@ -3475,43 +5344,38 @@
     <w:p>
       <w:pPr>
         <w:pStyle w:val="ListNumber"/>
-        <w:ind w:left="720"/>
-      </w:pPr>
-      <w:r>
-        <w:t>Evaluadores asignados → Usted asigna 2 evaluadores.</w:t>
+      </w:pPr>
+      <w:r>
+        <w:t>Evaluadores asignados → Usted asigna evaluadores con fecha límite.</w:t>
       </w:r>
     </w:p>
     <w:p>
       <w:pPr>
         <w:pStyle w:val="ListNumber"/>
-        <w:ind w:left="720"/>
-      </w:pPr>
-      <w:r>
-        <w:t>En evaluación académica → Evaluadores trabajan en la revisión.</w:t>
+      </w:pPr>
+      <w:r>
+        <w:t>En evaluación académica → Los evaluadores revisan el documento.</w:t>
       </w:r>
     </w:p>
     <w:p>
       <w:pPr>
         <w:pStyle w:val="ListNumber"/>
-        <w:ind w:left="720"/>
-      </w:pPr>
-      <w:r>
-        <w:t>Concepto emitido → Evaluadores envían calificaciones.</w:t>
+      </w:pPr>
+      <w:r>
+        <w:t>Concepto emitido → Los evaluadores envían calificaciones.</w:t>
       </w:r>
     </w:p>
     <w:p>
       <w:pPr>
         <w:pStyle w:val="ListNumber"/>
-        <w:ind w:left="720"/>
-      </w:pPr>
-      <w:r>
-        <w:t>Correcciones solicitadas → (Si aplica) Estudiante corrige y reenvía.</w:t>
+      </w:pPr>
+      <w:r>
+        <w:t>Correcciones solicitadas → (Si aplica) El estudiante corrige y reenvía.</w:t>
       </w:r>
     </w:p>
     <w:p>
       <w:pPr>
         <w:pStyle w:val="ListNumber"/>
-        <w:ind w:left="720"/>
       </w:pPr>
       <w:r>
         <w:t>Aprobada para sustentación → Evaluaciones satisfactorias.</w:t>
@@ -3520,7 +5384,6 @@
     <w:p>
       <w:pPr>
         <w:pStyle w:val="ListNumber"/>
-        <w:ind w:left="720"/>
       </w:pPr>
       <w:r>
         <w:t>Sustentación programada → Usted agenda la fecha de defensa.</w:t>
@@ -3529,16 +5392,14 @@
     <w:p>
       <w:pPr>
         <w:pStyle w:val="ListNumber"/>
-        <w:ind w:left="720"/>
-      </w:pPr>
-      <w:r>
-        <w:t>Sustentación evaluada → Evaluadores califican la presentación.</w:t>
+      </w:pPr>
+      <w:r>
+        <w:t>Sustentación evaluada → Los evaluadores califican la presentación oral.</w:t>
       </w:r>
     </w:p>
     <w:p>
       <w:pPr>
         <w:pStyle w:val="ListNumber"/>
-        <w:ind w:left="720"/>
       </w:pPr>
       <w:r>
         <w:t>Acta firmada → Todas las firmas digitales recolectadas.</w:t>
@@ -3547,20 +5408,12 @@
     <w:p>
       <w:pPr>
         <w:pStyle w:val="ListNumber"/>
-        <w:ind w:left="720"/>
-      </w:pPr>
-      <w:r>
-        <w:t>Finalizado → Proyecto de grado completado.</w:t>
-      </w:r>
-    </w:p>
-    <w:sectPr>
-      <w:headerReference w:type="default" r:id="rId9"/>
-      <w:footerReference w:type="default" r:id="rId10"/>
-      <w:pgSz w:w="12240" w:h="15840"/>
-      <w:pgMar w:top="1417" w:right="1417" w:bottom="1417" w:left="1417" w:header="720" w:footer="720" w:gutter="0"/>
-      <w:cols w:space="720"/>
-      <w:docGrid w:linePitch="360"/>
-    </w:sectPr>
+      </w:pPr>
+      <w:r>
+        <w:t>Finalizado → Proyecto de grado completado exitosamente.</w:t>
+      </w:r>
+    </w:p>
+    <w:sectPr/>
   </w:body>
 </w:document>
 </file>
